--- a/labs/lab06/report/net-os-admin--lab06--report.docx
+++ b/labs/lab06/report/net-os-admin--lab06--report.docx
@@ -70,7 +70,7 @@
       </w:r>
     </w:p>
     <w:bookmarkEnd w:id="20"/>
-    <w:bookmarkStart w:id="106" w:name="выполнение-лабораторной-работы"/>
+    <w:bookmarkStart w:id="126" w:name="выполнение-лабораторной-работы"/>
     <w:p>
       <w:pPr>
         <w:pStyle w:val="Heading1"/>
@@ -79,7 +79,7 @@
         <w:t xml:space="preserve">2. Выполнение лабораторной работы</w:t>
       </w:r>
     </w:p>
-    <w:bookmarkStart w:id="49" w:name="установка-mariadb"/>
+    <w:bookmarkStart w:id="56" w:name="установка-mariadb"/>
     <w:p>
       <w:pPr>
         <w:pStyle w:val="Heading2"/>
@@ -155,97 +155,77 @@
       <w:r>
         <w:t xml:space="preserve">(</w:t>
       </w:r>
-      <w:hyperlink w:anchor="fig-1">
+      <w:r>
+        <w:rPr>
+          <w:b/>
+          <w:bCs/>
+        </w:rPr>
+        <w:t xml:space="preserve">?@fig-1</w:t>
+      </w:r>
+      <w:r>
+        <w:t xml:space="preserve">). В процессе установки были автоматически подключены зависимости и выполнена загрузка необходимых компонентов.</w:t>
+      </w:r>
+    </w:p>
+    <w:p>
+      <w:pPr>
+        <w:pStyle w:val="BodyText"/>
+      </w:pPr>
+      <w:bookmarkStart w:id="24" w:name="fig-1"/>
+      <w:r>
+        <w:drawing>
+          <wp:inline>
+            <wp:extent cx="3733800" cy="2114998"/>
+            <wp:effectExtent b="0" l="0" r="0" t="0"/>
+            <wp:docPr descr="Установка пакетов mariadb и mariadb-server с помощью dnf" title="" id="22" name="Picture"/>
+            <a:graphic>
+              <a:graphicData uri="http://schemas.openxmlformats.org/drawingml/2006/picture">
+                <pic:pic>
+                  <pic:nvPicPr>
+                    <pic:cNvPr descr="image/1.png" id="23" name="Picture"/>
+                    <pic:cNvPicPr>
+                      <a:picLocks noChangeArrowheads="1" noChangeAspect="1"/>
+                    </pic:cNvPicPr>
+                  </pic:nvPicPr>
+                  <pic:blipFill>
+                    <a:blip r:embed="rId21"/>
+                    <a:stretch>
+                      <a:fillRect/>
+                    </a:stretch>
+                  </pic:blipFill>
+                  <pic:spPr bwMode="auto">
+                    <a:xfrm>
+                      <a:off x="0" y="0"/>
+                      <a:ext cx="3733800" cy="2114998"/>
+                    </a:xfrm>
+                    <a:prstGeom prst="rect">
+                      <a:avLst/>
+                    </a:prstGeom>
+                    <a:noFill/>
+                    <a:ln w="9525">
+                      <a:noFill/>
+                      <a:headEnd/>
+                      <a:tailEnd/>
+                    </a:ln>
+                  </pic:spPr>
+                </pic:pic>
+              </a:graphicData>
+            </a:graphic>
+          </wp:inline>
+        </w:drawing>
+      </w:r>
+      <w:bookmarkEnd w:id="24"/>
+      <w:r>
+        <w:t xml:space="preserve"> </w:t>
+      </w:r>
+      <w:hyperlink r:id="rId25">
         <w:r>
           <w:rPr>
             <w:rStyle w:val="Hyperlink"/>
           </w:rPr>
-          <w:t xml:space="preserve">рис. 1</w:t>
+          <w:t xml:space="preserve">Нажмите здесь, чтобы открыть ссылку.</w:t>
         </w:r>
       </w:hyperlink>
-      <w:r>
-        <w:t xml:space="preserve">). В процессе установки были автоматически подключены зависимости и выполнена загрузка необходимых компонентов.</w:t>
-      </w:r>
-    </w:p>
-    <w:tbl>
-      <w:tblPr>
-        <w:tblStyle w:val="Table"/>
-        <w:tblW w:type="pct" w:w="5000"/>
-        <w:tblLayout w:type="fixed"/>
-        <w:tblLook w:firstRow="0" w:lastRow="0" w:firstColumn="0" w:lastColumn="0" w:noHBand="0" w:noVBand="0" w:val="0000"/>
-      </w:tblPr>
-      <w:tblGrid>
-        <w:gridCol w:w="7920"/>
-      </w:tblGrid>
-      <w:tr>
-        <w:tc>
-          <w:tcPr/>
-          <w:bookmarkStart w:id="24" w:name="fig-1"/>
-          <w:p>
-            <w:pPr>
-              <w:pStyle w:val="Compact"/>
-              <w:jc w:val="center"/>
-            </w:pPr>
-            <w:r>
-              <w:drawing>
-                <wp:inline>
-                  <wp:extent cx="3733800" cy="2114998"/>
-                  <wp:effectExtent b="0" l="0" r="0" t="0"/>
-                  <wp:docPr descr="" title="" id="22" name="Picture"/>
-                  <a:graphic>
-                    <a:graphicData uri="http://schemas.openxmlformats.org/drawingml/2006/picture">
-                      <pic:pic>
-                        <pic:nvPicPr>
-                          <pic:cNvPr descr="image/1.png" id="23" name="Picture"/>
-                          <pic:cNvPicPr>
-                            <a:picLocks noChangeArrowheads="1" noChangeAspect="1"/>
-                          </pic:cNvPicPr>
-                        </pic:nvPicPr>
-                        <pic:blipFill>
-                          <a:blip r:embed="rId21"/>
-                          <a:stretch>
-                            <a:fillRect/>
-                          </a:stretch>
-                        </pic:blipFill>
-                        <pic:spPr bwMode="auto">
-                          <a:xfrm>
-                            <a:off x="0" y="0"/>
-                            <a:ext cx="3733800" cy="2114998"/>
-                          </a:xfrm>
-                          <a:prstGeom prst="rect">
-                            <a:avLst/>
-                          </a:prstGeom>
-                          <a:noFill/>
-                          <a:ln w="9525">
-                            <a:noFill/>
-                            <a:headEnd/>
-                            <a:tailEnd/>
-                          </a:ln>
-                        </pic:spPr>
-                      </pic:pic>
-                    </a:graphicData>
-                  </a:graphic>
-                </wp:inline>
-              </w:drawing>
-            </w:r>
-          </w:p>
-          <w:p>
-            <w:pPr>
-              <w:jc w:val="center"/>
-            </w:pPr>
-            <w:pPr>
-              <w:jc w:val="start"/>
-              <w:spacing w:before="200"/>
-              <w:pStyle w:val="ImageCaption"/>
-            </w:pPr>
-            <w:r>
-              <w:t xml:space="preserve">Рисунок 1: Установка пакетов mariadb и mariadb-server с помощью dnf</w:t>
-            </w:r>
-          </w:p>
-          <w:bookmarkEnd w:id="24"/>
-        </w:tc>
-      </w:tr>
-    </w:tbl>
+    </w:p>
     <w:p>
       <w:pPr>
         <w:pStyle w:val="BodyText"/>
@@ -298,97 +278,77 @@
       <w:r>
         <w:t xml:space="preserve">(</w:t>
       </w:r>
-      <w:hyperlink w:anchor="fig-2">
+      <w:r>
+        <w:rPr>
+          <w:b/>
+          <w:bCs/>
+        </w:rPr>
+        <w:t xml:space="preserve">?@fig-2</w:t>
+      </w:r>
+      <w:r>
+        <w:t xml:space="preserve">). Созданы символические ссылки в каталогах systemd, что подтверждает успешную регистрацию службы.</w:t>
+      </w:r>
+    </w:p>
+    <w:p>
+      <w:pPr>
+        <w:pStyle w:val="BodyText"/>
+      </w:pPr>
+      <w:bookmarkStart w:id="29" w:name="fig-2"/>
+      <w:r>
+        <w:drawing>
+          <wp:inline>
+            <wp:extent cx="3733800" cy="1729845"/>
+            <wp:effectExtent b="0" l="0" r="0" t="0"/>
+            <wp:docPr descr="Запуск и включение службы mariadb через systemctl" title="" id="27" name="Picture"/>
+            <a:graphic>
+              <a:graphicData uri="http://schemas.openxmlformats.org/drawingml/2006/picture">
+                <pic:pic>
+                  <pic:nvPicPr>
+                    <pic:cNvPr descr="image/2.png" id="28" name="Picture"/>
+                    <pic:cNvPicPr>
+                      <a:picLocks noChangeArrowheads="1" noChangeAspect="1"/>
+                    </pic:cNvPicPr>
+                  </pic:nvPicPr>
+                  <pic:blipFill>
+                    <a:blip r:embed="rId26"/>
+                    <a:stretch>
+                      <a:fillRect/>
+                    </a:stretch>
+                  </pic:blipFill>
+                  <pic:spPr bwMode="auto">
+                    <a:xfrm>
+                      <a:off x="0" y="0"/>
+                      <a:ext cx="3733800" cy="1729845"/>
+                    </a:xfrm>
+                    <a:prstGeom prst="rect">
+                      <a:avLst/>
+                    </a:prstGeom>
+                    <a:noFill/>
+                    <a:ln w="9525">
+                      <a:noFill/>
+                      <a:headEnd/>
+                      <a:tailEnd/>
+                    </a:ln>
+                  </pic:spPr>
+                </pic:pic>
+              </a:graphicData>
+            </a:graphic>
+          </wp:inline>
+        </w:drawing>
+      </w:r>
+      <w:bookmarkEnd w:id="29"/>
+      <w:r>
+        <w:t xml:space="preserve"> </w:t>
+      </w:r>
+      <w:hyperlink r:id="rId30">
         <w:r>
           <w:rPr>
             <w:rStyle w:val="Hyperlink"/>
           </w:rPr>
-          <w:t xml:space="preserve">рис. 3</w:t>
+          <w:t xml:space="preserve">Нажмите здесь, чтобы открыть ссылку.</w:t>
         </w:r>
       </w:hyperlink>
-      <w:r>
-        <w:t xml:space="preserve">). Созданы символические ссылки в каталогах systemd, что подтверждает успешную регистрацию службы.</w:t>
-      </w:r>
-    </w:p>
-    <w:tbl>
-      <w:tblPr>
-        <w:tblStyle w:val="Table"/>
-        <w:tblW w:type="pct" w:w="5000"/>
-        <w:tblLayout w:type="fixed"/>
-        <w:tblLook w:firstRow="0" w:lastRow="0" w:firstColumn="0" w:lastColumn="0" w:noHBand="0" w:noVBand="0" w:val="0000"/>
-      </w:tblPr>
-      <w:tblGrid>
-        <w:gridCol w:w="7920"/>
-      </w:tblGrid>
-      <w:tr>
-        <w:tc>
-          <w:tcPr/>
-          <w:bookmarkStart w:id="28" w:name="fig-2"/>
-          <w:p>
-            <w:pPr>
-              <w:pStyle w:val="Compact"/>
-              <w:jc w:val="center"/>
-            </w:pPr>
-            <w:r>
-              <w:drawing>
-                <wp:inline>
-                  <wp:extent cx="3733800" cy="1729845"/>
-                  <wp:effectExtent b="0" l="0" r="0" t="0"/>
-                  <wp:docPr descr="" title="" id="26" name="Picture"/>
-                  <a:graphic>
-                    <a:graphicData uri="http://schemas.openxmlformats.org/drawingml/2006/picture">
-                      <pic:pic>
-                        <pic:nvPicPr>
-                          <pic:cNvPr descr="image/2.png" id="27" name="Picture"/>
-                          <pic:cNvPicPr>
-                            <a:picLocks noChangeArrowheads="1" noChangeAspect="1"/>
-                          </pic:cNvPicPr>
-                        </pic:nvPicPr>
-                        <pic:blipFill>
-                          <a:blip r:embed="rId25"/>
-                          <a:stretch>
-                            <a:fillRect/>
-                          </a:stretch>
-                        </pic:blipFill>
-                        <pic:spPr bwMode="auto">
-                          <a:xfrm>
-                            <a:off x="0" y="0"/>
-                            <a:ext cx="3733800" cy="1729845"/>
-                          </a:xfrm>
-                          <a:prstGeom prst="rect">
-                            <a:avLst/>
-                          </a:prstGeom>
-                          <a:noFill/>
-                          <a:ln w="9525">
-                            <a:noFill/>
-                            <a:headEnd/>
-                            <a:tailEnd/>
-                          </a:ln>
-                        </pic:spPr>
-                      </pic:pic>
-                    </a:graphicData>
-                  </a:graphic>
-                </wp:inline>
-              </w:drawing>
-            </w:r>
-          </w:p>
-          <w:p>
-            <w:pPr>
-              <w:jc w:val="center"/>
-            </w:pPr>
-            <w:pPr>
-              <w:jc w:val="start"/>
-              <w:spacing w:before="200"/>
-              <w:pStyle w:val="ImageCaption"/>
-            </w:pPr>
-            <w:r>
-              <w:t xml:space="preserve">Рисунок 2: Запуск и включение службы mariadb через systemctl</w:t>
-            </w:r>
-          </w:p>
-          <w:bookmarkEnd w:id="28"/>
-        </w:tc>
-      </w:tr>
-    </w:tbl>
+    </w:p>
     <w:p>
       <w:pPr>
         <w:pStyle w:val="BodyText"/>
@@ -426,109 +386,89 @@
       <w:r>
         <w:t xml:space="preserve">(</w:t>
       </w:r>
-      <w:hyperlink w:anchor="fig-2">
+      <w:r>
+        <w:rPr>
+          <w:b/>
+          <w:bCs/>
+        </w:rPr>
+        <w:t xml:space="preserve">?@fig-2</w:t>
+      </w:r>
+      <w:r>
+        <w:t xml:space="preserve">). В выводе отображён процесс</w:t>
+      </w:r>
+      <w:r>
+        <w:t xml:space="preserve"> </w:t>
+      </w:r>
+      <w:r>
+        <w:rPr>
+          <w:rStyle w:val="VerbatimChar"/>
+        </w:rPr>
+        <w:t xml:space="preserve">mariadb</w:t>
+      </w:r>
+      <w:r>
+        <w:t xml:space="preserve">, находящийся в состоянии LISTEN на порту 3306, что подтверждает корректный запуск сервера базы данных.</w:t>
+      </w:r>
+    </w:p>
+    <w:p>
+      <w:pPr>
+        <w:pStyle w:val="BodyText"/>
+      </w:pPr>
+      <w:bookmarkStart w:id="33" w:name="fig-2"/>
+      <w:r>
+        <w:drawing>
+          <wp:inline>
+            <wp:extent cx="3733800" cy="1729845"/>
+            <wp:effectExtent b="0" l="0" r="0" t="0"/>
+            <wp:docPr descr="Проверка прослушивания порта 3306 процессом mariadb" title="" id="31" name="Picture"/>
+            <a:graphic>
+              <a:graphicData uri="http://schemas.openxmlformats.org/drawingml/2006/picture">
+                <pic:pic>
+                  <pic:nvPicPr>
+                    <pic:cNvPr descr="image/2.png" id="32" name="Picture"/>
+                    <pic:cNvPicPr>
+                      <a:picLocks noChangeArrowheads="1" noChangeAspect="1"/>
+                    </pic:cNvPicPr>
+                  </pic:nvPicPr>
+                  <pic:blipFill>
+                    <a:blip r:embed="rId26"/>
+                    <a:stretch>
+                      <a:fillRect/>
+                    </a:stretch>
+                  </pic:blipFill>
+                  <pic:spPr bwMode="auto">
+                    <a:xfrm>
+                      <a:off x="0" y="0"/>
+                      <a:ext cx="3733800" cy="1729845"/>
+                    </a:xfrm>
+                    <a:prstGeom prst="rect">
+                      <a:avLst/>
+                    </a:prstGeom>
+                    <a:noFill/>
+                    <a:ln w="9525">
+                      <a:noFill/>
+                      <a:headEnd/>
+                      <a:tailEnd/>
+                    </a:ln>
+                  </pic:spPr>
+                </pic:pic>
+              </a:graphicData>
+            </a:graphic>
+          </wp:inline>
+        </w:drawing>
+      </w:r>
+      <w:bookmarkEnd w:id="33"/>
+      <w:r>
+        <w:t xml:space="preserve"> </w:t>
+      </w:r>
+      <w:hyperlink r:id="rId30">
         <w:r>
           <w:rPr>
             <w:rStyle w:val="Hyperlink"/>
           </w:rPr>
-          <w:t xml:space="preserve">рис. 3</w:t>
+          <w:t xml:space="preserve">Нажмите здесь, чтобы открыть ссылку.</w:t>
         </w:r>
       </w:hyperlink>
-      <w:r>
-        <w:t xml:space="preserve">). В выводе отображён процесс</w:t>
-      </w:r>
-      <w:r>
-        <w:t xml:space="preserve"> </w:t>
-      </w:r>
-      <w:r>
-        <w:rPr>
-          <w:rStyle w:val="VerbatimChar"/>
-        </w:rPr>
-        <w:t xml:space="preserve">mariadb</w:t>
-      </w:r>
-      <w:r>
-        <w:t xml:space="preserve">, находящийся в состоянии LISTEN на порту 3306, что подтверждает корректный запуск сервера базы данных.</w:t>
-      </w:r>
-    </w:p>
-    <w:tbl>
-      <w:tblPr>
-        <w:tblStyle w:val="Table"/>
-        <w:tblW w:type="pct" w:w="5000"/>
-        <w:tblLayout w:type="fixed"/>
-        <w:tblLook w:firstRow="0" w:lastRow="0" w:firstColumn="0" w:lastColumn="0" w:noHBand="0" w:noVBand="0" w:val="0000"/>
-      </w:tblPr>
-      <w:tblGrid>
-        <w:gridCol w:w="7920"/>
-      </w:tblGrid>
-      <w:tr>
-        <w:tc>
-          <w:tcPr/>
-          <w:bookmarkStart w:id="31" w:name="fig-2"/>
-          <w:p>
-            <w:pPr>
-              <w:pStyle w:val="Compact"/>
-              <w:jc w:val="center"/>
-            </w:pPr>
-            <w:r>
-              <w:drawing>
-                <wp:inline>
-                  <wp:extent cx="3733800" cy="1729845"/>
-                  <wp:effectExtent b="0" l="0" r="0" t="0"/>
-                  <wp:docPr descr="" title="" id="29" name="Picture"/>
-                  <a:graphic>
-                    <a:graphicData uri="http://schemas.openxmlformats.org/drawingml/2006/picture">
-                      <pic:pic>
-                        <pic:nvPicPr>
-                          <pic:cNvPr descr="image/2.png" id="30" name="Picture"/>
-                          <pic:cNvPicPr>
-                            <a:picLocks noChangeArrowheads="1" noChangeAspect="1"/>
-                          </pic:cNvPicPr>
-                        </pic:nvPicPr>
-                        <pic:blipFill>
-                          <a:blip r:embed="rId25"/>
-                          <a:stretch>
-                            <a:fillRect/>
-                          </a:stretch>
-                        </pic:blipFill>
-                        <pic:spPr bwMode="auto">
-                          <a:xfrm>
-                            <a:off x="0" y="0"/>
-                            <a:ext cx="3733800" cy="1729845"/>
-                          </a:xfrm>
-                          <a:prstGeom prst="rect">
-                            <a:avLst/>
-                          </a:prstGeom>
-                          <a:noFill/>
-                          <a:ln w="9525">
-                            <a:noFill/>
-                            <a:headEnd/>
-                            <a:tailEnd/>
-                          </a:ln>
-                        </pic:spPr>
-                      </pic:pic>
-                    </a:graphicData>
-                  </a:graphic>
-                </wp:inline>
-              </w:drawing>
-            </w:r>
-          </w:p>
-          <w:p>
-            <w:pPr>
-              <w:jc w:val="center"/>
-            </w:pPr>
-            <w:pPr>
-              <w:jc w:val="start"/>
-              <w:spacing w:before="200"/>
-              <w:pStyle w:val="ImageCaption"/>
-            </w:pPr>
-            <w:r>
-              <w:t xml:space="preserve">Рисунок 3: Проверка прослушивания порта 3306 процессом mariadb</w:t>
-            </w:r>
-          </w:p>
-          <w:bookmarkEnd w:id="31"/>
-        </w:tc>
-      </w:tr>
-    </w:tbl>
+    </w:p>
     <w:p>
       <w:pPr>
         <w:pStyle w:val="BodyText"/>
@@ -575,266 +515,201 @@
       <w:r>
         <w:t xml:space="preserve">СУБД, удалены анонимные пользователи (</w:t>
       </w:r>
-      <w:hyperlink w:anchor="fig-3">
+      <w:r>
+        <w:rPr>
+          <w:b/>
+          <w:bCs/>
+        </w:rPr>
+        <w:t xml:space="preserve">?@fig-3</w:t>
+      </w:r>
+      <w:r>
+        <w:t xml:space="preserve">), запрещён удалённый доступ для root и удалена тестовая база данных. После применения изменений произведена перезагрузка таблиц привилегий. (</w:t>
+      </w:r>
+      <w:r>
+        <w:rPr>
+          <w:b/>
+          <w:bCs/>
+        </w:rPr>
+        <w:t xml:space="preserve">?@fig-3-1</w:t>
+      </w:r>
+      <w:r>
+        <w:t xml:space="preserve">)</w:t>
+      </w:r>
+    </w:p>
+    <w:p>
+      <w:pPr>
+        <w:pStyle w:val="BodyText"/>
+      </w:pPr>
+      <w:bookmarkStart w:id="37" w:name="fig-3"/>
+      <w:r>
+        <w:drawing>
+          <wp:inline>
+            <wp:extent cx="3733800" cy="1109049"/>
+            <wp:effectExtent b="0" l="0" r="0" t="0"/>
+            <wp:docPr descr="Выполнение mysql_secure_installation и настройка параметров безопасности" title="" id="35" name="Picture"/>
+            <a:graphic>
+              <a:graphicData uri="http://schemas.openxmlformats.org/drawingml/2006/picture">
+                <pic:pic>
+                  <pic:nvPicPr>
+                    <pic:cNvPr descr="image/3.png" id="36" name="Picture"/>
+                    <pic:cNvPicPr>
+                      <a:picLocks noChangeArrowheads="1" noChangeAspect="1"/>
+                    </pic:cNvPicPr>
+                  </pic:nvPicPr>
+                  <pic:blipFill>
+                    <a:blip r:embed="rId34"/>
+                    <a:stretch>
+                      <a:fillRect/>
+                    </a:stretch>
+                  </pic:blipFill>
+                  <pic:spPr bwMode="auto">
+                    <a:xfrm>
+                      <a:off x="0" y="0"/>
+                      <a:ext cx="3733800" cy="1109049"/>
+                    </a:xfrm>
+                    <a:prstGeom prst="rect">
+                      <a:avLst/>
+                    </a:prstGeom>
+                    <a:noFill/>
+                    <a:ln w="9525">
+                      <a:noFill/>
+                      <a:headEnd/>
+                      <a:tailEnd/>
+                    </a:ln>
+                  </pic:spPr>
+                </pic:pic>
+              </a:graphicData>
+            </a:graphic>
+          </wp:inline>
+        </w:drawing>
+      </w:r>
+      <w:bookmarkEnd w:id="37"/>
+      <w:r>
+        <w:t xml:space="preserve"> </w:t>
+      </w:r>
+      <w:hyperlink r:id="rId38">
         <w:r>
           <w:rPr>
             <w:rStyle w:val="Hyperlink"/>
           </w:rPr>
-          <w:t xml:space="preserve">рис. 4</w:t>
+          <w:t xml:space="preserve">Нажмите здесь, чтобы открыть ссылку.</w:t>
         </w:r>
       </w:hyperlink>
-      <w:r>
-        <w:t xml:space="preserve">), запрещён удалённый доступ для root и удалена тестовая база данных. После применения изменений произведена перезагрузка таблиц привилегий. (</w:t>
-      </w:r>
-      <w:hyperlink w:anchor="fig-3-1">
+    </w:p>
+    <w:p>
+      <w:pPr>
+        <w:pStyle w:val="BodyText"/>
+      </w:pPr>
+      <w:bookmarkStart w:id="39" w:name="fig-3-1"/>
+      <w:r>
+        <w:t xml:space="preserve">Выполнение mysql_secure_installation и настройка параметров безопасности</w:t>
+      </w:r>
+      <w:bookmarkEnd w:id="39"/>
+      <w:r>
+        <w:t xml:space="preserve"> </w:t>
+      </w:r>
+      <w:hyperlink r:id="rId40">
         <w:r>
           <w:rPr>
             <w:rStyle w:val="Hyperlink"/>
           </w:rPr>
-          <w:t xml:space="preserve">рис. 5</w:t>
+          <w:t xml:space="preserve">Нажмите здесь, чтобы открыть ссылку.</w:t>
         </w:r>
       </w:hyperlink>
-      <w:r>
-        <w:t xml:space="preserve">)</w:t>
-      </w:r>
-    </w:p>
-    <w:tbl>
-      <w:tblPr>
-        <w:tblStyle w:val="Table"/>
-        <w:tblW w:type="pct" w:w="5000"/>
-        <w:tblLayout w:type="fixed"/>
-        <w:tblLook w:firstRow="0" w:lastRow="0" w:firstColumn="0" w:lastColumn="0" w:noHBand="0" w:noVBand="0" w:val="0000"/>
-      </w:tblPr>
-      <w:tblGrid>
-        <w:gridCol w:w="7920"/>
-      </w:tblGrid>
-      <w:tr>
-        <w:tc>
-          <w:tcPr/>
-          <w:bookmarkStart w:id="35" w:name="fig-3"/>
-          <w:p>
-            <w:pPr>
-              <w:pStyle w:val="Compact"/>
-              <w:jc w:val="center"/>
-            </w:pPr>
-            <w:r>
-              <w:drawing>
-                <wp:inline>
-                  <wp:extent cx="3733800" cy="1109049"/>
-                  <wp:effectExtent b="0" l="0" r="0" t="0"/>
-                  <wp:docPr descr="" title="" id="33" name="Picture"/>
-                  <a:graphic>
-                    <a:graphicData uri="http://schemas.openxmlformats.org/drawingml/2006/picture">
-                      <pic:pic>
-                        <pic:nvPicPr>
-                          <pic:cNvPr descr="image/3.png" id="34" name="Picture"/>
-                          <pic:cNvPicPr>
-                            <a:picLocks noChangeArrowheads="1" noChangeAspect="1"/>
-                          </pic:cNvPicPr>
-                        </pic:nvPicPr>
-                        <pic:blipFill>
-                          <a:blip r:embed="rId32"/>
-                          <a:stretch>
-                            <a:fillRect/>
-                          </a:stretch>
-                        </pic:blipFill>
-                        <pic:spPr bwMode="auto">
-                          <a:xfrm>
-                            <a:off x="0" y="0"/>
-                            <a:ext cx="3733800" cy="1109049"/>
-                          </a:xfrm>
-                          <a:prstGeom prst="rect">
-                            <a:avLst/>
-                          </a:prstGeom>
-                          <a:noFill/>
-                          <a:ln w="9525">
-                            <a:noFill/>
-                            <a:headEnd/>
-                            <a:tailEnd/>
-                          </a:ln>
-                        </pic:spPr>
-                      </pic:pic>
-                    </a:graphicData>
-                  </a:graphic>
-                </wp:inline>
-              </w:drawing>
-            </w:r>
-          </w:p>
-          <w:p>
-            <w:pPr>
-              <w:jc w:val="center"/>
-            </w:pPr>
-            <w:pPr>
-              <w:jc w:val="start"/>
-              <w:spacing w:before="200"/>
-              <w:pStyle w:val="ImageCaption"/>
-            </w:pPr>
-            <w:r>
-              <w:t xml:space="preserve">Рисунок 4: Выполнение mysql_secure_installation и настройка параметров безопасности</w:t>
-            </w:r>
-          </w:p>
-          <w:bookmarkEnd w:id="35"/>
-        </w:tc>
-      </w:tr>
-    </w:tbl>
+    </w:p>
     <w:p>
       <w:pPr>
         <w:pStyle w:val="BodyText"/>
       </w:pPr>
       <w:r>
-        <w:t xml:space="preserve"> </w:t>
-      </w:r>
-    </w:p>
-    <w:tbl>
-      <w:tblPr>
-        <w:tblStyle w:val="Table"/>
-        <w:tblW w:type="pct" w:w="5000"/>
-        <w:tblLayout w:type="fixed"/>
-        <w:tblLook w:firstRow="0" w:lastRow="0" w:firstColumn="0" w:lastColumn="0" w:noHBand="0" w:noVBand="0" w:val="0000"/>
-      </w:tblPr>
-      <w:tblGrid>
-        <w:gridCol w:w="7920"/>
-      </w:tblGrid>
-      <w:tr>
-        <w:tc>
-          <w:tcPr/>
-          <w:bookmarkStart w:id="36" w:name="fig-3-1"/>
-          <w:p>
-            <w:pPr>
-              <w:pStyle w:val="Compact"/>
-              <w:jc w:val="center"/>
-            </w:pPr>
-          </w:p>
-          <w:p>
-            <w:pPr>
-              <w:jc w:val="center"/>
-            </w:pPr>
-            <w:pPr>
-              <w:jc w:val="start"/>
-              <w:spacing w:before="200"/>
-              <w:pStyle w:val="ImageCaption"/>
-            </w:pPr>
-            <w:r>
-              <w:t xml:space="preserve">Рисунок 5: Выполнение mysql_secure_installation и настройка параметров безопасности</w:t>
-            </w:r>
-          </w:p>
-          <w:bookmarkEnd w:id="36"/>
-        </w:tc>
-      </w:tr>
-    </w:tbl>
+        <w:t xml:space="preserve">После завершения настройки выполнен вход в систему управления базами данных от имени администратора с помощью</w:t>
+      </w:r>
+      <w:r>
+        <w:t xml:space="preserve"> </w:t>
+      </w:r>
+      <w:r>
+        <w:rPr>
+          <w:rStyle w:val="VerbatimChar"/>
+        </w:rPr>
+        <w:t xml:space="preserve">mysql -u root -p</w:t>
+      </w:r>
+      <w:r>
+        <w:t xml:space="preserve"> </w:t>
+      </w:r>
+      <w:r>
+        <w:t xml:space="preserve">(</w:t>
+      </w:r>
+      <w:r>
+        <w:rPr>
+          <w:b/>
+          <w:bCs/>
+        </w:rPr>
+        <w:t xml:space="preserve">?@fig-4</w:t>
+      </w:r>
+      <w:r>
+        <w:t xml:space="preserve">). Отображена информация о версии сервера MariaDB и параметрах подключения.</w:t>
+      </w:r>
+    </w:p>
     <w:p>
       <w:pPr>
         <w:pStyle w:val="BodyText"/>
       </w:pPr>
-      <w:r>
-        <w:t xml:space="preserve">После завершения настройки выполнен вход в систему управления базами данных от имени администратора с помощью</w:t>
-      </w:r>
-      <w:r>
-        <w:t xml:space="preserve"> </w:t>
-      </w:r>
-      <w:r>
-        <w:rPr>
-          <w:rStyle w:val="VerbatimChar"/>
-        </w:rPr>
-        <w:t xml:space="preserve">mysql -u root -p</w:t>
-      </w:r>
-      <w:r>
-        <w:t xml:space="preserve"> </w:t>
-      </w:r>
-      <w:r>
-        <w:t xml:space="preserve">(</w:t>
-      </w:r>
-      <w:hyperlink w:anchor="fig-4">
+      <w:bookmarkStart w:id="44" w:name="fig-4"/>
+      <w:r>
+        <w:drawing>
+          <wp:inline>
+            <wp:extent cx="3733800" cy="632042"/>
+            <wp:effectExtent b="0" l="0" r="0" t="0"/>
+            <wp:docPr descr="Вход в MariaDB под пользователем root" title="" id="42" name="Picture"/>
+            <a:graphic>
+              <a:graphicData uri="http://schemas.openxmlformats.org/drawingml/2006/picture">
+                <pic:pic>
+                  <pic:nvPicPr>
+                    <pic:cNvPr descr="image/4.png" id="43" name="Picture"/>
+                    <pic:cNvPicPr>
+                      <a:picLocks noChangeArrowheads="1" noChangeAspect="1"/>
+                    </pic:cNvPicPr>
+                  </pic:nvPicPr>
+                  <pic:blipFill>
+                    <a:blip r:embed="rId41"/>
+                    <a:stretch>
+                      <a:fillRect/>
+                    </a:stretch>
+                  </pic:blipFill>
+                  <pic:spPr bwMode="auto">
+                    <a:xfrm>
+                      <a:off x="0" y="0"/>
+                      <a:ext cx="3733800" cy="632042"/>
+                    </a:xfrm>
+                    <a:prstGeom prst="rect">
+                      <a:avLst/>
+                    </a:prstGeom>
+                    <a:noFill/>
+                    <a:ln w="9525">
+                      <a:noFill/>
+                      <a:headEnd/>
+                      <a:tailEnd/>
+                    </a:ln>
+                  </pic:spPr>
+                </pic:pic>
+              </a:graphicData>
+            </a:graphic>
+          </wp:inline>
+        </w:drawing>
+      </w:r>
+      <w:bookmarkEnd w:id="44"/>
+      <w:r>
+        <w:t xml:space="preserve"> </w:t>
+      </w:r>
+      <w:hyperlink r:id="rId45">
         <w:r>
           <w:rPr>
             <w:rStyle w:val="Hyperlink"/>
           </w:rPr>
-          <w:t xml:space="preserve">рис. 6</w:t>
+          <w:t xml:space="preserve">Нажмите здесь, чтобы открыть ссылку.</w:t>
         </w:r>
       </w:hyperlink>
-      <w:r>
-        <w:t xml:space="preserve">). Отображена информация о версии сервера MariaDB и параметрах подключения.</w:t>
-      </w:r>
-    </w:p>
-    <w:tbl>
-      <w:tblPr>
-        <w:tblStyle w:val="Table"/>
-        <w:tblW w:type="pct" w:w="5000"/>
-        <w:tblLayout w:type="fixed"/>
-        <w:tblLook w:firstRow="0" w:lastRow="0" w:firstColumn="0" w:lastColumn="0" w:noHBand="0" w:noVBand="0" w:val="0000"/>
-      </w:tblPr>
-      <w:tblGrid>
-        <w:gridCol w:w="7920"/>
-      </w:tblGrid>
-      <w:tr>
-        <w:tc>
-          <w:tcPr/>
-          <w:bookmarkStart w:id="40" w:name="fig-4"/>
-          <w:p>
-            <w:pPr>
-              <w:pStyle w:val="Compact"/>
-              <w:jc w:val="center"/>
-            </w:pPr>
-            <w:r>
-              <w:drawing>
-                <wp:inline>
-                  <wp:extent cx="3733800" cy="632042"/>
-                  <wp:effectExtent b="0" l="0" r="0" t="0"/>
-                  <wp:docPr descr="" title="" id="38" name="Picture"/>
-                  <a:graphic>
-                    <a:graphicData uri="http://schemas.openxmlformats.org/drawingml/2006/picture">
-                      <pic:pic>
-                        <pic:nvPicPr>
-                          <pic:cNvPr descr="image/4.png" id="39" name="Picture"/>
-                          <pic:cNvPicPr>
-                            <a:picLocks noChangeArrowheads="1" noChangeAspect="1"/>
-                          </pic:cNvPicPr>
-                        </pic:nvPicPr>
-                        <pic:blipFill>
-                          <a:blip r:embed="rId37"/>
-                          <a:stretch>
-                            <a:fillRect/>
-                          </a:stretch>
-                        </pic:blipFill>
-                        <pic:spPr bwMode="auto">
-                          <a:xfrm>
-                            <a:off x="0" y="0"/>
-                            <a:ext cx="3733800" cy="632042"/>
-                          </a:xfrm>
-                          <a:prstGeom prst="rect">
-                            <a:avLst/>
-                          </a:prstGeom>
-                          <a:noFill/>
-                          <a:ln w="9525">
-                            <a:noFill/>
-                            <a:headEnd/>
-                            <a:tailEnd/>
-                          </a:ln>
-                        </pic:spPr>
-                      </pic:pic>
-                    </a:graphicData>
-                  </a:graphic>
-                </wp:inline>
-              </w:drawing>
-            </w:r>
-          </w:p>
-          <w:p>
-            <w:pPr>
-              <w:jc w:val="center"/>
-            </w:pPr>
-            <w:pPr>
-              <w:jc w:val="start"/>
-              <w:spacing w:before="200"/>
-              <w:pStyle w:val="ImageCaption"/>
-            </w:pPr>
-            <w:r>
-              <w:t xml:space="preserve">Рисунок 6: Вход в MariaDB под пользователем root</w:t>
-            </w:r>
-          </w:p>
-          <w:bookmarkEnd w:id="40"/>
-        </w:tc>
-      </w:tr>
-    </w:tbl>
+    </w:p>
     <w:p>
       <w:pPr>
         <w:pStyle w:val="BodyText"/>
@@ -842,97 +717,77 @@
       <w:r>
         <w:t xml:space="preserve">В интерактивной оболочке MariaDB выполнена команда для просмотра списка доступных клиентских команд (</w:t>
       </w:r>
-      <w:hyperlink w:anchor="fig-5">
+      <w:r>
+        <w:rPr>
+          <w:b/>
+          <w:bCs/>
+        </w:rPr>
+        <w:t xml:space="preserve">?@fig-5</w:t>
+      </w:r>
+      <w:r>
+        <w:t xml:space="preserve">). В выводе представлен перечень управляющих команд консольного клиента.</w:t>
+      </w:r>
+    </w:p>
+    <w:p>
+      <w:pPr>
+        <w:pStyle w:val="BodyText"/>
+      </w:pPr>
+      <w:bookmarkStart w:id="49" w:name="fig-5"/>
+      <w:r>
+        <w:drawing>
+          <wp:inline>
+            <wp:extent cx="3733800" cy="2329969"/>
+            <wp:effectExtent b="0" l="0" r="0" t="0"/>
+            <wp:docPr descr="Список клиентских команд MariaDB" title="" id="47" name="Picture"/>
+            <a:graphic>
+              <a:graphicData uri="http://schemas.openxmlformats.org/drawingml/2006/picture">
+                <pic:pic>
+                  <pic:nvPicPr>
+                    <pic:cNvPr descr="image/5.png" id="48" name="Picture"/>
+                    <pic:cNvPicPr>
+                      <a:picLocks noChangeArrowheads="1" noChangeAspect="1"/>
+                    </pic:cNvPicPr>
+                  </pic:nvPicPr>
+                  <pic:blipFill>
+                    <a:blip r:embed="rId46"/>
+                    <a:stretch>
+                      <a:fillRect/>
+                    </a:stretch>
+                  </pic:blipFill>
+                  <pic:spPr bwMode="auto">
+                    <a:xfrm>
+                      <a:off x="0" y="0"/>
+                      <a:ext cx="3733800" cy="2329969"/>
+                    </a:xfrm>
+                    <a:prstGeom prst="rect">
+                      <a:avLst/>
+                    </a:prstGeom>
+                    <a:noFill/>
+                    <a:ln w="9525">
+                      <a:noFill/>
+                      <a:headEnd/>
+                      <a:tailEnd/>
+                    </a:ln>
+                  </pic:spPr>
+                </pic:pic>
+              </a:graphicData>
+            </a:graphic>
+          </wp:inline>
+        </w:drawing>
+      </w:r>
+      <w:bookmarkEnd w:id="49"/>
+      <w:r>
+        <w:t xml:space="preserve"> </w:t>
+      </w:r>
+      <w:hyperlink r:id="rId50">
         <w:r>
           <w:rPr>
             <w:rStyle w:val="Hyperlink"/>
           </w:rPr>
-          <w:t xml:space="preserve">рис. 7</w:t>
+          <w:t xml:space="preserve">Нажмите здесь, чтобы открыть ссылку.</w:t>
         </w:r>
       </w:hyperlink>
-      <w:r>
-        <w:t xml:space="preserve">). В выводе представлен перечень управляющих команд консольного клиента.</w:t>
-      </w:r>
-    </w:p>
-    <w:tbl>
-      <w:tblPr>
-        <w:tblStyle w:val="Table"/>
-        <w:tblW w:type="pct" w:w="5000"/>
-        <w:tblLayout w:type="fixed"/>
-        <w:tblLook w:firstRow="0" w:lastRow="0" w:firstColumn="0" w:lastColumn="0" w:noHBand="0" w:noVBand="0" w:val="0000"/>
-      </w:tblPr>
-      <w:tblGrid>
-        <w:gridCol w:w="7920"/>
-      </w:tblGrid>
-      <w:tr>
-        <w:tc>
-          <w:tcPr/>
-          <w:bookmarkStart w:id="44" w:name="fig-5"/>
-          <w:p>
-            <w:pPr>
-              <w:pStyle w:val="Compact"/>
-              <w:jc w:val="center"/>
-            </w:pPr>
-            <w:r>
-              <w:drawing>
-                <wp:inline>
-                  <wp:extent cx="3733800" cy="2329969"/>
-                  <wp:effectExtent b="0" l="0" r="0" t="0"/>
-                  <wp:docPr descr="" title="" id="42" name="Picture"/>
-                  <a:graphic>
-                    <a:graphicData uri="http://schemas.openxmlformats.org/drawingml/2006/picture">
-                      <pic:pic>
-                        <pic:nvPicPr>
-                          <pic:cNvPr descr="image/5.png" id="43" name="Picture"/>
-                          <pic:cNvPicPr>
-                            <a:picLocks noChangeArrowheads="1" noChangeAspect="1"/>
-                          </pic:cNvPicPr>
-                        </pic:nvPicPr>
-                        <pic:blipFill>
-                          <a:blip r:embed="rId41"/>
-                          <a:stretch>
-                            <a:fillRect/>
-                          </a:stretch>
-                        </pic:blipFill>
-                        <pic:spPr bwMode="auto">
-                          <a:xfrm>
-                            <a:off x="0" y="0"/>
-                            <a:ext cx="3733800" cy="2329969"/>
-                          </a:xfrm>
-                          <a:prstGeom prst="rect">
-                            <a:avLst/>
-                          </a:prstGeom>
-                          <a:noFill/>
-                          <a:ln w="9525">
-                            <a:noFill/>
-                            <a:headEnd/>
-                            <a:tailEnd/>
-                          </a:ln>
-                        </pic:spPr>
-                      </pic:pic>
-                    </a:graphicData>
-                  </a:graphic>
-                </wp:inline>
-              </w:drawing>
-            </w:r>
-          </w:p>
-          <w:p>
-            <w:pPr>
-              <w:jc w:val="center"/>
-            </w:pPr>
-            <w:pPr>
-              <w:jc w:val="start"/>
-              <w:spacing w:before="200"/>
-              <w:pStyle w:val="ImageCaption"/>
-            </w:pPr>
-            <w:r>
-              <w:t xml:space="preserve">Рисунок 7: Список клиентских команд MariaDB</w:t>
-            </w:r>
-          </w:p>
-          <w:bookmarkEnd w:id="44"/>
-        </w:tc>
-      </w:tr>
-    </w:tbl>
+    </w:p>
     <w:p>
       <w:pPr>
         <w:pStyle w:val="BodyText"/>
@@ -955,135 +810,115 @@
       <w:r>
         <w:t xml:space="preserve">получен список доступных системных баз данных (</w:t>
       </w:r>
-      <w:hyperlink w:anchor="fig-6">
+      <w:r>
+        <w:rPr>
+          <w:b/>
+          <w:bCs/>
+        </w:rPr>
+        <w:t xml:space="preserve">?@fig-6</w:t>
+      </w:r>
+      <w:r>
+        <w:t xml:space="preserve">). В системе присутствуют базы данных:</w:t>
+      </w:r>
+      <w:r>
+        <w:t xml:space="preserve"> </w:t>
+      </w:r>
+      <w:r>
+        <w:rPr>
+          <w:rStyle w:val="VerbatimChar"/>
+        </w:rPr>
+        <w:t xml:space="preserve">information_schema</w:t>
+      </w:r>
+      <w:r>
+        <w:t xml:space="preserve">,</w:t>
+      </w:r>
+      <w:r>
+        <w:t xml:space="preserve"> </w:t>
+      </w:r>
+      <w:r>
+        <w:rPr>
+          <w:rStyle w:val="VerbatimChar"/>
+        </w:rPr>
+        <w:t xml:space="preserve">mysql</w:t>
+      </w:r>
+      <w:r>
+        <w:t xml:space="preserve">,</w:t>
+      </w:r>
+      <w:r>
+        <w:t xml:space="preserve"> </w:t>
+      </w:r>
+      <w:r>
+        <w:rPr>
+          <w:rStyle w:val="VerbatimChar"/>
+        </w:rPr>
+        <w:t xml:space="preserve">performance_schema</w:t>
+      </w:r>
+      <w:r>
+        <w:t xml:space="preserve">.</w:t>
+      </w:r>
+    </w:p>
+    <w:p>
+      <w:pPr>
+        <w:pStyle w:val="BodyText"/>
+      </w:pPr>
+      <w:bookmarkStart w:id="54" w:name="fig-6"/>
+      <w:r>
+        <w:drawing>
+          <wp:inline>
+            <wp:extent cx="3733800" cy="2923532"/>
+            <wp:effectExtent b="0" l="0" r="0" t="0"/>
+            <wp:docPr descr="Отображение списка системных баз данных (SHOW DATABASES)" title="" id="52" name="Picture"/>
+            <a:graphic>
+              <a:graphicData uri="http://schemas.openxmlformats.org/drawingml/2006/picture">
+                <pic:pic>
+                  <pic:nvPicPr>
+                    <pic:cNvPr descr="image/6.png" id="53" name="Picture"/>
+                    <pic:cNvPicPr>
+                      <a:picLocks noChangeArrowheads="1" noChangeAspect="1"/>
+                    </pic:cNvPicPr>
+                  </pic:nvPicPr>
+                  <pic:blipFill>
+                    <a:blip r:embed="rId51"/>
+                    <a:stretch>
+                      <a:fillRect/>
+                    </a:stretch>
+                  </pic:blipFill>
+                  <pic:spPr bwMode="auto">
+                    <a:xfrm>
+                      <a:off x="0" y="0"/>
+                      <a:ext cx="3733800" cy="2923532"/>
+                    </a:xfrm>
+                    <a:prstGeom prst="rect">
+                      <a:avLst/>
+                    </a:prstGeom>
+                    <a:noFill/>
+                    <a:ln w="9525">
+                      <a:noFill/>
+                      <a:headEnd/>
+                      <a:tailEnd/>
+                    </a:ln>
+                  </pic:spPr>
+                </pic:pic>
+              </a:graphicData>
+            </a:graphic>
+          </wp:inline>
+        </w:drawing>
+      </w:r>
+      <w:bookmarkEnd w:id="54"/>
+      <w:r>
+        <w:t xml:space="preserve"> </w:t>
+      </w:r>
+      <w:hyperlink r:id="rId55">
         <w:r>
           <w:rPr>
             <w:rStyle w:val="Hyperlink"/>
           </w:rPr>
-          <w:t xml:space="preserve">рис. 8</w:t>
+          <w:t xml:space="preserve">Нажмите здесь, чтобы открыть ссылку.</w:t>
         </w:r>
       </w:hyperlink>
-      <w:r>
-        <w:t xml:space="preserve">). В системе присутствуют базы данных:</w:t>
-      </w:r>
-      <w:r>
-        <w:t xml:space="preserve"> </w:t>
-      </w:r>
-      <w:r>
-        <w:rPr>
-          <w:rStyle w:val="VerbatimChar"/>
-        </w:rPr>
-        <w:t xml:space="preserve">information_schema</w:t>
-      </w:r>
-      <w:r>
-        <w:t xml:space="preserve">,</w:t>
-      </w:r>
-      <w:r>
-        <w:t xml:space="preserve"> </w:t>
-      </w:r>
-      <w:r>
-        <w:rPr>
-          <w:rStyle w:val="VerbatimChar"/>
-        </w:rPr>
-        <w:t xml:space="preserve">mysql</w:t>
-      </w:r>
-      <w:r>
-        <w:t xml:space="preserve">,</w:t>
-      </w:r>
-      <w:r>
-        <w:t xml:space="preserve"> </w:t>
-      </w:r>
-      <w:r>
-        <w:rPr>
-          <w:rStyle w:val="VerbatimChar"/>
-        </w:rPr>
-        <w:t xml:space="preserve">performance_schema</w:t>
-      </w:r>
-      <w:r>
-        <w:t xml:space="preserve">.</w:t>
-      </w:r>
-    </w:p>
-    <w:tbl>
-      <w:tblPr>
-        <w:tblStyle w:val="Table"/>
-        <w:tblW w:type="pct" w:w="5000"/>
-        <w:tblLayout w:type="fixed"/>
-        <w:tblLook w:firstRow="0" w:lastRow="0" w:firstColumn="0" w:lastColumn="0" w:noHBand="0" w:noVBand="0" w:val="0000"/>
-      </w:tblPr>
-      <w:tblGrid>
-        <w:gridCol w:w="7920"/>
-      </w:tblGrid>
-      <w:tr>
-        <w:tc>
-          <w:tcPr/>
-          <w:bookmarkStart w:id="48" w:name="fig-6"/>
-          <w:p>
-            <w:pPr>
-              <w:pStyle w:val="Compact"/>
-              <w:jc w:val="center"/>
-            </w:pPr>
-            <w:r>
-              <w:drawing>
-                <wp:inline>
-                  <wp:extent cx="3733800" cy="2923532"/>
-                  <wp:effectExtent b="0" l="0" r="0" t="0"/>
-                  <wp:docPr descr="" title="" id="46" name="Picture"/>
-                  <a:graphic>
-                    <a:graphicData uri="http://schemas.openxmlformats.org/drawingml/2006/picture">
-                      <pic:pic>
-                        <pic:nvPicPr>
-                          <pic:cNvPr descr="image/6.png" id="47" name="Picture"/>
-                          <pic:cNvPicPr>
-                            <a:picLocks noChangeArrowheads="1" noChangeAspect="1"/>
-                          </pic:cNvPicPr>
-                        </pic:nvPicPr>
-                        <pic:blipFill>
-                          <a:blip r:embed="rId45"/>
-                          <a:stretch>
-                            <a:fillRect/>
-                          </a:stretch>
-                        </pic:blipFill>
-                        <pic:spPr bwMode="auto">
-                          <a:xfrm>
-                            <a:off x="0" y="0"/>
-                            <a:ext cx="3733800" cy="2923532"/>
-                          </a:xfrm>
-                          <a:prstGeom prst="rect">
-                            <a:avLst/>
-                          </a:prstGeom>
-                          <a:noFill/>
-                          <a:ln w="9525">
-                            <a:noFill/>
-                            <a:headEnd/>
-                            <a:tailEnd/>
-                          </a:ln>
-                        </pic:spPr>
-                      </pic:pic>
-                    </a:graphicData>
-                  </a:graphic>
-                </wp:inline>
-              </w:drawing>
-            </w:r>
-          </w:p>
-          <w:p>
-            <w:pPr>
-              <w:jc w:val="center"/>
-            </w:pPr>
-            <w:pPr>
-              <w:jc w:val="start"/>
-              <w:spacing w:before="200"/>
-              <w:pStyle w:val="ImageCaption"/>
-            </w:pPr>
-            <w:r>
-              <w:t xml:space="preserve">Рисунок 8: Отображение списка системных баз данных (SHOW DATABASES)</w:t>
-            </w:r>
-          </w:p>
-          <w:bookmarkEnd w:id="48"/>
-        </w:tc>
-      </w:tr>
-    </w:tbl>
-    <w:bookmarkEnd w:id="49"/>
-    <w:bookmarkStart w:id="66" w:name="конфигурация-кодировки-символов"/>
+    </w:p>
+    <w:bookmarkEnd w:id="56"/>
+    <w:bookmarkStart w:id="77" w:name="конфигурация-кодировки-символов"/>
     <w:p>
       <w:pPr>
         <w:pStyle w:val="Heading2"/>
@@ -1111,198 +946,351 @@
       <w:r>
         <w:t xml:space="preserve">. После аутентификации выведена информация о версии сервера и установленном соединении (</w:t>
       </w:r>
-      <w:hyperlink w:anchor="fig-7">
+      <w:r>
+        <w:rPr>
+          <w:b/>
+          <w:bCs/>
+        </w:rPr>
+        <w:t xml:space="preserve">?@fig-7</w:t>
+      </w:r>
+      <w:r>
+        <w:t xml:space="preserve">).</w:t>
+      </w:r>
+    </w:p>
+    <w:p>
+      <w:pPr>
+        <w:pStyle w:val="BodyText"/>
+      </w:pPr>
+      <w:bookmarkStart w:id="60" w:name="fig-7"/>
+      <w:r>
+        <w:drawing>
+          <wp:inline>
+            <wp:extent cx="3396342" cy="1728907"/>
+            <wp:effectExtent b="0" l="0" r="0" t="0"/>
+            <wp:docPr descr="Вход в MariaDB и выполнение команды status (до изменения кодировки)" title="" id="58" name="Picture"/>
+            <a:graphic>
+              <a:graphicData uri="http://schemas.openxmlformats.org/drawingml/2006/picture">
+                <pic:pic>
+                  <pic:nvPicPr>
+                    <pic:cNvPr descr="image/7.png" id="59" name="Picture"/>
+                    <pic:cNvPicPr>
+                      <a:picLocks noChangeArrowheads="1" noChangeAspect="1"/>
+                    </pic:cNvPicPr>
+                  </pic:nvPicPr>
+                  <pic:blipFill>
+                    <a:blip r:embed="rId57"/>
+                    <a:stretch>
+                      <a:fillRect/>
+                    </a:stretch>
+                  </pic:blipFill>
+                  <pic:spPr bwMode="auto">
+                    <a:xfrm>
+                      <a:off x="0" y="0"/>
+                      <a:ext cx="3396342" cy="1728907"/>
+                    </a:xfrm>
+                    <a:prstGeom prst="rect">
+                      <a:avLst/>
+                    </a:prstGeom>
+                    <a:noFill/>
+                    <a:ln w="9525">
+                      <a:noFill/>
+                      <a:headEnd/>
+                      <a:tailEnd/>
+                    </a:ln>
+                  </pic:spPr>
+                </pic:pic>
+              </a:graphicData>
+            </a:graphic>
+          </wp:inline>
+        </w:drawing>
+      </w:r>
+      <w:bookmarkEnd w:id="60"/>
+      <w:r>
+        <w:t xml:space="preserve"> </w:t>
+      </w:r>
+      <w:hyperlink r:id="rId61">
         <w:r>
           <w:rPr>
             <w:rStyle w:val="Hyperlink"/>
           </w:rPr>
-          <w:t xml:space="preserve">рис. 9</w:t>
+          <w:t xml:space="preserve">Нажмите здесь, чтобы открыть ссылку.</w:t>
         </w:r>
       </w:hyperlink>
+    </w:p>
+    <w:p>
+      <w:pPr>
+        <w:pStyle w:val="BodyText"/>
+      </w:pPr>
+      <w:r>
+        <w:t xml:space="preserve">Из интерактивной оболочки выполнена команда</w:t>
+      </w:r>
+      <w:r>
+        <w:t xml:space="preserve"> </w:t>
+      </w:r>
+      <w:r>
+        <w:rPr>
+          <w:rStyle w:val="VerbatimChar"/>
+        </w:rPr>
+        <w:t xml:space="preserve">status</w:t>
+      </w:r>
+      <w:r>
+        <w:t xml:space="preserve">, которая отобразила текущее состояние сервера (</w:t>
+      </w:r>
+      <w:r>
+        <w:rPr>
+          <w:b/>
+          <w:bCs/>
+        </w:rPr>
+        <w:t xml:space="preserve">?@fig-7</w:t>
+      </w:r>
+      <w:r>
+        <w:t xml:space="preserve">). В выводе указаны: идентификатор соединения (Connection id), текущий пользователь (root@localhost), способ подключения (Localhost via UNIX socket), версия сервера (10.5.29-MariaDB), а также параметры кодировки. До изменения конфигурации значения</w:t>
+      </w:r>
+      <w:r>
+        <w:t xml:space="preserve"> </w:t>
+      </w:r>
+      <w:r>
+        <w:rPr>
+          <w:rStyle w:val="VerbatimChar"/>
+        </w:rPr>
+        <w:t xml:space="preserve">Server characterset</w:t>
+      </w:r>
+      <w:r>
+        <w:t xml:space="preserve"> </w:t>
+      </w:r>
+      <w:r>
+        <w:t xml:space="preserve">и</w:t>
+      </w:r>
+      <w:r>
+        <w:t xml:space="preserve"> </w:t>
+      </w:r>
+      <w:r>
+        <w:rPr>
+          <w:rStyle w:val="VerbatimChar"/>
+        </w:rPr>
+        <w:t xml:space="preserve">Db characterset</w:t>
+      </w:r>
+      <w:r>
+        <w:t xml:space="preserve"> </w:t>
+      </w:r>
+      <w:r>
+        <w:t xml:space="preserve">установлены в</w:t>
+      </w:r>
+      <w:r>
+        <w:t xml:space="preserve"> </w:t>
+      </w:r>
+      <w:r>
+        <w:rPr>
+          <w:rStyle w:val="VerbatimChar"/>
+        </w:rPr>
+        <w:t xml:space="preserve">latin1</w:t>
+      </w:r>
+      <w:r>
+        <w:t xml:space="preserve">, а</w:t>
+      </w:r>
+      <w:r>
+        <w:t xml:space="preserve"> </w:t>
+      </w:r>
+      <w:r>
+        <w:rPr>
+          <w:rStyle w:val="VerbatimChar"/>
+        </w:rPr>
+        <w:t xml:space="preserve">Client characterset</w:t>
+      </w:r>
+      <w:r>
+        <w:t xml:space="preserve"> </w:t>
+      </w:r>
+      <w:r>
+        <w:t xml:space="preserve">и</w:t>
+      </w:r>
+      <w:r>
+        <w:t xml:space="preserve"> </w:t>
+      </w:r>
+      <w:r>
+        <w:rPr>
+          <w:rStyle w:val="VerbatimChar"/>
+        </w:rPr>
+        <w:t xml:space="preserve">Conn. characterset</w:t>
+      </w:r>
+      <w:r>
+        <w:t xml:space="preserve"> </w:t>
+      </w:r>
+      <w:r>
+        <w:t xml:space="preserve">— в</w:t>
+      </w:r>
+      <w:r>
+        <w:t xml:space="preserve"> </w:t>
+      </w:r>
+      <w:r>
+        <w:rPr>
+          <w:rStyle w:val="VerbatimChar"/>
+        </w:rPr>
+        <w:t xml:space="preserve">utf8</w:t>
+      </w:r>
+      <w:r>
+        <w:t xml:space="preserve">.</w:t>
+      </w:r>
+    </w:p>
+    <w:p>
+      <w:pPr>
+        <w:pStyle w:val="BodyText"/>
+      </w:pPr>
+      <w:r>
+        <w:t xml:space="preserve">Далее в каталоге</w:t>
+      </w:r>
+      <w:r>
+        <w:t xml:space="preserve"> </w:t>
+      </w:r>
+      <w:r>
+        <w:rPr>
+          <w:rStyle w:val="VerbatimChar"/>
+        </w:rPr>
+        <w:t xml:space="preserve">/etc/my.cnf.d</w:t>
+      </w:r>
+      <w:r>
+        <w:t xml:space="preserve"> </w:t>
+      </w:r>
+      <w:r>
+        <w:t xml:space="preserve">создан файл</w:t>
+      </w:r>
+      <w:r>
+        <w:t xml:space="preserve"> </w:t>
+      </w:r>
+      <w:r>
+        <w:rPr>
+          <w:rStyle w:val="VerbatimChar"/>
+        </w:rPr>
+        <w:t xml:space="preserve">utf8.cnf</w:t>
+      </w:r>
+      <w:r>
+        <w:t xml:space="preserve"> </w:t>
+      </w:r>
+      <w:r>
+        <w:t xml:space="preserve">и открыт для редактирования (</w:t>
+      </w:r>
+      <w:r>
+        <w:rPr>
+          <w:b/>
+          <w:bCs/>
+        </w:rPr>
+        <w:t xml:space="preserve">?@fig-8</w:t>
+      </w:r>
       <w:r>
         <w:t xml:space="preserve">).</w:t>
       </w:r>
     </w:p>
-    <w:tbl>
-      <w:tblPr>
-        <w:tblStyle w:val="Table"/>
-        <w:tblW w:type="pct" w:w="5000"/>
-        <w:tblLayout w:type="fixed"/>
-        <w:tblLook w:firstRow="0" w:lastRow="0" w:firstColumn="0" w:lastColumn="0" w:noHBand="0" w:noVBand="0" w:val="0000"/>
-      </w:tblPr>
-      <w:tblGrid>
-        <w:gridCol w:w="7920"/>
-      </w:tblGrid>
-      <w:tr>
-        <w:tc>
-          <w:tcPr/>
-          <w:bookmarkStart w:id="53" w:name="fig-7"/>
-          <w:p>
-            <w:pPr>
-              <w:pStyle w:val="Compact"/>
-              <w:jc w:val="center"/>
-            </w:pPr>
-            <w:r>
-              <w:drawing>
-                <wp:inline>
-                  <wp:extent cx="3396342" cy="1728907"/>
-                  <wp:effectExtent b="0" l="0" r="0" t="0"/>
-                  <wp:docPr descr="" title="" id="51" name="Picture"/>
-                  <a:graphic>
-                    <a:graphicData uri="http://schemas.openxmlformats.org/drawingml/2006/picture">
-                      <pic:pic>
-                        <pic:nvPicPr>
-                          <pic:cNvPr descr="image/7.png" id="52" name="Picture"/>
-                          <pic:cNvPicPr>
-                            <a:picLocks noChangeArrowheads="1" noChangeAspect="1"/>
-                          </pic:cNvPicPr>
-                        </pic:nvPicPr>
-                        <pic:blipFill>
-                          <a:blip r:embed="rId50"/>
-                          <a:stretch>
-                            <a:fillRect/>
-                          </a:stretch>
-                        </pic:blipFill>
-                        <pic:spPr bwMode="auto">
-                          <a:xfrm>
-                            <a:off x="0" y="0"/>
-                            <a:ext cx="3396342" cy="1728907"/>
-                          </a:xfrm>
-                          <a:prstGeom prst="rect">
-                            <a:avLst/>
-                          </a:prstGeom>
-                          <a:noFill/>
-                          <a:ln w="9525">
-                            <a:noFill/>
-                            <a:headEnd/>
-                            <a:tailEnd/>
-                          </a:ln>
-                        </pic:spPr>
-                      </pic:pic>
-                    </a:graphicData>
-                  </a:graphic>
-                </wp:inline>
-              </w:drawing>
-            </w:r>
-          </w:p>
-          <w:p>
-            <w:pPr>
-              <w:jc w:val="center"/>
-            </w:pPr>
-            <w:pPr>
-              <w:jc w:val="start"/>
-              <w:spacing w:before="200"/>
-              <w:pStyle w:val="ImageCaption"/>
-            </w:pPr>
-            <w:r>
-              <w:t xml:space="preserve">Рисунок 9: Вход в MariaDB и выполнение команды status (до изменения кодировки)</w:t>
-            </w:r>
-          </w:p>
-          <w:bookmarkEnd w:id="53"/>
-        </w:tc>
-      </w:tr>
-    </w:tbl>
     <w:p>
       <w:pPr>
         <w:pStyle w:val="BodyText"/>
       </w:pPr>
-      <w:r>
-        <w:t xml:space="preserve">Из интерактивной оболочки выполнена команда</w:t>
-      </w:r>
-      <w:r>
-        <w:t xml:space="preserve"> </w:t>
-      </w:r>
-      <w:r>
-        <w:rPr>
-          <w:rStyle w:val="VerbatimChar"/>
-        </w:rPr>
-        <w:t xml:space="preserve">status</w:t>
-      </w:r>
-      <w:r>
-        <w:t xml:space="preserve">, которая отобразила текущее состояние сервера (</w:t>
-      </w:r>
-      <w:hyperlink w:anchor="fig-7">
+      <w:bookmarkStart w:id="65" w:name="fig-8"/>
+      <w:r>
+        <w:drawing>
+          <wp:inline>
+            <wp:extent cx="3733800" cy="2241017"/>
+            <wp:effectExtent b="0" l="0" r="0" t="0"/>
+            <wp:docPr descr="Создание файла utf8.cnf в каталоге /etc/my.cnf.d" title="" id="63" name="Picture"/>
+            <a:graphic>
+              <a:graphicData uri="http://schemas.openxmlformats.org/drawingml/2006/picture">
+                <pic:pic>
+                  <pic:nvPicPr>
+                    <pic:cNvPr descr="image/8.png" id="64" name="Picture"/>
+                    <pic:cNvPicPr>
+                      <a:picLocks noChangeArrowheads="1" noChangeAspect="1"/>
+                    </pic:cNvPicPr>
+                  </pic:nvPicPr>
+                  <pic:blipFill>
+                    <a:blip r:embed="rId62"/>
+                    <a:stretch>
+                      <a:fillRect/>
+                    </a:stretch>
+                  </pic:blipFill>
+                  <pic:spPr bwMode="auto">
+                    <a:xfrm>
+                      <a:off x="0" y="0"/>
+                      <a:ext cx="3733800" cy="2241017"/>
+                    </a:xfrm>
+                    <a:prstGeom prst="rect">
+                      <a:avLst/>
+                    </a:prstGeom>
+                    <a:noFill/>
+                    <a:ln w="9525">
+                      <a:noFill/>
+                      <a:headEnd/>
+                      <a:tailEnd/>
+                    </a:ln>
+                  </pic:spPr>
+                </pic:pic>
+              </a:graphicData>
+            </a:graphic>
+          </wp:inline>
+        </w:drawing>
+      </w:r>
+      <w:bookmarkEnd w:id="65"/>
+      <w:r>
+        <w:t xml:space="preserve"> </w:t>
+      </w:r>
+      <w:hyperlink r:id="rId66">
         <w:r>
           <w:rPr>
             <w:rStyle w:val="Hyperlink"/>
           </w:rPr>
-          <w:t xml:space="preserve">рис. 9</w:t>
+          <w:t xml:space="preserve">Нажмите здесь, чтобы открыть ссылку.</w:t>
         </w:r>
       </w:hyperlink>
-      <w:r>
-        <w:t xml:space="preserve">). В выводе указаны: идентификатор соединения (Connection id), текущий пользователь (root@localhost), способ подключения (Localhost via UNIX socket), версия сервера (10.5.29-MariaDB), а также параметры кодировки. До изменения конфигурации значения</w:t>
-      </w:r>
-      <w:r>
-        <w:t xml:space="preserve"> </w:t>
-      </w:r>
-      <w:r>
-        <w:rPr>
-          <w:rStyle w:val="VerbatimChar"/>
-        </w:rPr>
-        <w:t xml:space="preserve">Server characterset</w:t>
-      </w:r>
-      <w:r>
-        <w:t xml:space="preserve"> </w:t>
-      </w:r>
-      <w:r>
-        <w:t xml:space="preserve">и</w:t>
-      </w:r>
-      <w:r>
-        <w:t xml:space="preserve"> </w:t>
-      </w:r>
-      <w:r>
-        <w:rPr>
-          <w:rStyle w:val="VerbatimChar"/>
-        </w:rPr>
-        <w:t xml:space="preserve">Db characterset</w:t>
-      </w:r>
-      <w:r>
-        <w:t xml:space="preserve"> </w:t>
-      </w:r>
-      <w:r>
-        <w:t xml:space="preserve">установлены в</w:t>
-      </w:r>
-      <w:r>
-        <w:t xml:space="preserve"> </w:t>
-      </w:r>
-      <w:r>
-        <w:rPr>
-          <w:rStyle w:val="VerbatimChar"/>
-        </w:rPr>
-        <w:t xml:space="preserve">latin1</w:t>
-      </w:r>
-      <w:r>
-        <w:t xml:space="preserve">, а</w:t>
-      </w:r>
-      <w:r>
-        <w:t xml:space="preserve"> </w:t>
-      </w:r>
-      <w:r>
-        <w:rPr>
-          <w:rStyle w:val="VerbatimChar"/>
-        </w:rPr>
-        <w:t xml:space="preserve">Client characterset</w:t>
-      </w:r>
-      <w:r>
-        <w:t xml:space="preserve"> </w:t>
-      </w:r>
-      <w:r>
-        <w:t xml:space="preserve">и</w:t>
-      </w:r>
-      <w:r>
-        <w:t xml:space="preserve"> </w:t>
-      </w:r>
-      <w:r>
-        <w:rPr>
-          <w:rStyle w:val="VerbatimChar"/>
-        </w:rPr>
-        <w:t xml:space="preserve">Conn. characterset</w:t>
-      </w:r>
-      <w:r>
-        <w:t xml:space="preserve"> </w:t>
-      </w:r>
-      <w:r>
-        <w:t xml:space="preserve">— в</w:t>
+    </w:p>
+    <w:p>
+      <w:pPr>
+        <w:pStyle w:val="BodyText"/>
+      </w:pPr>
+      <w:r>
+        <w:t xml:space="preserve">В файл добавлена конфигурация:</w:t>
+      </w:r>
+    </w:p>
+    <w:p>
+      <w:pPr>
+        <w:pStyle w:val="SourceCode"/>
+      </w:pPr>
+      <w:r>
+        <w:rPr>
+          <w:rStyle w:val="VerbatimChar"/>
+        </w:rPr>
+        <w:t xml:space="preserve">[client]</w:t>
+      </w:r>
+      <w:r>
+        <w:br/>
+      </w:r>
+      <w:r>
+        <w:rPr>
+          <w:rStyle w:val="VerbatimChar"/>
+        </w:rPr>
+        <w:t xml:space="preserve">default-character-set = utf8</w:t>
+      </w:r>
+      <w:r>
+        <w:br/>
+      </w:r>
+      <w:r>
+        <w:rPr>
+          <w:rStyle w:val="VerbatimChar"/>
+        </w:rPr>
+        <w:t xml:space="preserve">[mysqld]</w:t>
+      </w:r>
+      <w:r>
+        <w:br/>
+      </w:r>
+      <w:r>
+        <w:rPr>
+          <w:rStyle w:val="VerbatimChar"/>
+        </w:rPr>
+        <w:t xml:space="preserve">character-set-server = utf8</w:t>
+      </w:r>
+    </w:p>
+    <w:p>
+      <w:pPr>
+        <w:pStyle w:val="FirstParagraph"/>
+      </w:pPr>
+      <w:r>
+        <w:t xml:space="preserve">Данные параметры задают кодировку</w:t>
       </w:r>
       <w:r>
         <w:t xml:space="preserve"> </w:t>
@@ -1314,323 +1302,334 @@
         <w:t xml:space="preserve">utf8</w:t>
       </w:r>
       <w:r>
-        <w:t xml:space="preserve">.</w:t>
+        <w:t xml:space="preserve"> </w:t>
+      </w:r>
+      <w:r>
+        <w:t xml:space="preserve">по умолчанию для клиентских подключений и для сервера MariaDB (</w:t>
+      </w:r>
+      <w:r>
+        <w:rPr>
+          <w:b/>
+          <w:bCs/>
+        </w:rPr>
+        <w:t xml:space="preserve">?@fig-9</w:t>
+      </w:r>
+      <w:r>
+        <w:t xml:space="preserve">).</w:t>
       </w:r>
     </w:p>
     <w:p>
       <w:pPr>
         <w:pStyle w:val="BodyText"/>
       </w:pPr>
-      <w:r>
-        <w:t xml:space="preserve">Далее в каталоге</w:t>
-      </w:r>
-      <w:r>
-        <w:t xml:space="preserve"> </w:t>
-      </w:r>
-      <w:r>
-        <w:rPr>
-          <w:rStyle w:val="VerbatimChar"/>
-        </w:rPr>
-        <w:t xml:space="preserve">/etc/my.cnf.d</w:t>
-      </w:r>
-      <w:r>
-        <w:t xml:space="preserve"> </w:t>
-      </w:r>
-      <w:r>
-        <w:t xml:space="preserve">создан файл</w:t>
-      </w:r>
-      <w:r>
-        <w:t xml:space="preserve"> </w:t>
-      </w:r>
-      <w:r>
-        <w:rPr>
-          <w:rStyle w:val="VerbatimChar"/>
-        </w:rPr>
-        <w:t xml:space="preserve">utf8.cnf</w:t>
-      </w:r>
-      <w:r>
-        <w:t xml:space="preserve"> </w:t>
-      </w:r>
-      <w:r>
-        <w:t xml:space="preserve">и открыт для редактирования (</w:t>
-      </w:r>
-      <w:hyperlink w:anchor="fig-8">
+      <w:bookmarkStart w:id="70" w:name="fig-9"/>
+      <w:r>
+        <w:drawing>
+          <wp:inline>
+            <wp:extent cx="3733800" cy="983755"/>
+            <wp:effectExtent b="0" l="0" r="0" t="0"/>
+            <wp:docPr descr="Содержимое файла utf8.cnf с параметрами кодировки UTF-8" title="" id="68" name="Picture"/>
+            <a:graphic>
+              <a:graphicData uri="http://schemas.openxmlformats.org/drawingml/2006/picture">
+                <pic:pic>
+                  <pic:nvPicPr>
+                    <pic:cNvPr descr="image/9.png" id="69" name="Picture"/>
+                    <pic:cNvPicPr>
+                      <a:picLocks noChangeArrowheads="1" noChangeAspect="1"/>
+                    </pic:cNvPicPr>
+                  </pic:nvPicPr>
+                  <pic:blipFill>
+                    <a:blip r:embed="rId67"/>
+                    <a:stretch>
+                      <a:fillRect/>
+                    </a:stretch>
+                  </pic:blipFill>
+                  <pic:spPr bwMode="auto">
+                    <a:xfrm>
+                      <a:off x="0" y="0"/>
+                      <a:ext cx="3733800" cy="983755"/>
+                    </a:xfrm>
+                    <a:prstGeom prst="rect">
+                      <a:avLst/>
+                    </a:prstGeom>
+                    <a:noFill/>
+                    <a:ln w="9525">
+                      <a:noFill/>
+                      <a:headEnd/>
+                      <a:tailEnd/>
+                    </a:ln>
+                  </pic:spPr>
+                </pic:pic>
+              </a:graphicData>
+            </a:graphic>
+          </wp:inline>
+        </w:drawing>
+      </w:r>
+      <w:bookmarkEnd w:id="70"/>
+      <w:r>
+        <w:t xml:space="preserve"> </w:t>
+      </w:r>
+      <w:hyperlink r:id="rId71">
         <w:r>
           <w:rPr>
             <w:rStyle w:val="Hyperlink"/>
           </w:rPr>
-          <w:t xml:space="preserve">рис. 10</w:t>
+          <w:t xml:space="preserve">Нажмите здесь, чтобы открыть ссылку.</w:t>
         </w:r>
       </w:hyperlink>
+    </w:p>
+    <w:p>
+      <w:pPr>
+        <w:pStyle w:val="BodyText"/>
+      </w:pPr>
+      <w:r>
+        <w:t xml:space="preserve">После внесения изменений выполнен перезапуск службы MariaDB командой</w:t>
+      </w:r>
+      <w:r>
+        <w:t xml:space="preserve"> </w:t>
+      </w:r>
+      <w:r>
+        <w:rPr>
+          <w:rStyle w:val="VerbatimChar"/>
+        </w:rPr>
+        <w:t xml:space="preserve">systemctl restart mariadb</w:t>
+      </w:r>
+      <w:r>
+        <w:t xml:space="preserve">, затем произведён повторный вход в систему и выполнена команда</w:t>
+      </w:r>
+      <w:r>
+        <w:t xml:space="preserve"> </w:t>
+      </w:r>
+      <w:r>
+        <w:rPr>
+          <w:rStyle w:val="VerbatimChar"/>
+        </w:rPr>
+        <w:t xml:space="preserve">status</w:t>
+      </w:r>
+      <w:r>
+        <w:t xml:space="preserve"> </w:t>
+      </w:r>
+      <w:r>
+        <w:t xml:space="preserve">(</w:t>
+      </w:r>
+      <w:r>
+        <w:rPr>
+          <w:b/>
+          <w:bCs/>
+        </w:rPr>
+        <w:t xml:space="preserve">?@fig-10</w:t>
+      </w:r>
       <w:r>
         <w:t xml:space="preserve">).</w:t>
       </w:r>
     </w:p>
-    <w:tbl>
-      <w:tblPr>
-        <w:tblStyle w:val="Table"/>
-        <w:tblW w:type="pct" w:w="5000"/>
-        <w:tblLayout w:type="fixed"/>
-        <w:tblLook w:firstRow="0" w:lastRow="0" w:firstColumn="0" w:lastColumn="0" w:noHBand="0" w:noVBand="0" w:val="0000"/>
-      </w:tblPr>
-      <w:tblGrid>
-        <w:gridCol w:w="7920"/>
-      </w:tblGrid>
-      <w:tr>
-        <w:tc>
-          <w:tcPr/>
-          <w:bookmarkStart w:id="57" w:name="fig-8"/>
-          <w:p>
-            <w:pPr>
-              <w:pStyle w:val="Compact"/>
-              <w:jc w:val="center"/>
-            </w:pPr>
-            <w:r>
-              <w:drawing>
-                <wp:inline>
-                  <wp:extent cx="3733800" cy="2241017"/>
-                  <wp:effectExtent b="0" l="0" r="0" t="0"/>
-                  <wp:docPr descr="" title="" id="55" name="Picture"/>
-                  <a:graphic>
-                    <a:graphicData uri="http://schemas.openxmlformats.org/drawingml/2006/picture">
-                      <pic:pic>
-                        <pic:nvPicPr>
-                          <pic:cNvPr descr="image/8.png" id="56" name="Picture"/>
-                          <pic:cNvPicPr>
-                            <a:picLocks noChangeArrowheads="1" noChangeAspect="1"/>
-                          </pic:cNvPicPr>
-                        </pic:nvPicPr>
-                        <pic:blipFill>
-                          <a:blip r:embed="rId54"/>
-                          <a:stretch>
-                            <a:fillRect/>
-                          </a:stretch>
-                        </pic:blipFill>
-                        <pic:spPr bwMode="auto">
-                          <a:xfrm>
-                            <a:off x="0" y="0"/>
-                            <a:ext cx="3733800" cy="2241017"/>
-                          </a:xfrm>
-                          <a:prstGeom prst="rect">
-                            <a:avLst/>
-                          </a:prstGeom>
-                          <a:noFill/>
-                          <a:ln w="9525">
-                            <a:noFill/>
-                            <a:headEnd/>
-                            <a:tailEnd/>
-                          </a:ln>
-                        </pic:spPr>
-                      </pic:pic>
-                    </a:graphicData>
-                  </a:graphic>
-                </wp:inline>
-              </w:drawing>
-            </w:r>
-          </w:p>
-          <w:p>
-            <w:pPr>
-              <w:jc w:val="center"/>
-            </w:pPr>
-            <w:pPr>
-              <w:jc w:val="start"/>
-              <w:spacing w:before="200"/>
-              <w:pStyle w:val="ImageCaption"/>
-            </w:pPr>
-            <w:r>
-              <w:t xml:space="preserve">Рисунок 10: Создание файла utf8.cnf в каталоге /etc/my.cnf.d</w:t>
-            </w:r>
-          </w:p>
-          <w:bookmarkEnd w:id="57"/>
-        </w:tc>
-      </w:tr>
-    </w:tbl>
     <w:p>
       <w:pPr>
         <w:pStyle w:val="BodyText"/>
       </w:pPr>
-      <w:r>
-        <w:t xml:space="preserve">В файл добавлена конфигурация:</w:t>
-      </w:r>
-    </w:p>
-    <w:p>
-      <w:pPr>
-        <w:pStyle w:val="SourceCode"/>
-      </w:pPr>
-      <w:r>
-        <w:rPr>
-          <w:rStyle w:val="VerbatimChar"/>
-        </w:rPr>
-        <w:t xml:space="preserve">[client]</w:t>
-      </w:r>
-      <w:r>
-        <w:br/>
-      </w:r>
-      <w:r>
-        <w:rPr>
-          <w:rStyle w:val="VerbatimChar"/>
-        </w:rPr>
-        <w:t xml:space="preserve">default-character-set = utf8</w:t>
-      </w:r>
-      <w:r>
-        <w:br/>
-      </w:r>
-      <w:r>
-        <w:rPr>
-          <w:rStyle w:val="VerbatimChar"/>
-        </w:rPr>
-        <w:t xml:space="preserve">[mysqld]</w:t>
-      </w:r>
-      <w:r>
-        <w:br/>
-      </w:r>
-      <w:r>
-        <w:rPr>
-          <w:rStyle w:val="VerbatimChar"/>
-        </w:rPr>
-        <w:t xml:space="preserve">character-set-server = utf8</w:t>
-      </w:r>
-    </w:p>
-    <w:p>
-      <w:pPr>
-        <w:pStyle w:val="FirstParagraph"/>
-      </w:pPr>
-      <w:r>
-        <w:t xml:space="preserve">Данные параметры задают кодировку</w:t>
-      </w:r>
-      <w:r>
-        <w:t xml:space="preserve"> </w:t>
-      </w:r>
-      <w:r>
-        <w:rPr>
-          <w:rStyle w:val="VerbatimChar"/>
-        </w:rPr>
-        <w:t xml:space="preserve">utf8</w:t>
-      </w:r>
-      <w:r>
-        <w:t xml:space="preserve"> </w:t>
-      </w:r>
-      <w:r>
-        <w:t xml:space="preserve">по умолчанию для клиентских подключений и для сервера MariaDB (</w:t>
-      </w:r>
-      <w:hyperlink w:anchor="fig-9">
+      <w:bookmarkStart w:id="75" w:name="fig-10"/>
+      <w:r>
+        <w:drawing>
+          <wp:inline>
+            <wp:extent cx="2397418" cy="845243"/>
+            <wp:effectExtent b="0" l="0" r="0" t="0"/>
+            <wp:docPr descr="Проверка статуса MariaDB после изменения кодировки" title="" id="73" name="Picture"/>
+            <a:graphic>
+              <a:graphicData uri="http://schemas.openxmlformats.org/drawingml/2006/picture">
+                <pic:pic>
+                  <pic:nvPicPr>
+                    <pic:cNvPr descr="image/10.png" id="74" name="Picture"/>
+                    <pic:cNvPicPr>
+                      <a:picLocks noChangeArrowheads="1" noChangeAspect="1"/>
+                    </pic:cNvPicPr>
+                  </pic:nvPicPr>
+                  <pic:blipFill>
+                    <a:blip r:embed="rId72"/>
+                    <a:stretch>
+                      <a:fillRect/>
+                    </a:stretch>
+                  </pic:blipFill>
+                  <pic:spPr bwMode="auto">
+                    <a:xfrm>
+                      <a:off x="0" y="0"/>
+                      <a:ext cx="2397418" cy="845243"/>
+                    </a:xfrm>
+                    <a:prstGeom prst="rect">
+                      <a:avLst/>
+                    </a:prstGeom>
+                    <a:noFill/>
+                    <a:ln w="9525">
+                      <a:noFill/>
+                      <a:headEnd/>
+                      <a:tailEnd/>
+                    </a:ln>
+                  </pic:spPr>
+                </pic:pic>
+              </a:graphicData>
+            </a:graphic>
+          </wp:inline>
+        </w:drawing>
+      </w:r>
+      <w:bookmarkEnd w:id="75"/>
+      <w:r>
+        <w:t xml:space="preserve"> </w:t>
+      </w:r>
+      <w:hyperlink r:id="rId76">
         <w:r>
           <w:rPr>
             <w:rStyle w:val="Hyperlink"/>
           </w:rPr>
-          <w:t xml:space="preserve">рис. 11</w:t>
+          <w:t xml:space="preserve">Нажмите здесь, чтобы открыть ссылку.</w:t>
         </w:r>
       </w:hyperlink>
-      <w:r>
-        <w:t xml:space="preserve">).</w:t>
-      </w:r>
-    </w:p>
-    <w:tbl>
-      <w:tblPr>
-        <w:tblStyle w:val="Table"/>
-        <w:tblW w:type="pct" w:w="5000"/>
-        <w:tblLayout w:type="fixed"/>
-        <w:tblLook w:firstRow="0" w:lastRow="0" w:firstColumn="0" w:lastColumn="0" w:noHBand="0" w:noVBand="0" w:val="0000"/>
-      </w:tblPr>
-      <w:tblGrid>
-        <w:gridCol w:w="7920"/>
-      </w:tblGrid>
-      <w:tr>
-        <w:tc>
-          <w:tcPr/>
-          <w:bookmarkStart w:id="61" w:name="fig-9"/>
-          <w:p>
-            <w:pPr>
-              <w:pStyle w:val="Compact"/>
-              <w:jc w:val="center"/>
-            </w:pPr>
-            <w:r>
-              <w:drawing>
-                <wp:inline>
-                  <wp:extent cx="3733800" cy="983755"/>
-                  <wp:effectExtent b="0" l="0" r="0" t="0"/>
-                  <wp:docPr descr="" title="" id="59" name="Picture"/>
-                  <a:graphic>
-                    <a:graphicData uri="http://schemas.openxmlformats.org/drawingml/2006/picture">
-                      <pic:pic>
-                        <pic:nvPicPr>
-                          <pic:cNvPr descr="image/9.png" id="60" name="Picture"/>
-                          <pic:cNvPicPr>
-                            <a:picLocks noChangeArrowheads="1" noChangeAspect="1"/>
-                          </pic:cNvPicPr>
-                        </pic:nvPicPr>
-                        <pic:blipFill>
-                          <a:blip r:embed="rId58"/>
-                          <a:stretch>
-                            <a:fillRect/>
-                          </a:stretch>
-                        </pic:blipFill>
-                        <pic:spPr bwMode="auto">
-                          <a:xfrm>
-                            <a:off x="0" y="0"/>
-                            <a:ext cx="3733800" cy="983755"/>
-                          </a:xfrm>
-                          <a:prstGeom prst="rect">
-                            <a:avLst/>
-                          </a:prstGeom>
-                          <a:noFill/>
-                          <a:ln w="9525">
-                            <a:noFill/>
-                            <a:headEnd/>
-                            <a:tailEnd/>
-                          </a:ln>
-                        </pic:spPr>
-                      </pic:pic>
-                    </a:graphicData>
-                  </a:graphic>
-                </wp:inline>
-              </w:drawing>
-            </w:r>
-          </w:p>
-          <w:p>
-            <w:pPr>
-              <w:jc w:val="center"/>
-            </w:pPr>
-            <w:pPr>
-              <w:jc w:val="start"/>
-              <w:spacing w:before="200"/>
-              <w:pStyle w:val="ImageCaption"/>
-            </w:pPr>
-            <w:r>
-              <w:t xml:space="preserve">Рисунок 11: Содержимое файла utf8.cnf с параметрами кодировки UTF-8</w:t>
-            </w:r>
-          </w:p>
-          <w:bookmarkEnd w:id="61"/>
-        </w:tc>
-      </w:tr>
-    </w:tbl>
+    </w:p>
     <w:p>
       <w:pPr>
         <w:pStyle w:val="BodyText"/>
       </w:pPr>
       <w:r>
-        <w:t xml:space="preserve">После внесения изменений выполнен перезапуск службы MariaDB командой</w:t>
-      </w:r>
-      <w:r>
-        <w:t xml:space="preserve"> </w:t>
-      </w:r>
-      <w:r>
-        <w:rPr>
-          <w:rStyle w:val="VerbatimChar"/>
-        </w:rPr>
-        <w:t xml:space="preserve">systemctl restart mariadb</w:t>
-      </w:r>
-      <w:r>
-        <w:t xml:space="preserve">, затем произведён повторный вход в систему и выполнена команда</w:t>
-      </w:r>
-      <w:r>
-        <w:t xml:space="preserve"> </w:t>
-      </w:r>
-      <w:r>
-        <w:rPr>
-          <w:rStyle w:val="VerbatimChar"/>
-        </w:rPr>
-        <w:t xml:space="preserve">status</w:t>
+        <w:t xml:space="preserve">В результате изменения конфигурации параметры</w:t>
+      </w:r>
+      <w:r>
+        <w:t xml:space="preserve"> </w:t>
+      </w:r>
+      <w:r>
+        <w:rPr>
+          <w:rStyle w:val="VerbatimChar"/>
+        </w:rPr>
+        <w:t xml:space="preserve">Server characterset</w:t>
+      </w:r>
+      <w:r>
+        <w:t xml:space="preserve"> </w:t>
+      </w:r>
+      <w:r>
+        <w:t xml:space="preserve">и</w:t>
+      </w:r>
+      <w:r>
+        <w:t xml:space="preserve"> </w:t>
+      </w:r>
+      <w:r>
+        <w:rPr>
+          <w:rStyle w:val="VerbatimChar"/>
+        </w:rPr>
+        <w:t xml:space="preserve">Db characterset</w:t>
+      </w:r>
+      <w:r>
+        <w:t xml:space="preserve"> </w:t>
+      </w:r>
+      <w:r>
+        <w:t xml:space="preserve">изменились с</w:t>
+      </w:r>
+      <w:r>
+        <w:t xml:space="preserve"> </w:t>
+      </w:r>
+      <w:r>
+        <w:rPr>
+          <w:rStyle w:val="VerbatimChar"/>
+        </w:rPr>
+        <w:t xml:space="preserve">latin1</w:t>
+      </w:r>
+      <w:r>
+        <w:t xml:space="preserve"> </w:t>
+      </w:r>
+      <w:r>
+        <w:t xml:space="preserve">на</w:t>
+      </w:r>
+      <w:r>
+        <w:t xml:space="preserve"> </w:t>
+      </w:r>
+      <w:r>
+        <w:rPr>
+          <w:rStyle w:val="VerbatimChar"/>
+        </w:rPr>
+        <w:t xml:space="preserve">utf8</w:t>
+      </w:r>
+      <w:r>
+        <w:t xml:space="preserve">. Параметры</w:t>
+      </w:r>
+      <w:r>
+        <w:t xml:space="preserve"> </w:t>
+      </w:r>
+      <w:r>
+        <w:rPr>
+          <w:rStyle w:val="VerbatimChar"/>
+        </w:rPr>
+        <w:t xml:space="preserve">Client characterset</w:t>
+      </w:r>
+      <w:r>
+        <w:t xml:space="preserve"> </w:t>
+      </w:r>
+      <w:r>
+        <w:t xml:space="preserve">и</w:t>
+      </w:r>
+      <w:r>
+        <w:t xml:space="preserve"> </w:t>
+      </w:r>
+      <w:r>
+        <w:rPr>
+          <w:rStyle w:val="VerbatimChar"/>
+        </w:rPr>
+        <w:t xml:space="preserve">Conn. characterset</w:t>
+      </w:r>
+      <w:r>
+        <w:t xml:space="preserve"> </w:t>
+      </w:r>
+      <w:r>
+        <w:t xml:space="preserve">также установлены в</w:t>
+      </w:r>
+      <w:r>
+        <w:t xml:space="preserve"> </w:t>
+      </w:r>
+      <w:r>
+        <w:rPr>
+          <w:rStyle w:val="VerbatimChar"/>
+        </w:rPr>
+        <w:t xml:space="preserve">utf8</w:t>
+      </w:r>
+      <w:r>
+        <w:t xml:space="preserve">. Это подтверждает корректное применение новой конфигурации кодировки после перезапуска сервера.</w:t>
+      </w:r>
+    </w:p>
+    <w:bookmarkEnd w:id="77"/>
+    <w:bookmarkStart w:id="103" w:name="создание-базы-данных"/>
+    <w:p>
+      <w:pPr>
+        <w:pStyle w:val="Heading2"/>
+      </w:pPr>
+      <w:r>
+        <w:t xml:space="preserve">2.3 Создание базы данных</w:t>
+      </w:r>
+    </w:p>
+    <w:p>
+      <w:pPr>
+        <w:pStyle w:val="FirstParagraph"/>
+      </w:pPr>
+      <w:r>
+        <w:t xml:space="preserve">Выполнен вход в MariaDB под пользователем</w:t>
+      </w:r>
+      <w:r>
+        <w:t xml:space="preserve"> </w:t>
+      </w:r>
+      <w:r>
+        <w:rPr>
+          <w:rStyle w:val="VerbatimChar"/>
+        </w:rPr>
+        <w:t xml:space="preserve">root</w:t>
+      </w:r>
+      <w:r>
+        <w:t xml:space="preserve"> </w:t>
+      </w:r>
+      <w:r>
+        <w:t xml:space="preserve">с использованием команды</w:t>
+      </w:r>
+      <w:r>
+        <w:t xml:space="preserve"> </w:t>
+      </w:r>
+      <w:r>
+        <w:rPr>
+          <w:rStyle w:val="VerbatimChar"/>
+        </w:rPr>
+        <w:t xml:space="preserve">mysql -u root -p</w:t>
       </w:r>
       <w:r>
         <w:t xml:space="preserve"> </w:t>
@@ -1638,112 +1637,182 @@
       <w:r>
         <w:t xml:space="preserve">(</w:t>
       </w:r>
-      <w:hyperlink w:anchor="fig-10">
+      <w:r>
+        <w:rPr>
+          <w:b/>
+          <w:bCs/>
+        </w:rPr>
+        <w:t xml:space="preserve">?@fig-11</w:t>
+      </w:r>
+      <w:r>
+        <w:t xml:space="preserve">). После аутентификации отображена информация о версии сервера и установленном соединении.</w:t>
+      </w:r>
+    </w:p>
+    <w:p>
+      <w:pPr>
+        <w:pStyle w:val="BodyText"/>
+      </w:pPr>
+      <w:bookmarkStart w:id="81" w:name="fig-11"/>
+      <w:r>
+        <w:drawing>
+          <wp:inline>
+            <wp:extent cx="3733800" cy="560069"/>
+            <wp:effectExtent b="0" l="0" r="0" t="0"/>
+            <wp:docPr descr="Вход в MariaDB под пользователем root" title="" id="79" name="Picture"/>
+            <a:graphic>
+              <a:graphicData uri="http://schemas.openxmlformats.org/drawingml/2006/picture">
+                <pic:pic>
+                  <pic:nvPicPr>
+                    <pic:cNvPr descr="image/11.png" id="80" name="Picture"/>
+                    <pic:cNvPicPr>
+                      <a:picLocks noChangeArrowheads="1" noChangeAspect="1"/>
+                    </pic:cNvPicPr>
+                  </pic:nvPicPr>
+                  <pic:blipFill>
+                    <a:blip r:embed="rId78"/>
+                    <a:stretch>
+                      <a:fillRect/>
+                    </a:stretch>
+                  </pic:blipFill>
+                  <pic:spPr bwMode="auto">
+                    <a:xfrm>
+                      <a:off x="0" y="0"/>
+                      <a:ext cx="3733800" cy="560069"/>
+                    </a:xfrm>
+                    <a:prstGeom prst="rect">
+                      <a:avLst/>
+                    </a:prstGeom>
+                    <a:noFill/>
+                    <a:ln w="9525">
+                      <a:noFill/>
+                      <a:headEnd/>
+                      <a:tailEnd/>
+                    </a:ln>
+                  </pic:spPr>
+                </pic:pic>
+              </a:graphicData>
+            </a:graphic>
+          </wp:inline>
+        </w:drawing>
+      </w:r>
+      <w:bookmarkEnd w:id="81"/>
+      <w:r>
+        <w:t xml:space="preserve"> </w:t>
+      </w:r>
+      <w:hyperlink r:id="rId82">
         <w:r>
           <w:rPr>
             <w:rStyle w:val="Hyperlink"/>
           </w:rPr>
-          <w:t xml:space="preserve">рис. 12</w:t>
+          <w:t xml:space="preserve">Нажмите здесь, чтобы открыть ссылку.</w:t>
         </w:r>
       </w:hyperlink>
-      <w:r>
-        <w:t xml:space="preserve">).</w:t>
-      </w:r>
-    </w:p>
-    <w:tbl>
-      <w:tblPr>
-        <w:tblStyle w:val="Table"/>
-        <w:tblW w:type="pct" w:w="5000"/>
-        <w:tblLayout w:type="fixed"/>
-        <w:tblLook w:firstRow="0" w:lastRow="0" w:firstColumn="0" w:lastColumn="0" w:noHBand="0" w:noVBand="0" w:val="0000"/>
-      </w:tblPr>
-      <w:tblGrid>
-        <w:gridCol w:w="7920"/>
-      </w:tblGrid>
-      <w:tr>
-        <w:tc>
-          <w:tcPr/>
-          <w:bookmarkStart w:id="65" w:name="fig-10"/>
-          <w:p>
-            <w:pPr>
-              <w:pStyle w:val="Compact"/>
-              <w:jc w:val="center"/>
-            </w:pPr>
-            <w:r>
-              <w:drawing>
-                <wp:inline>
-                  <wp:extent cx="2397418" cy="845243"/>
-                  <wp:effectExtent b="0" l="0" r="0" t="0"/>
-                  <wp:docPr descr="" title="" id="63" name="Picture"/>
-                  <a:graphic>
-                    <a:graphicData uri="http://schemas.openxmlformats.org/drawingml/2006/picture">
-                      <pic:pic>
-                        <pic:nvPicPr>
-                          <pic:cNvPr descr="image/10.png" id="64" name="Picture"/>
-                          <pic:cNvPicPr>
-                            <a:picLocks noChangeArrowheads="1" noChangeAspect="1"/>
-                          </pic:cNvPicPr>
-                        </pic:nvPicPr>
-                        <pic:blipFill>
-                          <a:blip r:embed="rId62"/>
-                          <a:stretch>
-                            <a:fillRect/>
-                          </a:stretch>
-                        </pic:blipFill>
-                        <pic:spPr bwMode="auto">
-                          <a:xfrm>
-                            <a:off x="0" y="0"/>
-                            <a:ext cx="2397418" cy="845243"/>
-                          </a:xfrm>
-                          <a:prstGeom prst="rect">
-                            <a:avLst/>
-                          </a:prstGeom>
-                          <a:noFill/>
-                          <a:ln w="9525">
-                            <a:noFill/>
-                            <a:headEnd/>
-                            <a:tailEnd/>
-                          </a:ln>
-                        </pic:spPr>
-                      </pic:pic>
-                    </a:graphicData>
-                  </a:graphic>
-                </wp:inline>
-              </w:drawing>
-            </w:r>
-          </w:p>
-          <w:p>
-            <w:pPr>
-              <w:jc w:val="center"/>
-            </w:pPr>
-            <w:pPr>
-              <w:jc w:val="start"/>
-              <w:spacing w:before="200"/>
-              <w:pStyle w:val="ImageCaption"/>
-            </w:pPr>
-            <w:r>
-              <w:t xml:space="preserve">Рисунок 12: Проверка статуса MariaDB после изменения кодировки</w:t>
-            </w:r>
-          </w:p>
-          <w:bookmarkEnd w:id="65"/>
-        </w:tc>
-      </w:tr>
-    </w:tbl>
+    </w:p>
     <w:p>
       <w:pPr>
         <w:pStyle w:val="BodyText"/>
       </w:pPr>
       <w:r>
-        <w:t xml:space="preserve">В результате изменения конфигурации параметры</w:t>
-      </w:r>
-      <w:r>
-        <w:t xml:space="preserve"> </w:t>
-      </w:r>
-      <w:r>
-        <w:rPr>
-          <w:rStyle w:val="VerbatimChar"/>
-        </w:rPr>
-        <w:t xml:space="preserve">Server characterset</w:t>
+        <w:t xml:space="preserve">Создана база данных</w:t>
+      </w:r>
+      <w:r>
+        <w:t xml:space="preserve"> </w:t>
+      </w:r>
+      <w:r>
+        <w:rPr>
+          <w:rStyle w:val="VerbatimChar"/>
+        </w:rPr>
+        <w:t xml:space="preserve">addressbook</w:t>
+      </w:r>
+      <w:r>
+        <w:t xml:space="preserve"> </w:t>
+      </w:r>
+      <w:r>
+        <w:t xml:space="preserve">с кодировкой</w:t>
+      </w:r>
+      <w:r>
+        <w:t xml:space="preserve"> </w:t>
+      </w:r>
+      <w:r>
+        <w:rPr>
+          <w:rStyle w:val="VerbatimChar"/>
+        </w:rPr>
+        <w:t xml:space="preserve">utf8</w:t>
+      </w:r>
+      <w:r>
+        <w:t xml:space="preserve"> </w:t>
+      </w:r>
+      <w:r>
+        <w:t xml:space="preserve">и сопоставлением</w:t>
+      </w:r>
+      <w:r>
+        <w:t xml:space="preserve"> </w:t>
+      </w:r>
+      <w:r>
+        <w:rPr>
+          <w:rStyle w:val="VerbatimChar"/>
+        </w:rPr>
+        <w:t xml:space="preserve">utf8_general_ci</w:t>
+      </w:r>
+      <w:r>
+        <w:t xml:space="preserve">, затем выполнен переход к ней и проверено отсутствие таблиц командой</w:t>
+      </w:r>
+      <w:r>
+        <w:t xml:space="preserve"> </w:t>
+      </w:r>
+      <w:r>
+        <w:rPr>
+          <w:rStyle w:val="VerbatimChar"/>
+        </w:rPr>
+        <w:t xml:space="preserve">SHOW TABLES;</w:t>
+      </w:r>
+      <w:r>
+        <w:t xml:space="preserve"> </w:t>
+      </w:r>
+      <w:r>
+        <w:t xml:space="preserve">(</w:t>
+      </w:r>
+      <w:r>
+        <w:rPr>
+          <w:b/>
+          <w:bCs/>
+        </w:rPr>
+        <w:t xml:space="preserve">?@fig-12</w:t>
+      </w:r>
+      <w:r>
+        <w:t xml:space="preserve">). База данных успешно создана, на момент проверки таблицы отсутствуют.</w:t>
+      </w:r>
+    </w:p>
+    <w:p>
+      <w:pPr>
+        <w:pStyle w:val="BodyText"/>
+      </w:pPr>
+      <w:r>
+        <w:t xml:space="preserve">Создана таблица</w:t>
+      </w:r>
+      <w:r>
+        <w:t xml:space="preserve"> </w:t>
+      </w:r>
+      <w:r>
+        <w:rPr>
+          <w:rStyle w:val="VerbatimChar"/>
+        </w:rPr>
+        <w:t xml:space="preserve">city</w:t>
+      </w:r>
+      <w:r>
+        <w:t xml:space="preserve"> </w:t>
+      </w:r>
+      <w:r>
+        <w:t xml:space="preserve">с полями</w:t>
+      </w:r>
+      <w:r>
+        <w:t xml:space="preserve"> </w:t>
+      </w:r>
+      <w:r>
+        <w:rPr>
+          <w:rStyle w:val="VerbatimChar"/>
+        </w:rPr>
+        <w:t xml:space="preserve">name</w:t>
       </w:r>
       <w:r>
         <w:t xml:space="preserve"> </w:t>
@@ -1758,279 +1827,102 @@
         <w:rPr>
           <w:rStyle w:val="VerbatimChar"/>
         </w:rPr>
-        <w:t xml:space="preserve">Db characterset</w:t>
-      </w:r>
-      <w:r>
-        <w:t xml:space="preserve"> </w:t>
-      </w:r>
-      <w:r>
-        <w:t xml:space="preserve">изменились с</w:t>
-      </w:r>
-      <w:r>
-        <w:t xml:space="preserve"> </w:t>
-      </w:r>
-      <w:r>
-        <w:rPr>
-          <w:rStyle w:val="VerbatimChar"/>
-        </w:rPr>
-        <w:t xml:space="preserve">latin1</w:t>
-      </w:r>
-      <w:r>
-        <w:t xml:space="preserve"> </w:t>
-      </w:r>
-      <w:r>
-        <w:t xml:space="preserve">на</w:t>
-      </w:r>
-      <w:r>
-        <w:t xml:space="preserve"> </w:t>
-      </w:r>
-      <w:r>
-        <w:rPr>
-          <w:rStyle w:val="VerbatimChar"/>
-        </w:rPr>
-        <w:t xml:space="preserve">utf8</w:t>
-      </w:r>
-      <w:r>
-        <w:t xml:space="preserve">. Параметры</w:t>
-      </w:r>
-      <w:r>
-        <w:t xml:space="preserve"> </w:t>
-      </w:r>
-      <w:r>
-        <w:rPr>
-          <w:rStyle w:val="VerbatimChar"/>
-        </w:rPr>
-        <w:t xml:space="preserve">Client characterset</w:t>
-      </w:r>
-      <w:r>
-        <w:t xml:space="preserve"> </w:t>
-      </w:r>
-      <w:r>
-        <w:t xml:space="preserve">и</w:t>
-      </w:r>
-      <w:r>
-        <w:t xml:space="preserve"> </w:t>
-      </w:r>
-      <w:r>
-        <w:rPr>
-          <w:rStyle w:val="VerbatimChar"/>
-        </w:rPr>
-        <w:t xml:space="preserve">Conn. characterset</w:t>
-      </w:r>
-      <w:r>
-        <w:t xml:space="preserve"> </w:t>
-      </w:r>
-      <w:r>
-        <w:t xml:space="preserve">также установлены в</w:t>
-      </w:r>
-      <w:r>
-        <w:t xml:space="preserve"> </w:t>
-      </w:r>
-      <w:r>
-        <w:rPr>
-          <w:rStyle w:val="VerbatimChar"/>
-        </w:rPr>
-        <w:t xml:space="preserve">utf8</w:t>
-      </w:r>
-      <w:r>
-        <w:t xml:space="preserve">. Это подтверждает корректное применение новой конфигурации кодировки после перезапуска сервера.</w:t>
-      </w:r>
-    </w:p>
-    <w:bookmarkEnd w:id="66"/>
-    <w:bookmarkStart w:id="87" w:name="создание-базы-данных"/>
-    <w:p>
-      <w:pPr>
-        <w:pStyle w:val="Heading2"/>
-      </w:pPr>
-      <w:r>
-        <w:t xml:space="preserve">2.3 Создание базы данных</w:t>
-      </w:r>
-    </w:p>
-    <w:p>
-      <w:pPr>
-        <w:pStyle w:val="FirstParagraph"/>
-      </w:pPr>
-      <w:r>
-        <w:t xml:space="preserve">Выполнен вход в MariaDB под пользователем</w:t>
-      </w:r>
-      <w:r>
-        <w:t xml:space="preserve"> </w:t>
-      </w:r>
-      <w:r>
-        <w:rPr>
-          <w:rStyle w:val="VerbatimChar"/>
-        </w:rPr>
-        <w:t xml:space="preserve">root</w:t>
-      </w:r>
-      <w:r>
-        <w:t xml:space="preserve"> </w:t>
-      </w:r>
-      <w:r>
-        <w:t xml:space="preserve">с использованием команды</w:t>
-      </w:r>
-      <w:r>
-        <w:t xml:space="preserve"> </w:t>
-      </w:r>
-      <w:r>
-        <w:rPr>
-          <w:rStyle w:val="VerbatimChar"/>
-        </w:rPr>
-        <w:t xml:space="preserve">mysql -u root -p</w:t>
-      </w:r>
-      <w:r>
-        <w:t xml:space="preserve"> </w:t>
-      </w:r>
-      <w:r>
-        <w:t xml:space="preserve">(</w:t>
-      </w:r>
-      <w:hyperlink w:anchor="fig-11">
+        <w:t xml:space="preserve">city</w:t>
+      </w:r>
+      <w:r>
+        <w:t xml:space="preserve"> </w:t>
+      </w:r>
+      <w:r>
+        <w:t xml:space="preserve">типа</w:t>
+      </w:r>
+      <w:r>
+        <w:t xml:space="preserve"> </w:t>
+      </w:r>
+      <w:r>
+        <w:rPr>
+          <w:rStyle w:val="VerbatimChar"/>
+        </w:rPr>
+        <w:t xml:space="preserve">VARCHAR(40)</w:t>
+      </w:r>
+      <w:r>
+        <w:t xml:space="preserve">. В таблицу добавлены записи: Иванов — Москва, Петров — Сочи, Сидоров — Дубна.</w:t>
+      </w:r>
+    </w:p>
+    <w:p>
+      <w:pPr>
+        <w:pStyle w:val="BodyText"/>
+      </w:pPr>
+      <w:bookmarkStart w:id="86" w:name="fig-12"/>
+      <w:r>
+        <w:drawing>
+          <wp:inline>
+            <wp:extent cx="3733800" cy="2190787"/>
+            <wp:effectExtent b="0" l="0" r="0" t="0"/>
+            <wp:docPr descr="Создание базы данных addressbook и проверка списка таблиц" title="" id="84" name="Picture"/>
+            <a:graphic>
+              <a:graphicData uri="http://schemas.openxmlformats.org/drawingml/2006/picture">
+                <pic:pic>
+                  <pic:nvPicPr>
+                    <pic:cNvPr descr="image/12.png" id="85" name="Picture"/>
+                    <pic:cNvPicPr>
+                      <a:picLocks noChangeArrowheads="1" noChangeAspect="1"/>
+                    </pic:cNvPicPr>
+                  </pic:nvPicPr>
+                  <pic:blipFill>
+                    <a:blip r:embed="rId83"/>
+                    <a:stretch>
+                      <a:fillRect/>
+                    </a:stretch>
+                  </pic:blipFill>
+                  <pic:spPr bwMode="auto">
+                    <a:xfrm>
+                      <a:off x="0" y="0"/>
+                      <a:ext cx="3733800" cy="2190787"/>
+                    </a:xfrm>
+                    <a:prstGeom prst="rect">
+                      <a:avLst/>
+                    </a:prstGeom>
+                    <a:noFill/>
+                    <a:ln w="9525">
+                      <a:noFill/>
+                      <a:headEnd/>
+                      <a:tailEnd/>
+                    </a:ln>
+                  </pic:spPr>
+                </pic:pic>
+              </a:graphicData>
+            </a:graphic>
+          </wp:inline>
+        </w:drawing>
+      </w:r>
+      <w:bookmarkEnd w:id="86"/>
+      <w:r>
+        <w:t xml:space="preserve"> </w:t>
+      </w:r>
+      <w:hyperlink r:id="rId87">
         <w:r>
           <w:rPr>
             <w:rStyle w:val="Hyperlink"/>
           </w:rPr>
-          <w:t xml:space="preserve">рис. 13</w:t>
+          <w:t xml:space="preserve">Нажмите здесь, чтобы открыть ссылку.</w:t>
         </w:r>
       </w:hyperlink>
-      <w:r>
-        <w:t xml:space="preserve">). После аутентификации отображена информация о версии сервера и установленном соединении.</w:t>
-      </w:r>
-    </w:p>
-    <w:tbl>
-      <w:tblPr>
-        <w:tblStyle w:val="Table"/>
-        <w:tblW w:type="pct" w:w="5000"/>
-        <w:tblLayout w:type="fixed"/>
-        <w:tblLook w:firstRow="0" w:lastRow="0" w:firstColumn="0" w:lastColumn="0" w:noHBand="0" w:noVBand="0" w:val="0000"/>
-      </w:tblPr>
-      <w:tblGrid>
-        <w:gridCol w:w="7920"/>
-      </w:tblGrid>
-      <w:tr>
-        <w:tc>
-          <w:tcPr/>
-          <w:bookmarkStart w:id="70" w:name="fig-11"/>
-          <w:p>
-            <w:pPr>
-              <w:pStyle w:val="Compact"/>
-              <w:jc w:val="center"/>
-            </w:pPr>
-            <w:r>
-              <w:drawing>
-                <wp:inline>
-                  <wp:extent cx="3733800" cy="560069"/>
-                  <wp:effectExtent b="0" l="0" r="0" t="0"/>
-                  <wp:docPr descr="" title="" id="68" name="Picture"/>
-                  <a:graphic>
-                    <a:graphicData uri="http://schemas.openxmlformats.org/drawingml/2006/picture">
-                      <pic:pic>
-                        <pic:nvPicPr>
-                          <pic:cNvPr descr="image/11.png" id="69" name="Picture"/>
-                          <pic:cNvPicPr>
-                            <a:picLocks noChangeArrowheads="1" noChangeAspect="1"/>
-                          </pic:cNvPicPr>
-                        </pic:nvPicPr>
-                        <pic:blipFill>
-                          <a:blip r:embed="rId67"/>
-                          <a:stretch>
-                            <a:fillRect/>
-                          </a:stretch>
-                        </pic:blipFill>
-                        <pic:spPr bwMode="auto">
-                          <a:xfrm>
-                            <a:off x="0" y="0"/>
-                            <a:ext cx="3733800" cy="560069"/>
-                          </a:xfrm>
-                          <a:prstGeom prst="rect">
-                            <a:avLst/>
-                          </a:prstGeom>
-                          <a:noFill/>
-                          <a:ln w="9525">
-                            <a:noFill/>
-                            <a:headEnd/>
-                            <a:tailEnd/>
-                          </a:ln>
-                        </pic:spPr>
-                      </pic:pic>
-                    </a:graphicData>
-                  </a:graphic>
-                </wp:inline>
-              </w:drawing>
-            </w:r>
-          </w:p>
-          <w:p>
-            <w:pPr>
-              <w:jc w:val="center"/>
-            </w:pPr>
-            <w:pPr>
-              <w:jc w:val="start"/>
-              <w:spacing w:before="200"/>
-              <w:pStyle w:val="ImageCaption"/>
-            </w:pPr>
-            <w:r>
-              <w:t xml:space="preserve">Рисунок 13: Вход в MariaDB под пользователем root</w:t>
-            </w:r>
-          </w:p>
-          <w:bookmarkEnd w:id="70"/>
-        </w:tc>
-      </w:tr>
-    </w:tbl>
+    </w:p>
     <w:p>
       <w:pPr>
         <w:pStyle w:val="BodyText"/>
       </w:pPr>
       <w:r>
-        <w:t xml:space="preserve">Создана база данных</w:t>
-      </w:r>
-      <w:r>
-        <w:t xml:space="preserve"> </w:t>
-      </w:r>
-      <w:r>
-        <w:rPr>
-          <w:rStyle w:val="VerbatimChar"/>
-        </w:rPr>
-        <w:t xml:space="preserve">addressbook</w:t>
-      </w:r>
-      <w:r>
-        <w:t xml:space="preserve"> </w:t>
-      </w:r>
-      <w:r>
-        <w:t xml:space="preserve">с кодировкой</w:t>
-      </w:r>
-      <w:r>
-        <w:t xml:space="preserve"> </w:t>
-      </w:r>
-      <w:r>
-        <w:rPr>
-          <w:rStyle w:val="VerbatimChar"/>
-        </w:rPr>
-        <w:t xml:space="preserve">utf8</w:t>
-      </w:r>
-      <w:r>
-        <w:t xml:space="preserve"> </w:t>
-      </w:r>
-      <w:r>
-        <w:t xml:space="preserve">и сопоставлением</w:t>
-      </w:r>
-      <w:r>
-        <w:t xml:space="preserve"> </w:t>
-      </w:r>
-      <w:r>
-        <w:rPr>
-          <w:rStyle w:val="VerbatimChar"/>
-        </w:rPr>
-        <w:t xml:space="preserve">utf8_general_ci</w:t>
-      </w:r>
-      <w:r>
-        <w:t xml:space="preserve">, затем выполнен переход к ней и проверено отсутствие таблиц командой</w:t>
-      </w:r>
-      <w:r>
-        <w:t xml:space="preserve"> </w:t>
-      </w:r>
-      <w:r>
-        <w:rPr>
-          <w:rStyle w:val="VerbatimChar"/>
-        </w:rPr>
-        <w:t xml:space="preserve">SHOW TABLES;</w:t>
+        <w:t xml:space="preserve">Выполнен запрос</w:t>
+      </w:r>
+      <w:r>
+        <w:t xml:space="preserve"> </w:t>
+      </w:r>
+      <w:r>
+        <w:rPr>
+          <w:rStyle w:val="VerbatimChar"/>
+        </w:rPr>
+        <w:t xml:space="preserve">SELECT * FROM city;</w:t>
       </w:r>
       <w:r>
         <w:t xml:space="preserve"> </w:t>
@@ -2038,24 +1930,216 @@
       <w:r>
         <w:t xml:space="preserve">(</w:t>
       </w:r>
-      <w:hyperlink w:anchor="fig-12">
+      <w:r>
+        <w:rPr>
+          <w:b/>
+          <w:bCs/>
+        </w:rPr>
+        <w:t xml:space="preserve">?@fig-13</w:t>
+      </w:r>
+      <w:r>
+        <w:t xml:space="preserve">). Результат запроса отображает три строки, соответствующие введённым данным, что подтверждает корректность создания таблицы и вставки записей.</w:t>
+      </w:r>
+    </w:p>
+    <w:p>
+      <w:pPr>
+        <w:pStyle w:val="BodyText"/>
+      </w:pPr>
+      <w:bookmarkStart w:id="91" w:name="fig-13"/>
+      <w:r>
+        <w:drawing>
+          <wp:inline>
+            <wp:extent cx="3733800" cy="1550907"/>
+            <wp:effectExtent b="0" l="0" r="0" t="0"/>
+            <wp:docPr descr="Создание таблицы city, вставка данных и результат SELECT * FROM city" title="" id="89" name="Picture"/>
+            <a:graphic>
+              <a:graphicData uri="http://schemas.openxmlformats.org/drawingml/2006/picture">
+                <pic:pic>
+                  <pic:nvPicPr>
+                    <pic:cNvPr descr="image/13.png" id="90" name="Picture"/>
+                    <pic:cNvPicPr>
+                      <a:picLocks noChangeArrowheads="1" noChangeAspect="1"/>
+                    </pic:cNvPicPr>
+                  </pic:nvPicPr>
+                  <pic:blipFill>
+                    <a:blip r:embed="rId88"/>
+                    <a:stretch>
+                      <a:fillRect/>
+                    </a:stretch>
+                  </pic:blipFill>
+                  <pic:spPr bwMode="auto">
+                    <a:xfrm>
+                      <a:off x="0" y="0"/>
+                      <a:ext cx="3733800" cy="1550907"/>
+                    </a:xfrm>
+                    <a:prstGeom prst="rect">
+                      <a:avLst/>
+                    </a:prstGeom>
+                    <a:noFill/>
+                    <a:ln w="9525">
+                      <a:noFill/>
+                      <a:headEnd/>
+                      <a:tailEnd/>
+                    </a:ln>
+                  </pic:spPr>
+                </pic:pic>
+              </a:graphicData>
+            </a:graphic>
+          </wp:inline>
+        </w:drawing>
+      </w:r>
+      <w:bookmarkEnd w:id="91"/>
+      <w:r>
+        <w:t xml:space="preserve"> </w:t>
+      </w:r>
+      <w:hyperlink r:id="rId92">
         <w:r>
           <w:rPr>
             <w:rStyle w:val="Hyperlink"/>
           </w:rPr>
-          <w:t xml:space="preserve">рис. 14</w:t>
+          <w:t xml:space="preserve">Нажмите здесь, чтобы открыть ссылку.</w:t>
         </w:r>
       </w:hyperlink>
-      <w:r>
-        <w:t xml:space="preserve">). База данных успешно создана, на момент проверки таблицы отсутствуют.</w:t>
-      </w:r>
     </w:p>
     <w:p>
       <w:pPr>
         <w:pStyle w:val="BodyText"/>
       </w:pPr>
       <w:r>
-        <w:t xml:space="preserve">Создана таблица</w:t>
+        <w:t xml:space="preserve">Создан пользователь</w:t>
+      </w:r>
+      <w:r>
+        <w:t xml:space="preserve"> </w:t>
+      </w:r>
+      <w:r>
+        <w:rPr>
+          <w:rStyle w:val="VerbatimChar"/>
+        </w:rPr>
+        <w:t xml:space="preserve">user@'%'</w:t>
+      </w:r>
+      <w:r>
+        <w:t xml:space="preserve"> </w:t>
+      </w:r>
+      <w:r>
+        <w:t xml:space="preserve">с паролем и предоставлены права</w:t>
+      </w:r>
+      <w:r>
+        <w:t xml:space="preserve"> </w:t>
+      </w:r>
+      <w:r>
+        <w:rPr>
+          <w:rStyle w:val="VerbatimChar"/>
+        </w:rPr>
+        <w:t xml:space="preserve">SELECT</w:t>
+      </w:r>
+      <w:r>
+        <w:t xml:space="preserve">,</w:t>
+      </w:r>
+      <w:r>
+        <w:t xml:space="preserve"> </w:t>
+      </w:r>
+      <w:r>
+        <w:rPr>
+          <w:rStyle w:val="VerbatimChar"/>
+        </w:rPr>
+        <w:t xml:space="preserve">INSERT</w:t>
+      </w:r>
+      <w:r>
+        <w:t xml:space="preserve">,</w:t>
+      </w:r>
+      <w:r>
+        <w:t xml:space="preserve"> </w:t>
+      </w:r>
+      <w:r>
+        <w:rPr>
+          <w:rStyle w:val="VerbatimChar"/>
+        </w:rPr>
+        <w:t xml:space="preserve">UPDATE</w:t>
+      </w:r>
+      <w:r>
+        <w:t xml:space="preserve">,</w:t>
+      </w:r>
+      <w:r>
+        <w:t xml:space="preserve"> </w:t>
+      </w:r>
+      <w:r>
+        <w:rPr>
+          <w:rStyle w:val="VerbatimChar"/>
+        </w:rPr>
+        <w:t xml:space="preserve">DELETE</w:t>
+      </w:r>
+      <w:r>
+        <w:t xml:space="preserve"> </w:t>
+      </w:r>
+      <w:r>
+        <w:t xml:space="preserve">на базу данных</w:t>
+      </w:r>
+      <w:r>
+        <w:t xml:space="preserve"> </w:t>
+      </w:r>
+      <w:r>
+        <w:rPr>
+          <w:rStyle w:val="VerbatimChar"/>
+        </w:rPr>
+        <w:t xml:space="preserve">addressbook</w:t>
+      </w:r>
+      <w:r>
+        <w:t xml:space="preserve">. После выполнения</w:t>
+      </w:r>
+      <w:r>
+        <w:t xml:space="preserve"> </w:t>
+      </w:r>
+      <w:r>
+        <w:rPr>
+          <w:rStyle w:val="VerbatimChar"/>
+        </w:rPr>
+        <w:t xml:space="preserve">FLUSH PRIVILEGES;</w:t>
+      </w:r>
+      <w:r>
+        <w:t xml:space="preserve"> </w:t>
+      </w:r>
+      <w:r>
+        <w:t xml:space="preserve">изменения прав вступили в силу. Командой</w:t>
+      </w:r>
+      <w:r>
+        <w:t xml:space="preserve"> </w:t>
+      </w:r>
+      <w:r>
+        <w:rPr>
+          <w:rStyle w:val="VerbatimChar"/>
+        </w:rPr>
+        <w:t xml:space="preserve">DESCRIBE city;</w:t>
+      </w:r>
+      <w:r>
+        <w:t xml:space="preserve"> </w:t>
+      </w:r>
+      <w:r>
+        <w:t xml:space="preserve">получена структура таблицы (</w:t>
+      </w:r>
+      <w:r>
+        <w:rPr>
+          <w:b/>
+          <w:bCs/>
+        </w:rPr>
+        <w:t xml:space="preserve">?@fig-14</w:t>
+      </w:r>
+      <w:r>
+        <w:t xml:space="preserve">). Таблица содержит два поля:</w:t>
+      </w:r>
+      <w:r>
+        <w:t xml:space="preserve"> </w:t>
+      </w:r>
+      <w:r>
+        <w:rPr>
+          <w:rStyle w:val="VerbatimChar"/>
+        </w:rPr>
+        <w:t xml:space="preserve">name</w:t>
+      </w:r>
+      <w:r>
+        <w:t xml:space="preserve"> </w:t>
+      </w:r>
+      <w:r>
+        <w:t xml:space="preserve">и</w:t>
       </w:r>
       <w:r>
         <w:t xml:space="preserve"> </w:t>
@@ -2067,40 +2151,7 @@
         <w:t xml:space="preserve">city</w:t>
       </w:r>
       <w:r>
-        <w:t xml:space="preserve"> </w:t>
-      </w:r>
-      <w:r>
-        <w:t xml:space="preserve">с полями</w:t>
-      </w:r>
-      <w:r>
-        <w:t xml:space="preserve"> </w:t>
-      </w:r>
-      <w:r>
-        <w:rPr>
-          <w:rStyle w:val="VerbatimChar"/>
-        </w:rPr>
-        <w:t xml:space="preserve">name</w:t>
-      </w:r>
-      <w:r>
-        <w:t xml:space="preserve"> </w:t>
-      </w:r>
-      <w:r>
-        <w:t xml:space="preserve">и</w:t>
-      </w:r>
-      <w:r>
-        <w:t xml:space="preserve"> </w:t>
-      </w:r>
-      <w:r>
-        <w:rPr>
-          <w:rStyle w:val="VerbatimChar"/>
-        </w:rPr>
-        <w:t xml:space="preserve">city</w:t>
-      </w:r>
-      <w:r>
-        <w:t xml:space="preserve"> </w:t>
-      </w:r>
-      <w:r>
-        <w:t xml:space="preserve">типа</w:t>
+        <w:t xml:space="preserve">, оба типа</w:t>
       </w:r>
       <w:r>
         <w:t xml:space="preserve"> </w:t>
@@ -2112,273 +2163,99 @@
         <w:t xml:space="preserve">VARCHAR(40)</w:t>
       </w:r>
       <w:r>
-        <w:t xml:space="preserve">. В таблицу добавлены записи: Иванов — Москва, Петров — Сочи, Сидоров — Дубна.</w:t>
-      </w:r>
-    </w:p>
-    <w:tbl>
-      <w:tblPr>
-        <w:tblStyle w:val="Table"/>
-        <w:tblW w:type="pct" w:w="5000"/>
-        <w:tblLayout w:type="fixed"/>
-        <w:tblLook w:firstRow="0" w:lastRow="0" w:firstColumn="0" w:lastColumn="0" w:noHBand="0" w:noVBand="0" w:val="0000"/>
-      </w:tblPr>
-      <w:tblGrid>
-        <w:gridCol w:w="7920"/>
-      </w:tblGrid>
-      <w:tr>
-        <w:tc>
-          <w:tcPr/>
-          <w:bookmarkStart w:id="74" w:name="fig-12"/>
-          <w:p>
-            <w:pPr>
-              <w:pStyle w:val="Compact"/>
-              <w:jc w:val="center"/>
-            </w:pPr>
-            <w:r>
-              <w:drawing>
-                <wp:inline>
-                  <wp:extent cx="3733800" cy="2190787"/>
-                  <wp:effectExtent b="0" l="0" r="0" t="0"/>
-                  <wp:docPr descr="" title="" id="72" name="Picture"/>
-                  <a:graphic>
-                    <a:graphicData uri="http://schemas.openxmlformats.org/drawingml/2006/picture">
-                      <pic:pic>
-                        <pic:nvPicPr>
-                          <pic:cNvPr descr="image/12.png" id="73" name="Picture"/>
-                          <pic:cNvPicPr>
-                            <a:picLocks noChangeArrowheads="1" noChangeAspect="1"/>
-                          </pic:cNvPicPr>
-                        </pic:nvPicPr>
-                        <pic:blipFill>
-                          <a:blip r:embed="rId71"/>
-                          <a:stretch>
-                            <a:fillRect/>
-                          </a:stretch>
-                        </pic:blipFill>
-                        <pic:spPr bwMode="auto">
-                          <a:xfrm>
-                            <a:off x="0" y="0"/>
-                            <a:ext cx="3733800" cy="2190787"/>
-                          </a:xfrm>
-                          <a:prstGeom prst="rect">
-                            <a:avLst/>
-                          </a:prstGeom>
-                          <a:noFill/>
-                          <a:ln w="9525">
-                            <a:noFill/>
-                            <a:headEnd/>
-                            <a:tailEnd/>
-                          </a:ln>
-                        </pic:spPr>
-                      </pic:pic>
-                    </a:graphicData>
-                  </a:graphic>
-                </wp:inline>
-              </w:drawing>
-            </w:r>
-          </w:p>
-          <w:p>
-            <w:pPr>
-              <w:jc w:val="center"/>
-            </w:pPr>
-            <w:pPr>
-              <w:jc w:val="start"/>
-              <w:spacing w:before="200"/>
-              <w:pStyle w:val="ImageCaption"/>
-            </w:pPr>
-            <w:r>
-              <w:t xml:space="preserve">Рисунок 14: Создание базы данных addressbook и проверка списка таблиц</w:t>
-            </w:r>
-          </w:p>
-          <w:bookmarkEnd w:id="74"/>
-        </w:tc>
-      </w:tr>
-    </w:tbl>
+        <w:t xml:space="preserve">, допускающие значение</w:t>
+      </w:r>
+      <w:r>
+        <w:t xml:space="preserve"> </w:t>
+      </w:r>
+      <w:r>
+        <w:rPr>
+          <w:rStyle w:val="VerbatimChar"/>
+        </w:rPr>
+        <w:t xml:space="preserve">NULL</w:t>
+      </w:r>
+      <w:r>
+        <w:t xml:space="preserve">.</w:t>
+      </w:r>
+    </w:p>
     <w:p>
       <w:pPr>
         <w:pStyle w:val="BodyText"/>
       </w:pPr>
-      <w:r>
-        <w:t xml:space="preserve">Выполнен запрос</w:t>
-      </w:r>
-      <w:r>
-        <w:t xml:space="preserve"> </w:t>
-      </w:r>
-      <w:r>
-        <w:rPr>
-          <w:rStyle w:val="VerbatimChar"/>
-        </w:rPr>
-        <w:t xml:space="preserve">SELECT * FROM city;</w:t>
-      </w:r>
-      <w:r>
-        <w:t xml:space="preserve"> </w:t>
-      </w:r>
-      <w:r>
-        <w:t xml:space="preserve">(</w:t>
-      </w:r>
-      <w:hyperlink w:anchor="fig-13">
+      <w:bookmarkStart w:id="96" w:name="fig-14"/>
+      <w:r>
+        <w:drawing>
+          <wp:inline>
+            <wp:extent cx="3733800" cy="2408231"/>
+            <wp:effectExtent b="0" l="0" r="0" t="0"/>
+            <wp:docPr descr="Создание пользователя, назначение прав и описание структуры таблицы city" title="" id="94" name="Picture"/>
+            <a:graphic>
+              <a:graphicData uri="http://schemas.openxmlformats.org/drawingml/2006/picture">
+                <pic:pic>
+                  <pic:nvPicPr>
+                    <pic:cNvPr descr="image/14.png" id="95" name="Picture"/>
+                    <pic:cNvPicPr>
+                      <a:picLocks noChangeArrowheads="1" noChangeAspect="1"/>
+                    </pic:cNvPicPr>
+                  </pic:nvPicPr>
+                  <pic:blipFill>
+                    <a:blip r:embed="rId93"/>
+                    <a:stretch>
+                      <a:fillRect/>
+                    </a:stretch>
+                  </pic:blipFill>
+                  <pic:spPr bwMode="auto">
+                    <a:xfrm>
+                      <a:off x="0" y="0"/>
+                      <a:ext cx="3733800" cy="2408231"/>
+                    </a:xfrm>
+                    <a:prstGeom prst="rect">
+                      <a:avLst/>
+                    </a:prstGeom>
+                    <a:noFill/>
+                    <a:ln w="9525">
+                      <a:noFill/>
+                      <a:headEnd/>
+                      <a:tailEnd/>
+                    </a:ln>
+                  </pic:spPr>
+                </pic:pic>
+              </a:graphicData>
+            </a:graphic>
+          </wp:inline>
+        </w:drawing>
+      </w:r>
+      <w:bookmarkEnd w:id="96"/>
+      <w:r>
+        <w:t xml:space="preserve"> </w:t>
+      </w:r>
+      <w:hyperlink r:id="rId97">
         <w:r>
           <w:rPr>
             <w:rStyle w:val="Hyperlink"/>
           </w:rPr>
-          <w:t xml:space="preserve">рис. 15</w:t>
+          <w:t xml:space="preserve">Нажмите здесь, чтобы открыть ссылку.</w:t>
         </w:r>
       </w:hyperlink>
-      <w:r>
-        <w:t xml:space="preserve">). Результат запроса отображает три строки, соответствующие введённым данным, что подтверждает корректность создания таблицы и вставки записей.</w:t>
-      </w:r>
-    </w:p>
-    <w:tbl>
-      <w:tblPr>
-        <w:tblStyle w:val="Table"/>
-        <w:tblW w:type="pct" w:w="5000"/>
-        <w:tblLayout w:type="fixed"/>
-        <w:tblLook w:firstRow="0" w:lastRow="0" w:firstColumn="0" w:lastColumn="0" w:noHBand="0" w:noVBand="0" w:val="0000"/>
-      </w:tblPr>
-      <w:tblGrid>
-        <w:gridCol w:w="7920"/>
-      </w:tblGrid>
-      <w:tr>
-        <w:tc>
-          <w:tcPr/>
-          <w:bookmarkStart w:id="78" w:name="fig-13"/>
-          <w:p>
-            <w:pPr>
-              <w:pStyle w:val="Compact"/>
-              <w:jc w:val="center"/>
-            </w:pPr>
-            <w:r>
-              <w:drawing>
-                <wp:inline>
-                  <wp:extent cx="3733800" cy="1550907"/>
-                  <wp:effectExtent b="0" l="0" r="0" t="0"/>
-                  <wp:docPr descr="" title="" id="76" name="Picture"/>
-                  <a:graphic>
-                    <a:graphicData uri="http://schemas.openxmlformats.org/drawingml/2006/picture">
-                      <pic:pic>
-                        <pic:nvPicPr>
-                          <pic:cNvPr descr="image/13.png" id="77" name="Picture"/>
-                          <pic:cNvPicPr>
-                            <a:picLocks noChangeArrowheads="1" noChangeAspect="1"/>
-                          </pic:cNvPicPr>
-                        </pic:nvPicPr>
-                        <pic:blipFill>
-                          <a:blip r:embed="rId75"/>
-                          <a:stretch>
-                            <a:fillRect/>
-                          </a:stretch>
-                        </pic:blipFill>
-                        <pic:spPr bwMode="auto">
-                          <a:xfrm>
-                            <a:off x="0" y="0"/>
-                            <a:ext cx="3733800" cy="1550907"/>
-                          </a:xfrm>
-                          <a:prstGeom prst="rect">
-                            <a:avLst/>
-                          </a:prstGeom>
-                          <a:noFill/>
-                          <a:ln w="9525">
-                            <a:noFill/>
-                            <a:headEnd/>
-                            <a:tailEnd/>
-                          </a:ln>
-                        </pic:spPr>
-                      </pic:pic>
-                    </a:graphicData>
-                  </a:graphic>
-                </wp:inline>
-              </w:drawing>
-            </w:r>
-          </w:p>
-          <w:p>
-            <w:pPr>
-              <w:jc w:val="center"/>
-            </w:pPr>
-            <w:pPr>
-              <w:jc w:val="start"/>
-              <w:spacing w:before="200"/>
-              <w:pStyle w:val="ImageCaption"/>
-            </w:pPr>
-            <w:r>
-              <w:t xml:space="preserve">Рисунок 15: Создание таблицы city, вставка данных и результат SELECT * FROM city</w:t>
-            </w:r>
-          </w:p>
-          <w:bookmarkEnd w:id="78"/>
-        </w:tc>
-      </w:tr>
-    </w:tbl>
+    </w:p>
     <w:p>
       <w:pPr>
         <w:pStyle w:val="BodyText"/>
       </w:pPr>
       <w:r>
-        <w:t xml:space="preserve">Создан пользователь</w:t>
-      </w:r>
-      <w:r>
-        <w:t xml:space="preserve"> </w:t>
-      </w:r>
-      <w:r>
-        <w:rPr>
-          <w:rStyle w:val="VerbatimChar"/>
-        </w:rPr>
-        <w:t xml:space="preserve">bahis@'%'</w:t>
-      </w:r>
-      <w:r>
-        <w:t xml:space="preserve"> </w:t>
-      </w:r>
-      <w:r>
-        <w:t xml:space="preserve">с паролем и предоставлены права</w:t>
-      </w:r>
-      <w:r>
-        <w:t xml:space="preserve"> </w:t>
-      </w:r>
-      <w:r>
-        <w:rPr>
-          <w:rStyle w:val="VerbatimChar"/>
-        </w:rPr>
-        <w:t xml:space="preserve">SELECT</w:t>
-      </w:r>
-      <w:r>
-        <w:t xml:space="preserve">,</w:t>
-      </w:r>
-      <w:r>
-        <w:t xml:space="preserve"> </w:t>
-      </w:r>
-      <w:r>
-        <w:rPr>
-          <w:rStyle w:val="VerbatimChar"/>
-        </w:rPr>
-        <w:t xml:space="preserve">INSERT</w:t>
-      </w:r>
-      <w:r>
-        <w:t xml:space="preserve">,</w:t>
-      </w:r>
-      <w:r>
-        <w:t xml:space="preserve"> </w:t>
-      </w:r>
-      <w:r>
-        <w:rPr>
-          <w:rStyle w:val="VerbatimChar"/>
-        </w:rPr>
-        <w:t xml:space="preserve">UPDATE</w:t>
-      </w:r>
-      <w:r>
-        <w:t xml:space="preserve">,</w:t>
-      </w:r>
-      <w:r>
-        <w:t xml:space="preserve"> </w:t>
-      </w:r>
-      <w:r>
-        <w:rPr>
-          <w:rStyle w:val="VerbatimChar"/>
-        </w:rPr>
-        <w:t xml:space="preserve">DELETE</w:t>
-      </w:r>
-      <w:r>
-        <w:t xml:space="preserve"> </w:t>
-      </w:r>
-      <w:r>
-        <w:t xml:space="preserve">на базу данных</w:t>
+        <w:t xml:space="preserve">После выхода из MariaDB выполнена проверка списка баз данных с помощью</w:t>
+      </w:r>
+      <w:r>
+        <w:t xml:space="preserve"> </w:t>
+      </w:r>
+      <w:r>
+        <w:rPr>
+          <w:rStyle w:val="VerbatimChar"/>
+        </w:rPr>
+        <w:t xml:space="preserve">mysqlshow -u root -p</w:t>
+      </w:r>
+      <w:r>
+        <w:t xml:space="preserve">, а также просмотр таблиц базы</w:t>
       </w:r>
       <w:r>
         <w:t xml:space="preserve"> </w:t>
@@ -2390,198 +2267,200 @@
         <w:t xml:space="preserve">addressbook</w:t>
       </w:r>
       <w:r>
-        <w:t xml:space="preserve">. После выполнения</w:t>
-      </w:r>
-      <w:r>
-        <w:t xml:space="preserve"> </w:t>
-      </w:r>
-      <w:r>
-        <w:rPr>
-          <w:rStyle w:val="VerbatimChar"/>
-        </w:rPr>
-        <w:t xml:space="preserve">FLUSH PRIVILEGES;</w:t>
-      </w:r>
-      <w:r>
-        <w:t xml:space="preserve"> </w:t>
-      </w:r>
-      <w:r>
-        <w:t xml:space="preserve">изменения прав вступили в силу. Командой</w:t>
-      </w:r>
-      <w:r>
-        <w:t xml:space="preserve"> </w:t>
-      </w:r>
-      <w:r>
-        <w:rPr>
-          <w:rStyle w:val="VerbatimChar"/>
-        </w:rPr>
-        <w:t xml:space="preserve">DESCRIBE city;</w:t>
-      </w:r>
-      <w:r>
-        <w:t xml:space="preserve"> </w:t>
-      </w:r>
-      <w:r>
-        <w:t xml:space="preserve">получена структура таблицы (</w:t>
-      </w:r>
-      <w:hyperlink w:anchor="fig-14">
+        <w:t xml:space="preserve"> </w:t>
+      </w:r>
+      <w:r>
+        <w:t xml:space="preserve">под пользователями</w:t>
+      </w:r>
+      <w:r>
+        <w:t xml:space="preserve"> </w:t>
+      </w:r>
+      <w:r>
+        <w:rPr>
+          <w:rStyle w:val="VerbatimChar"/>
+        </w:rPr>
+        <w:t xml:space="preserve">root</w:t>
+      </w:r>
+      <w:r>
+        <w:t xml:space="preserve"> </w:t>
+      </w:r>
+      <w:r>
+        <w:t xml:space="preserve">и</w:t>
+      </w:r>
+      <w:r>
+        <w:t xml:space="preserve"> </w:t>
+      </w:r>
+      <w:r>
+        <w:rPr>
+          <w:rStyle w:val="VerbatimChar"/>
+        </w:rPr>
+        <w:t xml:space="preserve">bahis</w:t>
+      </w:r>
+      <w:r>
+        <w:t xml:space="preserve"> </w:t>
+      </w:r>
+      <w:r>
+        <w:t xml:space="preserve">(</w:t>
+      </w:r>
+      <w:r>
+        <w:rPr>
+          <w:b/>
+          <w:bCs/>
+        </w:rPr>
+        <w:t xml:space="preserve">?@fig-15</w:t>
+      </w:r>
+      <w:r>
+        <w:t xml:space="preserve">). В списке присутствует база</w:t>
+      </w:r>
+      <w:r>
+        <w:t xml:space="preserve"> </w:t>
+      </w:r>
+      <w:r>
+        <w:rPr>
+          <w:rStyle w:val="VerbatimChar"/>
+        </w:rPr>
+        <w:t xml:space="preserve">addressbook</w:t>
+      </w:r>
+      <w:r>
+        <w:t xml:space="preserve">, а в её составе отображается таблица</w:t>
+      </w:r>
+      <w:r>
+        <w:t xml:space="preserve"> </w:t>
+      </w:r>
+      <w:r>
+        <w:rPr>
+          <w:rStyle w:val="VerbatimChar"/>
+        </w:rPr>
+        <w:t xml:space="preserve">city</w:t>
+      </w:r>
+      <w:r>
+        <w:t xml:space="preserve">, что подтверждает корректность создания базы данных и настройки прав доступа.</w:t>
+      </w:r>
+    </w:p>
+    <w:p>
+      <w:pPr>
+        <w:pStyle w:val="BodyText"/>
+      </w:pPr>
+      <w:bookmarkStart w:id="101" w:name="fig-15"/>
+      <w:r>
+        <w:drawing>
+          <wp:inline>
+            <wp:extent cx="3733800" cy="259409"/>
+            <wp:effectExtent b="0" l="0" r="0" t="0"/>
+            <wp:docPr descr="Просмотр баз данных и таблиц addressbook с помощью mysqlshow" title="" id="99" name="Picture"/>
+            <a:graphic>
+              <a:graphicData uri="http://schemas.openxmlformats.org/drawingml/2006/picture">
+                <pic:pic>
+                  <pic:nvPicPr>
+                    <pic:cNvPr descr="image/15.png" id="100" name="Picture"/>
+                    <pic:cNvPicPr>
+                      <a:picLocks noChangeArrowheads="1" noChangeAspect="1"/>
+                    </pic:cNvPicPr>
+                  </pic:nvPicPr>
+                  <pic:blipFill>
+                    <a:blip r:embed="rId98"/>
+                    <a:stretch>
+                      <a:fillRect/>
+                    </a:stretch>
+                  </pic:blipFill>
+                  <pic:spPr bwMode="auto">
+                    <a:xfrm>
+                      <a:off x="0" y="0"/>
+                      <a:ext cx="3733800" cy="259409"/>
+                    </a:xfrm>
+                    <a:prstGeom prst="rect">
+                      <a:avLst/>
+                    </a:prstGeom>
+                    <a:noFill/>
+                    <a:ln w="9525">
+                      <a:noFill/>
+                      <a:headEnd/>
+                      <a:tailEnd/>
+                    </a:ln>
+                  </pic:spPr>
+                </pic:pic>
+              </a:graphicData>
+            </a:graphic>
+          </wp:inline>
+        </w:drawing>
+      </w:r>
+      <w:bookmarkEnd w:id="101"/>
+      <w:r>
+        <w:t xml:space="preserve"> </w:t>
+      </w:r>
+      <w:hyperlink r:id="rId102">
         <w:r>
           <w:rPr>
             <w:rStyle w:val="Hyperlink"/>
           </w:rPr>
-          <w:t xml:space="preserve">рис. 16</w:t>
+          <w:t xml:space="preserve">Нажмите здесь, чтобы открыть ссылку.</w:t>
         </w:r>
       </w:hyperlink>
-      <w:r>
-        <w:t xml:space="preserve">). Таблица содержит два поля:</w:t>
-      </w:r>
-      <w:r>
-        <w:t xml:space="preserve"> </w:t>
-      </w:r>
-      <w:r>
-        <w:rPr>
-          <w:rStyle w:val="VerbatimChar"/>
-        </w:rPr>
-        <w:t xml:space="preserve">name</w:t>
-      </w:r>
-      <w:r>
-        <w:t xml:space="preserve"> </w:t>
-      </w:r>
-      <w:r>
-        <w:t xml:space="preserve">и</w:t>
-      </w:r>
-      <w:r>
-        <w:t xml:space="preserve"> </w:t>
-      </w:r>
-      <w:r>
-        <w:rPr>
-          <w:rStyle w:val="VerbatimChar"/>
-        </w:rPr>
-        <w:t xml:space="preserve">city</w:t>
-      </w:r>
-      <w:r>
-        <w:t xml:space="preserve">, оба типа</w:t>
-      </w:r>
-      <w:r>
-        <w:t xml:space="preserve"> </w:t>
-      </w:r>
-      <w:r>
-        <w:rPr>
-          <w:rStyle w:val="VerbatimChar"/>
-        </w:rPr>
-        <w:t xml:space="preserve">VARCHAR(40)</w:t>
-      </w:r>
-      <w:r>
-        <w:t xml:space="preserve">, допускающие значение</w:t>
-      </w:r>
-      <w:r>
-        <w:t xml:space="preserve"> </w:t>
-      </w:r>
-      <w:r>
-        <w:rPr>
-          <w:rStyle w:val="VerbatimChar"/>
-        </w:rPr>
-        <w:t xml:space="preserve">NULL</w:t>
-      </w:r>
-      <w:r>
-        <w:t xml:space="preserve">.</w:t>
-      </w:r>
-    </w:p>
-    <w:tbl>
-      <w:tblPr>
-        <w:tblStyle w:val="Table"/>
-        <w:tblW w:type="pct" w:w="5000"/>
-        <w:tblLayout w:type="fixed"/>
-        <w:tblLook w:firstRow="0" w:lastRow="0" w:firstColumn="0" w:lastColumn="0" w:noHBand="0" w:noVBand="0" w:val="0000"/>
-      </w:tblPr>
-      <w:tblGrid>
-        <w:gridCol w:w="7920"/>
-      </w:tblGrid>
-      <w:tr>
-        <w:tc>
-          <w:tcPr/>
-          <w:bookmarkStart w:id="82" w:name="fig-14"/>
-          <w:p>
-            <w:pPr>
-              <w:pStyle w:val="Compact"/>
-              <w:jc w:val="center"/>
-            </w:pPr>
-            <w:r>
-              <w:drawing>
-                <wp:inline>
-                  <wp:extent cx="3733800" cy="2408231"/>
-                  <wp:effectExtent b="0" l="0" r="0" t="0"/>
-                  <wp:docPr descr="" title="" id="80" name="Picture"/>
-                  <a:graphic>
-                    <a:graphicData uri="http://schemas.openxmlformats.org/drawingml/2006/picture">
-                      <pic:pic>
-                        <pic:nvPicPr>
-                          <pic:cNvPr descr="image/14.png" id="81" name="Picture"/>
-                          <pic:cNvPicPr>
-                            <a:picLocks noChangeArrowheads="1" noChangeAspect="1"/>
-                          </pic:cNvPicPr>
-                        </pic:nvPicPr>
-                        <pic:blipFill>
-                          <a:blip r:embed="rId79"/>
-                          <a:stretch>
-                            <a:fillRect/>
-                          </a:stretch>
-                        </pic:blipFill>
-                        <pic:spPr bwMode="auto">
-                          <a:xfrm>
-                            <a:off x="0" y="0"/>
-                            <a:ext cx="3733800" cy="2408231"/>
-                          </a:xfrm>
-                          <a:prstGeom prst="rect">
-                            <a:avLst/>
-                          </a:prstGeom>
-                          <a:noFill/>
-                          <a:ln w="9525">
-                            <a:noFill/>
-                            <a:headEnd/>
-                            <a:tailEnd/>
-                          </a:ln>
-                        </pic:spPr>
-                      </pic:pic>
-                    </a:graphicData>
-                  </a:graphic>
-                </wp:inline>
-              </w:drawing>
-            </w:r>
-          </w:p>
-          <w:p>
-            <w:pPr>
-              <w:jc w:val="center"/>
-            </w:pPr>
-            <w:pPr>
-              <w:jc w:val="start"/>
-              <w:spacing w:before="200"/>
-              <w:pStyle w:val="ImageCaption"/>
-            </w:pPr>
-            <w:r>
-              <w:t xml:space="preserve">Рисунок 16: Создание пользователя, назначение прав и описание структуры таблицы city</w:t>
-            </w:r>
-          </w:p>
-          <w:bookmarkEnd w:id="82"/>
-        </w:tc>
-      </w:tr>
-    </w:tbl>
+    </w:p>
+    <w:bookmarkEnd w:id="103"/>
+    <w:bookmarkStart w:id="109" w:name="резервные-копии"/>
+    <w:p>
+      <w:pPr>
+        <w:pStyle w:val="Heading2"/>
+      </w:pPr>
+      <w:r>
+        <w:t xml:space="preserve">2.4 Резервные копии</w:t>
+      </w:r>
+    </w:p>
+    <w:p>
+      <w:pPr>
+        <w:pStyle w:val="FirstParagraph"/>
+      </w:pPr>
+      <w:r>
+        <w:t xml:space="preserve">На виртуальной машине</w:t>
+      </w:r>
+      <w:r>
+        <w:t xml:space="preserve"> </w:t>
+      </w:r>
+      <w:r>
+        <w:rPr>
+          <w:rStyle w:val="VerbatimChar"/>
+        </w:rPr>
+        <w:t xml:space="preserve">server</w:t>
+      </w:r>
+      <w:r>
+        <w:t xml:space="preserve"> </w:t>
+      </w:r>
+      <w:r>
+        <w:t xml:space="preserve">создан каталог для хранения резервных копий с использованием команды</w:t>
+      </w:r>
+      <w:r>
+        <w:t xml:space="preserve"> </w:t>
+      </w:r>
+      <w:r>
+        <w:rPr>
+          <w:rStyle w:val="VerbatimChar"/>
+        </w:rPr>
+        <w:t xml:space="preserve">mkdir -p /var/backup</w:t>
+      </w:r>
+      <w:r>
+        <w:t xml:space="preserve"> </w:t>
+      </w:r>
+      <w:r>
+        <w:t xml:space="preserve">(</w:t>
+      </w:r>
+      <w:r>
+        <w:rPr>
+          <w:b/>
+          <w:bCs/>
+        </w:rPr>
+        <w:t xml:space="preserve">?@fig-16</w:t>
+      </w:r>
+      <w:r>
+        <w:t xml:space="preserve">). Каталог предназначен для размещения дампов базы данных.</w:t>
+      </w:r>
+    </w:p>
     <w:p>
       <w:pPr>
         <w:pStyle w:val="BodyText"/>
       </w:pPr>
       <w:r>
-        <w:t xml:space="preserve">После выхода из MariaDB выполнена проверка списка баз данных с помощью</w:t>
-      </w:r>
-      <w:r>
-        <w:t xml:space="preserve"> </w:t>
-      </w:r>
-      <w:r>
-        <w:rPr>
-          <w:rStyle w:val="VerbatimChar"/>
-        </w:rPr>
-        <w:t xml:space="preserve">mysqlshow -u root -p</w:t>
-      </w:r>
-      <w:r>
-        <w:t xml:space="preserve">, а также просмотр таблиц базы</w:t>
+        <w:t xml:space="preserve">Выполнено создание полной резервной копии базы данных</w:t>
       </w:r>
       <w:r>
         <w:t xml:space="preserve"> </w:t>
@@ -2596,31 +2475,16 @@
         <w:t xml:space="preserve"> </w:t>
       </w:r>
       <w:r>
-        <w:t xml:space="preserve">под пользователями</w:t>
-      </w:r>
-      <w:r>
-        <w:t xml:space="preserve"> </w:t>
-      </w:r>
-      <w:r>
-        <w:rPr>
-          <w:rStyle w:val="VerbatimChar"/>
-        </w:rPr>
-        <w:t xml:space="preserve">root</w:t>
-      </w:r>
-      <w:r>
-        <w:t xml:space="preserve"> </w:t>
-      </w:r>
-      <w:r>
-        <w:t xml:space="preserve">и</w:t>
-      </w:r>
-      <w:r>
-        <w:t xml:space="preserve"> </w:t>
-      </w:r>
-      <w:r>
-        <w:rPr>
-          <w:rStyle w:val="VerbatimChar"/>
-        </w:rPr>
-        <w:t xml:space="preserve">bahis</w:t>
+        <w:t xml:space="preserve">с помощью команды</w:t>
+      </w:r>
+      <w:r>
+        <w:t xml:space="preserve"> </w:t>
+      </w:r>
+      <w:r>
+        <w:rPr>
+          <w:rStyle w:val="VerbatimChar"/>
+        </w:rPr>
+        <w:t xml:space="preserve">mysqldump -u root -p addressbook &gt; /var/backup/addressbook.sql</w:t>
       </w:r>
       <w:r>
         <w:t xml:space="preserve"> </w:t>
@@ -2628,16 +2492,345 @@
       <w:r>
         <w:t xml:space="preserve">(</w:t>
       </w:r>
-      <w:hyperlink w:anchor="fig-15">
+      <w:r>
+        <w:rPr>
+          <w:b/>
+          <w:bCs/>
+        </w:rPr>
+        <w:t xml:space="preserve">?@fig-16</w:t>
+      </w:r>
+      <w:r>
+        <w:t xml:space="preserve">). В результате сформирован SQL-файл, содержащий структуру таблиц и данные базы.</w:t>
+      </w:r>
+    </w:p>
+    <w:p>
+      <w:pPr>
+        <w:pStyle w:val="BodyText"/>
+      </w:pPr>
+      <w:r>
+        <w:t xml:space="preserve">Создана сжатая резервная копия базы данных с использованием конвейера и утилиты</w:t>
+      </w:r>
+      <w:r>
+        <w:t xml:space="preserve"> </w:t>
+      </w:r>
+      <w:r>
+        <w:rPr>
+          <w:rStyle w:val="VerbatimChar"/>
+        </w:rPr>
+        <w:t xml:space="preserve">gzip</w:t>
+      </w:r>
+      <w:r>
+        <w:t xml:space="preserve">:</w:t>
+      </w:r>
+      <w:r>
+        <w:t xml:space="preserve"> </w:t>
+      </w:r>
+      <w:r>
+        <w:rPr>
+          <w:rStyle w:val="VerbatimChar"/>
+        </w:rPr>
+        <w:t xml:space="preserve">mysqldump -u root -p addressbook | gzip &gt; /var/backup/addressbook.sql.gz</w:t>
+      </w:r>
+      <w:r>
+        <w:t xml:space="preserve"> </w:t>
+      </w:r>
+      <w:r>
+        <w:t xml:space="preserve">(</w:t>
+      </w:r>
+      <w:r>
+        <w:rPr>
+          <w:b/>
+          <w:bCs/>
+        </w:rPr>
+        <w:t xml:space="preserve">?@fig-16</w:t>
+      </w:r>
+      <w:r>
+        <w:t xml:space="preserve">). В результате получен архивированный файл дампа.</w:t>
+      </w:r>
+    </w:p>
+    <w:p>
+      <w:pPr>
+        <w:pStyle w:val="BodyText"/>
+      </w:pPr>
+      <w:r>
+        <w:t xml:space="preserve">Дополнительно выполнено создание сжатой резервной копии с указанием даты и времени создания файла:</w:t>
+      </w:r>
+      <w:r>
+        <w:t xml:space="preserve"> </w:t>
+      </w:r>
+      <w:r>
+        <w:rPr>
+          <w:rStyle w:val="VerbatimChar"/>
+        </w:rPr>
+        <w:t xml:space="preserve">mysqldump -u root -p addressbook | gzip &gt; $(date +/var/backup/addressbook.%Y%m%d.%H%M%S.sql.gz)</w:t>
+      </w:r>
+      <w:r>
+        <w:t xml:space="preserve"> </w:t>
+      </w:r>
+      <w:r>
+        <w:t xml:space="preserve">(</w:t>
+      </w:r>
+      <w:r>
+        <w:rPr>
+          <w:b/>
+          <w:bCs/>
+        </w:rPr>
+        <w:t xml:space="preserve">?@fig-16</w:t>
+      </w:r>
+      <w:r>
+        <w:t xml:space="preserve">). Имя файла автоматически формируется с добавлением временной метки.</w:t>
+      </w:r>
+    </w:p>
+    <w:p>
+      <w:pPr>
+        <w:pStyle w:val="BodyText"/>
+      </w:pPr>
+      <w:r>
+        <w:t xml:space="preserve">Произведено восстановление базы данных из обычной резервной копии командой</w:t>
+      </w:r>
+      <w:r>
+        <w:t xml:space="preserve"> </w:t>
+      </w:r>
+      <w:r>
+        <w:rPr>
+          <w:rStyle w:val="VerbatimChar"/>
+        </w:rPr>
+        <w:t xml:space="preserve">mysql -u root -p addressbook &lt; /var/backup/addressbook.sql</w:t>
+      </w:r>
+      <w:r>
+        <w:t xml:space="preserve"> </w:t>
+      </w:r>
+      <w:r>
+        <w:t xml:space="preserve">(</w:t>
+      </w:r>
+      <w:r>
+        <w:rPr>
+          <w:b/>
+          <w:bCs/>
+        </w:rPr>
+        <w:t xml:space="preserve">?@fig-16</w:t>
+      </w:r>
+      <w:r>
+        <w:t xml:space="preserve">). Данные базы импортированы из SQL-файла.</w:t>
+      </w:r>
+    </w:p>
+    <w:p>
+      <w:pPr>
+        <w:pStyle w:val="BodyText"/>
+      </w:pPr>
+      <w:r>
+        <w:t xml:space="preserve">Выполнено восстановление базы данных из сжатой резервной копии с использованием</w:t>
+      </w:r>
+      <w:r>
+        <w:t xml:space="preserve"> </w:t>
+      </w:r>
+      <w:r>
+        <w:rPr>
+          <w:rStyle w:val="VerbatimChar"/>
+        </w:rPr>
+        <w:t xml:space="preserve">zcat</w:t>
+      </w:r>
+      <w:r>
+        <w:t xml:space="preserve">:</w:t>
+      </w:r>
+      <w:r>
+        <w:t xml:space="preserve"> </w:t>
+      </w:r>
+      <w:r>
+        <w:rPr>
+          <w:rStyle w:val="VerbatimChar"/>
+        </w:rPr>
+        <w:t xml:space="preserve">zcat /var/backup/addressbook.sql.gz | mysql -u root -p addressbook</w:t>
+      </w:r>
+      <w:r>
+        <w:t xml:space="preserve"> </w:t>
+      </w:r>
+      <w:r>
+        <w:t xml:space="preserve">(</w:t>
+      </w:r>
+      <w:r>
+        <w:rPr>
+          <w:b/>
+          <w:bCs/>
+        </w:rPr>
+        <w:t xml:space="preserve">?@fig-16</w:t>
+      </w:r>
+      <w:r>
+        <w:t xml:space="preserve">). Архив предварительно распакован в поток вывода и передан в клиент</w:t>
+      </w:r>
+      <w:r>
+        <w:t xml:space="preserve"> </w:t>
+      </w:r>
+      <w:r>
+        <w:rPr>
+          <w:rStyle w:val="VerbatimChar"/>
+        </w:rPr>
+        <w:t xml:space="preserve">mysql</w:t>
+      </w:r>
+      <w:r>
+        <w:t xml:space="preserve">, что подтверждает корректность процедуры восстановления.</w:t>
+      </w:r>
+    </w:p>
+    <w:p>
+      <w:pPr>
+        <w:pStyle w:val="BodyText"/>
+      </w:pPr>
+      <w:bookmarkStart w:id="107" w:name="fig-16"/>
+      <w:r>
+        <w:drawing>
+          <wp:inline>
+            <wp:extent cx="3733800" cy="1314331"/>
+            <wp:effectExtent b="0" l="0" r="0" t="0"/>
+            <wp:docPr descr="резервного копирования" title="" id="105" name="Picture"/>
+            <a:graphic>
+              <a:graphicData uri="http://schemas.openxmlformats.org/drawingml/2006/picture">
+                <pic:pic>
+                  <pic:nvPicPr>
+                    <pic:cNvPr descr="image/16.png" id="106" name="Picture"/>
+                    <pic:cNvPicPr>
+                      <a:picLocks noChangeArrowheads="1" noChangeAspect="1"/>
+                    </pic:cNvPicPr>
+                  </pic:nvPicPr>
+                  <pic:blipFill>
+                    <a:blip r:embed="rId104"/>
+                    <a:stretch>
+                      <a:fillRect/>
+                    </a:stretch>
+                  </pic:blipFill>
+                  <pic:spPr bwMode="auto">
+                    <a:xfrm>
+                      <a:off x="0" y="0"/>
+                      <a:ext cx="3733800" cy="1314331"/>
+                    </a:xfrm>
+                    <a:prstGeom prst="rect">
+                      <a:avLst/>
+                    </a:prstGeom>
+                    <a:noFill/>
+                    <a:ln w="9525">
+                      <a:noFill/>
+                      <a:headEnd/>
+                      <a:tailEnd/>
+                    </a:ln>
+                  </pic:spPr>
+                </pic:pic>
+              </a:graphicData>
+            </a:graphic>
+          </wp:inline>
+        </w:drawing>
+      </w:r>
+      <w:bookmarkEnd w:id="107"/>
+      <w:r>
+        <w:t xml:space="preserve"> </w:t>
+      </w:r>
+      <w:hyperlink r:id="rId108">
         <w:r>
           <w:rPr>
             <w:rStyle w:val="Hyperlink"/>
           </w:rPr>
-          <w:t xml:space="preserve">рис. 17</w:t>
+          <w:t xml:space="preserve">Нажмите здесь, чтобы открыть ссылку.</w:t>
         </w:r>
       </w:hyperlink>
-      <w:r>
-        <w:t xml:space="preserve">). В списке присутствует база</w:t>
+    </w:p>
+    <w:bookmarkEnd w:id="109"/>
+    <w:bookmarkStart w:id="125" w:name="Xd636270ea8e9bb71f498bde6a96fb3a56434bd8"/>
+    <w:p>
+      <w:pPr>
+        <w:pStyle w:val="Heading2"/>
+      </w:pPr>
+      <w:r>
+        <w:t xml:space="preserve">2.5 Внесение изменений в настройки внутреннего окружения виртуальной машины</w:t>
+      </w:r>
+    </w:p>
+    <w:p>
+      <w:pPr>
+        <w:pStyle w:val="FirstParagraph"/>
+      </w:pPr>
+      <w:r>
+        <w:t xml:space="preserve">На виртуальной машине</w:t>
+      </w:r>
+      <w:r>
+        <w:t xml:space="preserve"> </w:t>
+      </w:r>
+      <w:r>
+        <w:rPr>
+          <w:rStyle w:val="VerbatimChar"/>
+        </w:rPr>
+        <w:t xml:space="preserve">server</w:t>
+      </w:r>
+      <w:r>
+        <w:t xml:space="preserve"> </w:t>
+      </w:r>
+      <w:r>
+        <w:t xml:space="preserve">выполнен переход в каталог</w:t>
+      </w:r>
+      <w:r>
+        <w:t xml:space="preserve"> </w:t>
+      </w:r>
+      <w:r>
+        <w:rPr>
+          <w:rStyle w:val="VerbatimChar"/>
+        </w:rPr>
+        <w:t xml:space="preserve">/vagrant/provision/server</w:t>
+      </w:r>
+      <w:r>
+        <w:t xml:space="preserve">. Создан каталог</w:t>
+      </w:r>
+      <w:r>
+        <w:t xml:space="preserve"> </w:t>
+      </w:r>
+      <w:r>
+        <w:rPr>
+          <w:rStyle w:val="VerbatimChar"/>
+        </w:rPr>
+        <w:t xml:space="preserve">mysql</w:t>
+      </w:r>
+      <w:r>
+        <w:t xml:space="preserve"> </w:t>
+      </w:r>
+      <w:r>
+        <w:t xml:space="preserve">со структурой подкаталогов</w:t>
+      </w:r>
+      <w:r>
+        <w:t xml:space="preserve"> </w:t>
+      </w:r>
+      <w:r>
+        <w:rPr>
+          <w:rStyle w:val="VerbatimChar"/>
+        </w:rPr>
+        <w:t xml:space="preserve">etc/my.cnf.d</w:t>
+      </w:r>
+      <w:r>
+        <w:t xml:space="preserve"> </w:t>
+      </w:r>
+      <w:r>
+        <w:t xml:space="preserve">и</w:t>
+      </w:r>
+      <w:r>
+        <w:t xml:space="preserve"> </w:t>
+      </w:r>
+      <w:r>
+        <w:rPr>
+          <w:rStyle w:val="VerbatimChar"/>
+        </w:rPr>
+        <w:t xml:space="preserve">var/backup</w:t>
+      </w:r>
+      <w:r>
+        <w:t xml:space="preserve">. В созданные каталоги скопированы файл конфигурации</w:t>
+      </w:r>
+      <w:r>
+        <w:t xml:space="preserve"> </w:t>
+      </w:r>
+      <w:r>
+        <w:rPr>
+          <w:rStyle w:val="VerbatimChar"/>
+        </w:rPr>
+        <w:t xml:space="preserve">utf8.cnf</w:t>
+      </w:r>
+      <w:r>
+        <w:t xml:space="preserve"> </w:t>
+      </w:r>
+      <w:r>
+        <w:t xml:space="preserve">и резервные копии базы данных</w:t>
       </w:r>
       <w:r>
         <w:t xml:space="preserve"> </w:t>
@@ -2649,165 +2842,191 @@
         <w:t xml:space="preserve">addressbook</w:t>
       </w:r>
       <w:r>
-        <w:t xml:space="preserve">, а в её составе отображается таблица</w:t>
-      </w:r>
-      <w:r>
-        <w:t xml:space="preserve"> </w:t>
-      </w:r>
-      <w:r>
-        <w:rPr>
-          <w:rStyle w:val="VerbatimChar"/>
-        </w:rPr>
-        <w:t xml:space="preserve">city</w:t>
-      </w:r>
-      <w:r>
-        <w:t xml:space="preserve">, что подтверждает корректность создания базы данных и настройки прав доступа.</w:t>
-      </w:r>
-    </w:p>
-    <w:tbl>
-      <w:tblPr>
-        <w:tblStyle w:val="Table"/>
-        <w:tblW w:type="pct" w:w="5000"/>
-        <w:tblLayout w:type="fixed"/>
-        <w:tblLook w:firstRow="0" w:lastRow="0" w:firstColumn="0" w:lastColumn="0" w:noHBand="0" w:noVBand="0" w:val="0000"/>
-      </w:tblPr>
-      <w:tblGrid>
-        <w:gridCol w:w="7920"/>
-      </w:tblGrid>
-      <w:tr>
-        <w:tc>
-          <w:tcPr/>
-          <w:bookmarkStart w:id="86" w:name="fig-15"/>
-          <w:p>
-            <w:pPr>
-              <w:pStyle w:val="Compact"/>
-              <w:jc w:val="center"/>
-            </w:pPr>
-            <w:r>
-              <w:drawing>
-                <wp:inline>
-                  <wp:extent cx="3733800" cy="259409"/>
-                  <wp:effectExtent b="0" l="0" r="0" t="0"/>
-                  <wp:docPr descr="" title="" id="84" name="Picture"/>
-                  <a:graphic>
-                    <a:graphicData uri="http://schemas.openxmlformats.org/drawingml/2006/picture">
-                      <pic:pic>
-                        <pic:nvPicPr>
-                          <pic:cNvPr descr="image/15.png" id="85" name="Picture"/>
-                          <pic:cNvPicPr>
-                            <a:picLocks noChangeArrowheads="1" noChangeAspect="1"/>
-                          </pic:cNvPicPr>
-                        </pic:nvPicPr>
-                        <pic:blipFill>
-                          <a:blip r:embed="rId83"/>
-                          <a:stretch>
-                            <a:fillRect/>
-                          </a:stretch>
-                        </pic:blipFill>
-                        <pic:spPr bwMode="auto">
-                          <a:xfrm>
-                            <a:off x="0" y="0"/>
-                            <a:ext cx="3733800" cy="259409"/>
-                          </a:xfrm>
-                          <a:prstGeom prst="rect">
-                            <a:avLst/>
-                          </a:prstGeom>
-                          <a:noFill/>
-                          <a:ln w="9525">
-                            <a:noFill/>
-                            <a:headEnd/>
-                            <a:tailEnd/>
-                          </a:ln>
-                        </pic:spPr>
-                      </pic:pic>
-                    </a:graphicData>
-                  </a:graphic>
-                </wp:inline>
-              </w:drawing>
-            </w:r>
-          </w:p>
-          <w:p>
-            <w:pPr>
-              <w:jc w:val="center"/>
-            </w:pPr>
-            <w:pPr>
-              <w:jc w:val="start"/>
-              <w:spacing w:before="200"/>
-              <w:pStyle w:val="ImageCaption"/>
-            </w:pPr>
-            <w:r>
-              <w:t xml:space="preserve">Рисунок 17: Просмотр баз данных и таблиц addressbook с помощью mysqlshow</w:t>
-            </w:r>
-          </w:p>
-          <w:bookmarkEnd w:id="86"/>
-        </w:tc>
-      </w:tr>
-    </w:tbl>
-    <w:bookmarkEnd w:id="87"/>
-    <w:bookmarkStart w:id="92" w:name="резервные-копии"/>
-    <w:p>
-      <w:pPr>
-        <w:pStyle w:val="Heading2"/>
-      </w:pPr>
-      <w:r>
-        <w:t xml:space="preserve">2.4 Резервные копии</w:t>
-      </w:r>
-    </w:p>
-    <w:p>
-      <w:pPr>
-        <w:pStyle w:val="FirstParagraph"/>
-      </w:pPr>
-      <w:r>
-        <w:t xml:space="preserve">На виртуальной машине</w:t>
-      </w:r>
-      <w:r>
-        <w:t xml:space="preserve"> </w:t>
-      </w:r>
-      <w:r>
-        <w:rPr>
-          <w:rStyle w:val="VerbatimChar"/>
-        </w:rPr>
-        <w:t xml:space="preserve">server</w:t>
-      </w:r>
-      <w:r>
-        <w:t xml:space="preserve"> </w:t>
-      </w:r>
-      <w:r>
-        <w:t xml:space="preserve">создан каталог для хранения резервных копий с использованием команды</w:t>
-      </w:r>
-      <w:r>
-        <w:t xml:space="preserve"> </w:t>
-      </w:r>
-      <w:r>
-        <w:rPr>
-          <w:rStyle w:val="VerbatimChar"/>
-        </w:rPr>
-        <w:t xml:space="preserve">mkdir -p /var/backup</w:t>
-      </w:r>
-      <w:r>
         <w:t xml:space="preserve"> </w:t>
       </w:r>
       <w:r>
         <w:t xml:space="preserve">(</w:t>
       </w:r>
-      <w:hyperlink w:anchor="fig-16">
+      <w:r>
+        <w:rPr>
+          <w:b/>
+          <w:bCs/>
+        </w:rPr>
+        <w:t xml:space="preserve">?@fig-17</w:t>
+      </w:r>
+      <w:r>
+        <w:t xml:space="preserve">).</w:t>
+      </w:r>
+    </w:p>
+    <w:p>
+      <w:pPr>
+        <w:pStyle w:val="BodyText"/>
+      </w:pPr>
+      <w:bookmarkStart w:id="113" w:name="fig-17"/>
+      <w:r>
+        <w:drawing>
+          <wp:inline>
+            <wp:extent cx="3733800" cy="951002"/>
+            <wp:effectExtent b="0" l="0" r="0" t="0"/>
+            <wp:docPr descr="Создание каталогов mysql и копирование конфигурации и резервных копий" title="" id="111" name="Picture"/>
+            <a:graphic>
+              <a:graphicData uri="http://schemas.openxmlformats.org/drawingml/2006/picture">
+                <pic:pic>
+                  <pic:nvPicPr>
+                    <pic:cNvPr descr="image/17.png" id="112" name="Picture"/>
+                    <pic:cNvPicPr>
+                      <a:picLocks noChangeArrowheads="1" noChangeAspect="1"/>
+                    </pic:cNvPicPr>
+                  </pic:nvPicPr>
+                  <pic:blipFill>
+                    <a:blip r:embed="rId110"/>
+                    <a:stretch>
+                      <a:fillRect/>
+                    </a:stretch>
+                  </pic:blipFill>
+                  <pic:spPr bwMode="auto">
+                    <a:xfrm>
+                      <a:off x="0" y="0"/>
+                      <a:ext cx="3733800" cy="951002"/>
+                    </a:xfrm>
+                    <a:prstGeom prst="rect">
+                      <a:avLst/>
+                    </a:prstGeom>
+                    <a:noFill/>
+                    <a:ln w="9525">
+                      <a:noFill/>
+                      <a:headEnd/>
+                      <a:tailEnd/>
+                    </a:ln>
+                  </pic:spPr>
+                </pic:pic>
+              </a:graphicData>
+            </a:graphic>
+          </wp:inline>
+        </w:drawing>
+      </w:r>
+      <w:bookmarkEnd w:id="113"/>
+      <w:r>
+        <w:t xml:space="preserve"> </w:t>
+      </w:r>
+      <w:hyperlink r:id="rId114">
         <w:r>
           <w:rPr>
             <w:rStyle w:val="Hyperlink"/>
           </w:rPr>
-          <w:t xml:space="preserve">рис. 18</w:t>
+          <w:t xml:space="preserve">Нажмите здесь, чтобы открыть ссылку.</w:t>
         </w:r>
       </w:hyperlink>
-      <w:r>
-        <w:t xml:space="preserve">). Каталог предназначен для размещения дампов базы данных.</w:t>
-      </w:r>
     </w:p>
     <w:p>
       <w:pPr>
         <w:pStyle w:val="BodyText"/>
       </w:pPr>
       <w:r>
-        <w:t xml:space="preserve">Выполнено создание полной резервной копии базы данных</w:t>
+        <w:t xml:space="preserve">В каталоге</w:t>
+      </w:r>
+      <w:r>
+        <w:t xml:space="preserve"> </w:t>
+      </w:r>
+      <w:r>
+        <w:rPr>
+          <w:rStyle w:val="VerbatimChar"/>
+        </w:rPr>
+        <w:t xml:space="preserve">/vagrant/provision/server</w:t>
+      </w:r>
+      <w:r>
+        <w:t xml:space="preserve"> </w:t>
+      </w:r>
+      <w:r>
+        <w:t xml:space="preserve">создан исполняемый файл</w:t>
+      </w:r>
+      <w:r>
+        <w:t xml:space="preserve"> </w:t>
+      </w:r>
+      <w:r>
+        <w:rPr>
+          <w:rStyle w:val="VerbatimChar"/>
+        </w:rPr>
+        <w:t xml:space="preserve">mysql.sh</w:t>
+      </w:r>
+      <w:r>
+        <w:t xml:space="preserve">, которому назначены права на выполнение. В файл добавлен скрипт автоматической установки и настройки MariaDB (</w:t>
+      </w:r>
+      <w:r>
+        <w:rPr>
+          <w:b/>
+          <w:bCs/>
+        </w:rPr>
+        <w:t xml:space="preserve">?@fig-18</w:t>
+      </w:r>
+      <w:r>
+        <w:t xml:space="preserve">). Скрипт выполняет установку пакетов</w:t>
+      </w:r>
+      <w:r>
+        <w:t xml:space="preserve"> </w:t>
+      </w:r>
+      <w:r>
+        <w:rPr>
+          <w:rStyle w:val="VerbatimChar"/>
+        </w:rPr>
+        <w:t xml:space="preserve">mariadb</w:t>
+      </w:r>
+      <w:r>
+        <w:t xml:space="preserve"> </w:t>
+      </w:r>
+      <w:r>
+        <w:t xml:space="preserve">и</w:t>
+      </w:r>
+      <w:r>
+        <w:t xml:space="preserve"> </w:t>
+      </w:r>
+      <w:r>
+        <w:rPr>
+          <w:rStyle w:val="VerbatimChar"/>
+        </w:rPr>
+        <w:t xml:space="preserve">mariadb-server</w:t>
+      </w:r>
+      <w:r>
+        <w:t xml:space="preserve">, копирование конфигурационных файлов, создание каталога</w:t>
+      </w:r>
+      <w:r>
+        <w:t xml:space="preserve"> </w:t>
+      </w:r>
+      <w:r>
+        <w:rPr>
+          <w:rStyle w:val="VerbatimChar"/>
+        </w:rPr>
+        <w:t xml:space="preserve">/var/backup</w:t>
+      </w:r>
+      <w:r>
+        <w:t xml:space="preserve">, запуск и включение службы</w:t>
+      </w:r>
+      <w:r>
+        <w:t xml:space="preserve"> </w:t>
+      </w:r>
+      <w:r>
+        <w:rPr>
+          <w:rStyle w:val="VerbatimChar"/>
+        </w:rPr>
+        <w:t xml:space="preserve">mariadb</w:t>
+      </w:r>
+      <w:r>
+        <w:t xml:space="preserve">, выполнение</w:t>
+      </w:r>
+      <w:r>
+        <w:t xml:space="preserve"> </w:t>
+      </w:r>
+      <w:r>
+        <w:rPr>
+          <w:rStyle w:val="VerbatimChar"/>
+        </w:rPr>
+        <w:t xml:space="preserve">mysql_secure_installation</w:t>
+      </w:r>
+      <w:r>
+        <w:t xml:space="preserve"> </w:t>
+      </w:r>
+      <w:r>
+        <w:t xml:space="preserve">в неинтерактивном режиме, создание базы данных</w:t>
       </w:r>
       <w:r>
         <w:t xml:space="preserve"> </w:t>
@@ -2822,79 +3041,245 @@
         <w:t xml:space="preserve"> </w:t>
       </w:r>
       <w:r>
-        <w:t xml:space="preserve">с помощью команды</w:t>
-      </w:r>
-      <w:r>
-        <w:t xml:space="preserve"> </w:t>
-      </w:r>
-      <w:r>
-        <w:rPr>
-          <w:rStyle w:val="VerbatimChar"/>
-        </w:rPr>
-        <w:t xml:space="preserve">mysqldump -u root -p addressbook &gt; /var/backup/addressbook.sql</w:t>
-      </w:r>
-      <w:r>
-        <w:t xml:space="preserve"> </w:t>
-      </w:r>
-      <w:r>
-        <w:t xml:space="preserve">(</w:t>
-      </w:r>
-      <w:hyperlink w:anchor="fig-16">
+        <w:t xml:space="preserve">и восстановление данных из резервной копии.</w:t>
+      </w:r>
+    </w:p>
+    <w:p>
+      <w:pPr>
+        <w:pStyle w:val="BodyText"/>
+      </w:pPr>
+      <w:bookmarkStart w:id="118" w:name="fig-18"/>
+      <w:r>
+        <w:drawing>
+          <wp:inline>
+            <wp:extent cx="3733800" cy="2732048"/>
+            <wp:effectExtent b="0" l="0" r="0" t="0"/>
+            <wp:docPr descr="Содержимое скрипта mysql.sh для автоматической настройки MariaDB" title="" id="116" name="Picture"/>
+            <a:graphic>
+              <a:graphicData uri="http://schemas.openxmlformats.org/drawingml/2006/picture">
+                <pic:pic>
+                  <pic:nvPicPr>
+                    <pic:cNvPr descr="image/18.png" id="117" name="Picture"/>
+                    <pic:cNvPicPr>
+                      <a:picLocks noChangeArrowheads="1" noChangeAspect="1"/>
+                    </pic:cNvPicPr>
+                  </pic:nvPicPr>
+                  <pic:blipFill>
+                    <a:blip r:embed="rId115"/>
+                    <a:stretch>
+                      <a:fillRect/>
+                    </a:stretch>
+                  </pic:blipFill>
+                  <pic:spPr bwMode="auto">
+                    <a:xfrm>
+                      <a:off x="0" y="0"/>
+                      <a:ext cx="3733800" cy="2732048"/>
+                    </a:xfrm>
+                    <a:prstGeom prst="rect">
+                      <a:avLst/>
+                    </a:prstGeom>
+                    <a:noFill/>
+                    <a:ln w="9525">
+                      <a:noFill/>
+                      <a:headEnd/>
+                      <a:tailEnd/>
+                    </a:ln>
+                  </pic:spPr>
+                </pic:pic>
+              </a:graphicData>
+            </a:graphic>
+          </wp:inline>
+        </w:drawing>
+      </w:r>
+      <w:bookmarkEnd w:id="118"/>
+      <w:r>
+        <w:t xml:space="preserve"> </w:t>
+      </w:r>
+      <w:hyperlink r:id="rId119">
         <w:r>
           <w:rPr>
             <w:rStyle w:val="Hyperlink"/>
           </w:rPr>
-          <w:t xml:space="preserve">рис. 18</w:t>
+          <w:t xml:space="preserve">Нажмите здесь, чтобы открыть ссылку.</w:t>
         </w:r>
       </w:hyperlink>
-      <w:r>
-        <w:t xml:space="preserve">). В результате сформирован SQL-файл, содержащий структуру таблиц и данные базы.</w:t>
-      </w:r>
     </w:p>
     <w:p>
       <w:pPr>
         <w:pStyle w:val="BodyText"/>
       </w:pPr>
       <w:r>
-        <w:t xml:space="preserve">Создана сжатая резервная копия базы данных с использованием конвейера и утилиты</w:t>
-      </w:r>
-      <w:r>
-        <w:t xml:space="preserve"> </w:t>
-      </w:r>
-      <w:r>
-        <w:rPr>
-          <w:rStyle w:val="VerbatimChar"/>
-        </w:rPr>
-        <w:t xml:space="preserve">gzip</w:t>
-      </w:r>
-      <w:r>
-        <w:t xml:space="preserve">:</w:t>
-      </w:r>
-      <w:r>
-        <w:t xml:space="preserve"> </w:t>
-      </w:r>
-      <w:r>
-        <w:rPr>
-          <w:rStyle w:val="VerbatimChar"/>
-        </w:rPr>
-        <w:t xml:space="preserve">mysqldump -u root -p addressbook | gzip &gt; /var/backup/addressbook.sql.gz</w:t>
-      </w:r>
-      <w:r>
-        <w:t xml:space="preserve"> </w:t>
-      </w:r>
-      <w:r>
-        <w:t xml:space="preserve">(</w:t>
-      </w:r>
-      <w:hyperlink w:anchor="fig-16">
+        <w:t xml:space="preserve">В конфигурационный файл</w:t>
+      </w:r>
+      <w:r>
+        <w:t xml:space="preserve"> </w:t>
+      </w:r>
+      <w:r>
+        <w:rPr>
+          <w:rStyle w:val="VerbatimChar"/>
+        </w:rPr>
+        <w:t xml:space="preserve">Vagrantfile</w:t>
+      </w:r>
+      <w:r>
+        <w:t xml:space="preserve"> </w:t>
+      </w:r>
+      <w:r>
+        <w:t xml:space="preserve">добавлена секция провижининга для сервера, обеспечивающая автоматическое выполнение скрипта</w:t>
+      </w:r>
+      <w:r>
+        <w:t xml:space="preserve"> </w:t>
+      </w:r>
+      <w:r>
+        <w:rPr>
+          <w:rStyle w:val="VerbatimChar"/>
+        </w:rPr>
+        <w:t xml:space="preserve">mysql.sh</w:t>
+      </w:r>
+      <w:r>
+        <w:t xml:space="preserve"> </w:t>
+      </w:r>
+      <w:r>
+        <w:t xml:space="preserve">при запуске виртуальной машины (</w:t>
+      </w:r>
+      <w:r>
+        <w:rPr>
+          <w:b/>
+          <w:bCs/>
+        </w:rPr>
+        <w:t xml:space="preserve">?@fig-19</w:t>
+      </w:r>
+      <w:r>
+        <w:t xml:space="preserve">). Запись использует тип</w:t>
+      </w:r>
+      <w:r>
+        <w:t xml:space="preserve"> </w:t>
+      </w:r>
+      <w:r>
+        <w:rPr>
+          <w:rStyle w:val="VerbatimChar"/>
+        </w:rPr>
+        <w:t xml:space="preserve">shell</w:t>
+      </w:r>
+      <w:r>
+        <w:t xml:space="preserve">, параметр</w:t>
+      </w:r>
+      <w:r>
+        <w:t xml:space="preserve"> </w:t>
+      </w:r>
+      <w:r>
+        <w:rPr>
+          <w:rStyle w:val="VerbatimChar"/>
+        </w:rPr>
+        <w:t xml:space="preserve">preserve_order: true</w:t>
+      </w:r>
+      <w:r>
+        <w:t xml:space="preserve"> </w:t>
+      </w:r>
+      <w:r>
+        <w:t xml:space="preserve">и путь к скрипту</w:t>
+      </w:r>
+      <w:r>
+        <w:t xml:space="preserve"> </w:t>
+      </w:r>
+      <w:r>
+        <w:rPr>
+          <w:rStyle w:val="VerbatimChar"/>
+        </w:rPr>
+        <w:t xml:space="preserve">provision/server/mysql.sh</w:t>
+      </w:r>
+      <w:r>
+        <w:t xml:space="preserve">.</w:t>
+      </w:r>
+    </w:p>
+    <w:p>
+      <w:pPr>
+        <w:pStyle w:val="BodyText"/>
+      </w:pPr>
+      <w:bookmarkStart w:id="123" w:name="fig-19"/>
+      <w:r>
+        <w:drawing>
+          <wp:inline>
+            <wp:extent cx="2525121" cy="707799"/>
+            <wp:effectExtent b="0" l="0" r="0" t="0"/>
+            <wp:docPr descr="Добавление конфигурации server mysql в Vagrantfile" title="" id="121" name="Picture"/>
+            <a:graphic>
+              <a:graphicData uri="http://schemas.openxmlformats.org/drawingml/2006/picture">
+                <pic:pic>
+                  <pic:nvPicPr>
+                    <pic:cNvPr descr="image/19.png" id="122" name="Picture"/>
+                    <pic:cNvPicPr>
+                      <a:picLocks noChangeArrowheads="1" noChangeAspect="1"/>
+                    </pic:cNvPicPr>
+                  </pic:nvPicPr>
+                  <pic:blipFill>
+                    <a:blip r:embed="rId120"/>
+                    <a:stretch>
+                      <a:fillRect/>
+                    </a:stretch>
+                  </pic:blipFill>
+                  <pic:spPr bwMode="auto">
+                    <a:xfrm>
+                      <a:off x="0" y="0"/>
+                      <a:ext cx="2525121" cy="707799"/>
+                    </a:xfrm>
+                    <a:prstGeom prst="rect">
+                      <a:avLst/>
+                    </a:prstGeom>
+                    <a:noFill/>
+                    <a:ln w="9525">
+                      <a:noFill/>
+                      <a:headEnd/>
+                      <a:tailEnd/>
+                    </a:ln>
+                  </pic:spPr>
+                </pic:pic>
+              </a:graphicData>
+            </a:graphic>
+          </wp:inline>
+        </w:drawing>
+      </w:r>
+      <w:bookmarkEnd w:id="123"/>
+      <w:r>
+        <w:t xml:space="preserve"> </w:t>
+      </w:r>
+      <w:hyperlink r:id="rId124">
         <w:r>
           <w:rPr>
             <w:rStyle w:val="Hyperlink"/>
           </w:rPr>
-          <w:t xml:space="preserve">рис. 18</w:t>
+          <w:t xml:space="preserve">Нажмите здесь, чтобы открыть ссылку.</w:t>
         </w:r>
       </w:hyperlink>
-      <w:r>
-        <w:t xml:space="preserve">). В результате получен архивированный файл дампа.</w:t>
+    </w:p>
+    <w:bookmarkEnd w:id="125"/>
+    <w:bookmarkEnd w:id="126"/>
+    <w:bookmarkStart w:id="127" w:name="выводы"/>
+    <w:p>
+      <w:pPr>
+        <w:pStyle w:val="Heading1"/>
+      </w:pPr>
+      <w:r>
+        <w:t xml:space="preserve">3. Выводы</w:t>
+      </w:r>
+    </w:p>
+    <w:p>
+      <w:pPr>
+        <w:pStyle w:val="FirstParagraph"/>
+      </w:pPr>
+      <w:r>
+        <w:t xml:space="preserve">В ходе работы выполнена установка и базовая настройка сервера баз данных MariaDB на виртуальной машине</w:t>
+      </w:r>
+      <w:r>
+        <w:t xml:space="preserve"> </w:t>
+      </w:r>
+      <w:r>
+        <w:rPr>
+          <w:rStyle w:val="VerbatimChar"/>
+        </w:rPr>
+        <w:t xml:space="preserve">server</w:t>
+      </w:r>
+      <w:r>
+        <w:t xml:space="preserve">. Проверена корректность запуска службы и прослушивания стандартного порта 3306.</w:t>
       </w:r>
     </w:p>
     <w:p>
@@ -2902,33 +3287,34 @@
         <w:pStyle w:val="BodyText"/>
       </w:pPr>
       <w:r>
-        <w:t xml:space="preserve">Дополнительно выполнено создание сжатой резервной копии с указанием даты и времени создания файла:</w:t>
-      </w:r>
-      <w:r>
-        <w:t xml:space="preserve"> </w:t>
-      </w:r>
-      <w:r>
-        <w:rPr>
-          <w:rStyle w:val="VerbatimChar"/>
-        </w:rPr>
-        <w:t xml:space="preserve">mysqldump -u root -p addressbook | gzip &gt; $(date +/var/backup/addressbook.%Y%m%d.%H%M%S.sql.gz)</w:t>
-      </w:r>
-      <w:r>
-        <w:t xml:space="preserve"> </w:t>
-      </w:r>
-      <w:r>
-        <w:t xml:space="preserve">(</w:t>
-      </w:r>
-      <w:hyperlink w:anchor="fig-16">
-        <w:r>
-          <w:rPr>
-            <w:rStyle w:val="Hyperlink"/>
-          </w:rPr>
-          <w:t xml:space="preserve">рис. 18</w:t>
-        </w:r>
-      </w:hyperlink>
-      <w:r>
-        <w:t xml:space="preserve">). Имя файла автоматически формируется с добавлением временной метки.</w:t>
+        <w:t xml:space="preserve">Произведена настройка параметров безопасности с использованием</w:t>
+      </w:r>
+      <w:r>
+        <w:t xml:space="preserve"> </w:t>
+      </w:r>
+      <w:r>
+        <w:rPr>
+          <w:rStyle w:val="VerbatimChar"/>
+        </w:rPr>
+        <w:t xml:space="preserve">mysql_secure_installation</w:t>
+      </w:r>
+      <w:r>
+        <w:t xml:space="preserve">: установлен пароль пользователя</w:t>
+      </w:r>
+      <w:r>
+        <w:t xml:space="preserve"> </w:t>
+      </w:r>
+      <w:r>
+        <w:rPr>
+          <w:rStyle w:val="VerbatimChar"/>
+        </w:rPr>
+        <w:t xml:space="preserve">root</w:t>
+      </w:r>
+      <w:r>
+        <w:t xml:space="preserve"> </w:t>
+      </w:r>
+      <w:r>
+        <w:t xml:space="preserve">СУБД, удалены анонимные пользователи, запрещён удалённый доступ администратора и удалена тестовая база данных.</w:t>
       </w:r>
     </w:p>
     <w:p>
@@ -2936,33 +3322,34 @@
         <w:pStyle w:val="BodyText"/>
       </w:pPr>
       <w:r>
-        <w:t xml:space="preserve">Произведено восстановление базы данных из обычной резервной копии командой</w:t>
-      </w:r>
-      <w:r>
-        <w:t xml:space="preserve"> </w:t>
-      </w:r>
-      <w:r>
-        <w:rPr>
-          <w:rStyle w:val="VerbatimChar"/>
-        </w:rPr>
-        <w:t xml:space="preserve">mysql -u root -p addressbook &lt; /var/backup/addressbook.sql</w:t>
-      </w:r>
-      <w:r>
-        <w:t xml:space="preserve"> </w:t>
-      </w:r>
-      <w:r>
-        <w:t xml:space="preserve">(</w:t>
-      </w:r>
-      <w:hyperlink w:anchor="fig-16">
-        <w:r>
-          <w:rPr>
-            <w:rStyle w:val="Hyperlink"/>
-          </w:rPr>
-          <w:t xml:space="preserve">рис. 18</w:t>
-        </w:r>
-      </w:hyperlink>
-      <w:r>
-        <w:t xml:space="preserve">). Данные базы импортированы из SQL-файла.</w:t>
+        <w:t xml:space="preserve">Настроена кодировка</w:t>
+      </w:r>
+      <w:r>
+        <w:t xml:space="preserve"> </w:t>
+      </w:r>
+      <w:r>
+        <w:rPr>
+          <w:rStyle w:val="VerbatimChar"/>
+        </w:rPr>
+        <w:t xml:space="preserve">utf8</w:t>
+      </w:r>
+      <w:r>
+        <w:t xml:space="preserve"> </w:t>
+      </w:r>
+      <w:r>
+        <w:t xml:space="preserve">на уровне клиента и сервера путём изменения конфигурационных файлов и перезапуска службы. Корректность применения параметров подтверждена через команду</w:t>
+      </w:r>
+      <w:r>
+        <w:t xml:space="preserve"> </w:t>
+      </w:r>
+      <w:r>
+        <w:rPr>
+          <w:rStyle w:val="VerbatimChar"/>
+        </w:rPr>
+        <w:t xml:space="preserve">status</w:t>
+      </w:r>
+      <w:r>
+        <w:t xml:space="preserve">.</w:t>
       </w:r>
     </w:p>
     <w:p>
@@ -2970,238 +3357,7 @@
         <w:pStyle w:val="BodyText"/>
       </w:pPr>
       <w:r>
-        <w:t xml:space="preserve">Выполнено восстановление базы данных из сжатой резервной копии с использованием</w:t>
-      </w:r>
-      <w:r>
-        <w:t xml:space="preserve"> </w:t>
-      </w:r>
-      <w:r>
-        <w:rPr>
-          <w:rStyle w:val="VerbatimChar"/>
-        </w:rPr>
-        <w:t xml:space="preserve">zcat</w:t>
-      </w:r>
-      <w:r>
-        <w:t xml:space="preserve">:</w:t>
-      </w:r>
-      <w:r>
-        <w:t xml:space="preserve"> </w:t>
-      </w:r>
-      <w:r>
-        <w:rPr>
-          <w:rStyle w:val="VerbatimChar"/>
-        </w:rPr>
-        <w:t xml:space="preserve">zcat /var/backup/addressbook.sql.gz | mysql -u root -p addressbook</w:t>
-      </w:r>
-      <w:r>
-        <w:t xml:space="preserve"> </w:t>
-      </w:r>
-      <w:r>
-        <w:t xml:space="preserve">(</w:t>
-      </w:r>
-      <w:hyperlink w:anchor="fig-16">
-        <w:r>
-          <w:rPr>
-            <w:rStyle w:val="Hyperlink"/>
-          </w:rPr>
-          <w:t xml:space="preserve">рис. 18</w:t>
-        </w:r>
-      </w:hyperlink>
-      <w:r>
-        <w:t xml:space="preserve">). Архив предварительно распакован в поток вывода и передан в клиент</w:t>
-      </w:r>
-      <w:r>
-        <w:t xml:space="preserve"> </w:t>
-      </w:r>
-      <w:r>
-        <w:rPr>
-          <w:rStyle w:val="VerbatimChar"/>
-        </w:rPr>
-        <w:t xml:space="preserve">mysql</w:t>
-      </w:r>
-      <w:r>
-        <w:t xml:space="preserve">, что подтверждает корректность процедуры восстановления.</w:t>
-      </w:r>
-    </w:p>
-    <w:tbl>
-      <w:tblPr>
-        <w:tblStyle w:val="Table"/>
-        <w:tblW w:type="pct" w:w="5000"/>
-        <w:tblLayout w:type="fixed"/>
-        <w:tblLook w:firstRow="0" w:lastRow="0" w:firstColumn="0" w:lastColumn="0" w:noHBand="0" w:noVBand="0" w:val="0000"/>
-      </w:tblPr>
-      <w:tblGrid>
-        <w:gridCol w:w="7920"/>
-      </w:tblGrid>
-      <w:tr>
-        <w:tc>
-          <w:tcPr/>
-          <w:bookmarkStart w:id="91" w:name="fig-16"/>
-          <w:p>
-            <w:pPr>
-              <w:pStyle w:val="Compact"/>
-              <w:jc w:val="center"/>
-            </w:pPr>
-            <w:r>
-              <w:drawing>
-                <wp:inline>
-                  <wp:extent cx="3733800" cy="1314331"/>
-                  <wp:effectExtent b="0" l="0" r="0" t="0"/>
-                  <wp:docPr descr="" title="" id="89" name="Picture"/>
-                  <a:graphic>
-                    <a:graphicData uri="http://schemas.openxmlformats.org/drawingml/2006/picture">
-                      <pic:pic>
-                        <pic:nvPicPr>
-                          <pic:cNvPr descr="image/16.png" id="90" name="Picture"/>
-                          <pic:cNvPicPr>
-                            <a:picLocks noChangeArrowheads="1" noChangeAspect="1"/>
-                          </pic:cNvPicPr>
-                        </pic:nvPicPr>
-                        <pic:blipFill>
-                          <a:blip r:embed="rId88"/>
-                          <a:stretch>
-                            <a:fillRect/>
-                          </a:stretch>
-                        </pic:blipFill>
-                        <pic:spPr bwMode="auto">
-                          <a:xfrm>
-                            <a:off x="0" y="0"/>
-                            <a:ext cx="3733800" cy="1314331"/>
-                          </a:xfrm>
-                          <a:prstGeom prst="rect">
-                            <a:avLst/>
-                          </a:prstGeom>
-                          <a:noFill/>
-                          <a:ln w="9525">
-                            <a:noFill/>
-                            <a:headEnd/>
-                            <a:tailEnd/>
-                          </a:ln>
-                        </pic:spPr>
-                      </pic:pic>
-                    </a:graphicData>
-                  </a:graphic>
-                </wp:inline>
-              </w:drawing>
-            </w:r>
-          </w:p>
-          <w:p>
-            <w:pPr>
-              <w:jc w:val="center"/>
-            </w:pPr>
-            <w:pPr>
-              <w:jc w:val="start"/>
-              <w:spacing w:before="200"/>
-              <w:pStyle w:val="ImageCaption"/>
-            </w:pPr>
-            <w:r>
-              <w:t xml:space="preserve">Рисунок 18: резервного копирования</w:t>
-            </w:r>
-          </w:p>
-          <w:bookmarkEnd w:id="91"/>
-        </w:tc>
-      </w:tr>
-    </w:tbl>
-    <w:bookmarkEnd w:id="92"/>
-    <w:bookmarkStart w:id="105" w:name="Xd636270ea8e9bb71f498bde6a96fb3a56434bd8"/>
-    <w:p>
-      <w:pPr>
-        <w:pStyle w:val="Heading2"/>
-      </w:pPr>
-      <w:r>
-        <w:t xml:space="preserve">2.5 Внесение изменений в настройки внутреннего окружения виртуальной машины</w:t>
-      </w:r>
-    </w:p>
-    <w:p>
-      <w:pPr>
-        <w:pStyle w:val="FirstParagraph"/>
-      </w:pPr>
-      <w:r>
-        <w:t xml:space="preserve">На виртуальной машине</w:t>
-      </w:r>
-      <w:r>
-        <w:t xml:space="preserve"> </w:t>
-      </w:r>
-      <w:r>
-        <w:rPr>
-          <w:rStyle w:val="VerbatimChar"/>
-        </w:rPr>
-        <w:t xml:space="preserve">server</w:t>
-      </w:r>
-      <w:r>
-        <w:t xml:space="preserve"> </w:t>
-      </w:r>
-      <w:r>
-        <w:t xml:space="preserve">выполнен переход в каталог</w:t>
-      </w:r>
-      <w:r>
-        <w:t xml:space="preserve"> </w:t>
-      </w:r>
-      <w:r>
-        <w:rPr>
-          <w:rStyle w:val="VerbatimChar"/>
-        </w:rPr>
-        <w:t xml:space="preserve">/vagrant/provision/server</w:t>
-      </w:r>
-      <w:r>
-        <w:t xml:space="preserve">. Создан каталог</w:t>
-      </w:r>
-      <w:r>
-        <w:t xml:space="preserve"> </w:t>
-      </w:r>
-      <w:r>
-        <w:rPr>
-          <w:rStyle w:val="VerbatimChar"/>
-        </w:rPr>
-        <w:t xml:space="preserve">mysql</w:t>
-      </w:r>
-      <w:r>
-        <w:t xml:space="preserve"> </w:t>
-      </w:r>
-      <w:r>
-        <w:t xml:space="preserve">со структурой подкаталогов</w:t>
-      </w:r>
-      <w:r>
-        <w:t xml:space="preserve"> </w:t>
-      </w:r>
-      <w:r>
-        <w:rPr>
-          <w:rStyle w:val="VerbatimChar"/>
-        </w:rPr>
-        <w:t xml:space="preserve">etc/my.cnf.d</w:t>
-      </w:r>
-      <w:r>
-        <w:t xml:space="preserve"> </w:t>
-      </w:r>
-      <w:r>
-        <w:t xml:space="preserve">и</w:t>
-      </w:r>
-      <w:r>
-        <w:t xml:space="preserve"> </w:t>
-      </w:r>
-      <w:r>
-        <w:rPr>
-          <w:rStyle w:val="VerbatimChar"/>
-        </w:rPr>
-        <w:t xml:space="preserve">var/backup</w:t>
-      </w:r>
-      <w:r>
-        <w:t xml:space="preserve">. В созданные каталоги скопированы файл конфигурации</w:t>
-      </w:r>
-      <w:r>
-        <w:t xml:space="preserve"> </w:t>
-      </w:r>
-      <w:r>
-        <w:rPr>
-          <w:rStyle w:val="VerbatimChar"/>
-        </w:rPr>
-        <w:t xml:space="preserve">utf8.cnf</w:t>
-      </w:r>
-      <w:r>
-        <w:t xml:space="preserve"> </w:t>
-      </w:r>
-      <w:r>
-        <w:t xml:space="preserve">и резервные копии базы данных</w:t>
+        <w:t xml:space="preserve">Создана база данных</w:t>
       </w:r>
       <w:r>
         <w:t xml:space="preserve"> </w:t>
@@ -3213,123 +3369,47 @@
         <w:t xml:space="preserve">addressbook</w:t>
       </w:r>
       <w:r>
-        <w:t xml:space="preserve"> </w:t>
-      </w:r>
-      <w:r>
-        <w:t xml:space="preserve">(</w:t>
-      </w:r>
-      <w:hyperlink w:anchor="fig-17">
-        <w:r>
-          <w:rPr>
-            <w:rStyle w:val="Hyperlink"/>
-          </w:rPr>
-          <w:t xml:space="preserve">рис. 19</w:t>
-        </w:r>
-      </w:hyperlink>
-      <w:r>
-        <w:t xml:space="preserve">).</w:t>
-      </w:r>
-    </w:p>
-    <w:tbl>
-      <w:tblPr>
-        <w:tblStyle w:val="Table"/>
-        <w:tblW w:type="pct" w:w="5000"/>
-        <w:tblLayout w:type="fixed"/>
-        <w:tblLook w:firstRow="0" w:lastRow="0" w:firstColumn="0" w:lastColumn="0" w:noHBand="0" w:noVBand="0" w:val="0000"/>
-      </w:tblPr>
-      <w:tblGrid>
-        <w:gridCol w:w="7920"/>
-      </w:tblGrid>
-      <w:tr>
-        <w:tc>
-          <w:tcPr/>
-          <w:bookmarkStart w:id="96" w:name="fig-17"/>
-          <w:p>
-            <w:pPr>
-              <w:pStyle w:val="Compact"/>
-              <w:jc w:val="center"/>
-            </w:pPr>
-            <w:r>
-              <w:drawing>
-                <wp:inline>
-                  <wp:extent cx="3733800" cy="951002"/>
-                  <wp:effectExtent b="0" l="0" r="0" t="0"/>
-                  <wp:docPr descr="" title="" id="94" name="Picture"/>
-                  <a:graphic>
-                    <a:graphicData uri="http://schemas.openxmlformats.org/drawingml/2006/picture">
-                      <pic:pic>
-                        <pic:nvPicPr>
-                          <pic:cNvPr descr="image/17.png" id="95" name="Picture"/>
-                          <pic:cNvPicPr>
-                            <a:picLocks noChangeArrowheads="1" noChangeAspect="1"/>
-                          </pic:cNvPicPr>
-                        </pic:nvPicPr>
-                        <pic:blipFill>
-                          <a:blip r:embed="rId93"/>
-                          <a:stretch>
-                            <a:fillRect/>
-                          </a:stretch>
-                        </pic:blipFill>
-                        <pic:spPr bwMode="auto">
-                          <a:xfrm>
-                            <a:off x="0" y="0"/>
-                            <a:ext cx="3733800" cy="951002"/>
-                          </a:xfrm>
-                          <a:prstGeom prst="rect">
-                            <a:avLst/>
-                          </a:prstGeom>
-                          <a:noFill/>
-                          <a:ln w="9525">
-                            <a:noFill/>
-                            <a:headEnd/>
-                            <a:tailEnd/>
-                          </a:ln>
-                        </pic:spPr>
-                      </pic:pic>
-                    </a:graphicData>
-                  </a:graphic>
-                </wp:inline>
-              </w:drawing>
-            </w:r>
-          </w:p>
-          <w:p>
-            <w:pPr>
-              <w:jc w:val="center"/>
-            </w:pPr>
-            <w:pPr>
-              <w:jc w:val="start"/>
-              <w:spacing w:before="200"/>
-              <w:pStyle w:val="ImageCaption"/>
-            </w:pPr>
-            <w:r>
-              <w:t xml:space="preserve">Рисунок 19: Создание каталогов mysql и копирование конфигурации и резервных копий</w:t>
-            </w:r>
-          </w:p>
-          <w:bookmarkEnd w:id="96"/>
-        </w:tc>
-      </w:tr>
-    </w:tbl>
+        <w:t xml:space="preserve">, таблица</w:t>
+      </w:r>
+      <w:r>
+        <w:t xml:space="preserve"> </w:t>
+      </w:r>
+      <w:r>
+        <w:rPr>
+          <w:rStyle w:val="VerbatimChar"/>
+        </w:rPr>
+        <w:t xml:space="preserve">city</w:t>
+      </w:r>
+      <w:r>
+        <w:t xml:space="preserve">, добавлены тестовые записи и проверена их выборка SQL-запросом. Настроен пользователь с ограниченными правами доступа к базе данных.</w:t>
+      </w:r>
+    </w:p>
     <w:p>
       <w:pPr>
         <w:pStyle w:val="BodyText"/>
       </w:pPr>
       <w:r>
-        <w:t xml:space="preserve">В каталоге</w:t>
-      </w:r>
-      <w:r>
-        <w:t xml:space="preserve"> </w:t>
-      </w:r>
-      <w:r>
-        <w:rPr>
-          <w:rStyle w:val="VerbatimChar"/>
-        </w:rPr>
-        <w:t xml:space="preserve">/vagrant/provision/server</w:t>
-      </w:r>
-      <w:r>
-        <w:t xml:space="preserve"> </w:t>
-      </w:r>
-      <w:r>
-        <w:t xml:space="preserve">создан исполняемый файл</w:t>
+        <w:t xml:space="preserve">Освоены процедуры резервного копирования и восстановления базы данных с использованием</w:t>
+      </w:r>
+      <w:r>
+        <w:t xml:space="preserve"> </w:t>
+      </w:r>
+      <w:r>
+        <w:rPr>
+          <w:rStyle w:val="VerbatimChar"/>
+        </w:rPr>
+        <w:t xml:space="preserve">mysqldump</w:t>
+      </w:r>
+      <w:r>
+        <w:t xml:space="preserve">, включая создание сжатых архивов.</w:t>
+      </w:r>
+    </w:p>
+    <w:p>
+      <w:pPr>
+        <w:pStyle w:val="BodyText"/>
+      </w:pPr>
+      <w:r>
+        <w:t xml:space="preserve">Автоматизирован процесс установки и настройки MariaDB посредством скрипта</w:t>
       </w:r>
       <w:r>
         <w:t xml:space="preserve"> </w:t>
@@ -3341,186 +3421,7 @@
         <w:t xml:space="preserve">mysql.sh</w:t>
       </w:r>
       <w:r>
-        <w:t xml:space="preserve">, которому назначены права на выполнение. В файл добавлен скрипт автоматической установки и настройки MariaDB (</w:t>
-      </w:r>
-      <w:hyperlink w:anchor="fig-18">
-        <w:r>
-          <w:rPr>
-            <w:rStyle w:val="Hyperlink"/>
-          </w:rPr>
-          <w:t xml:space="preserve">рис. 20</w:t>
-        </w:r>
-      </w:hyperlink>
-      <w:r>
-        <w:t xml:space="preserve">). Скрипт выполняет установку пакетов</w:t>
-      </w:r>
-      <w:r>
-        <w:t xml:space="preserve"> </w:t>
-      </w:r>
-      <w:r>
-        <w:rPr>
-          <w:rStyle w:val="VerbatimChar"/>
-        </w:rPr>
-        <w:t xml:space="preserve">mariadb</w:t>
-      </w:r>
-      <w:r>
-        <w:t xml:space="preserve"> </w:t>
-      </w:r>
-      <w:r>
-        <w:t xml:space="preserve">и</w:t>
-      </w:r>
-      <w:r>
-        <w:t xml:space="preserve"> </w:t>
-      </w:r>
-      <w:r>
-        <w:rPr>
-          <w:rStyle w:val="VerbatimChar"/>
-        </w:rPr>
-        <w:t xml:space="preserve">mariadb-server</w:t>
-      </w:r>
-      <w:r>
-        <w:t xml:space="preserve">, копирование конфигурационных файлов, создание каталога</w:t>
-      </w:r>
-      <w:r>
-        <w:t xml:space="preserve"> </w:t>
-      </w:r>
-      <w:r>
-        <w:rPr>
-          <w:rStyle w:val="VerbatimChar"/>
-        </w:rPr>
-        <w:t xml:space="preserve">/var/backup</w:t>
-      </w:r>
-      <w:r>
-        <w:t xml:space="preserve">, запуск и включение службы</w:t>
-      </w:r>
-      <w:r>
-        <w:t xml:space="preserve"> </w:t>
-      </w:r>
-      <w:r>
-        <w:rPr>
-          <w:rStyle w:val="VerbatimChar"/>
-        </w:rPr>
-        <w:t xml:space="preserve">mariadb</w:t>
-      </w:r>
-      <w:r>
-        <w:t xml:space="preserve">, выполнение</w:t>
-      </w:r>
-      <w:r>
-        <w:t xml:space="preserve"> </w:t>
-      </w:r>
-      <w:r>
-        <w:rPr>
-          <w:rStyle w:val="VerbatimChar"/>
-        </w:rPr>
-        <w:t xml:space="preserve">mysql_secure_installation</w:t>
-      </w:r>
-      <w:r>
-        <w:t xml:space="preserve"> </w:t>
-      </w:r>
-      <w:r>
-        <w:t xml:space="preserve">в неинтерактивном режиме, создание базы данных</w:t>
-      </w:r>
-      <w:r>
-        <w:t xml:space="preserve"> </w:t>
-      </w:r>
-      <w:r>
-        <w:rPr>
-          <w:rStyle w:val="VerbatimChar"/>
-        </w:rPr>
-        <w:t xml:space="preserve">addressbook</w:t>
-      </w:r>
-      <w:r>
-        <w:t xml:space="preserve"> </w:t>
-      </w:r>
-      <w:r>
-        <w:t xml:space="preserve">и восстановление данных из резервной копии.</w:t>
-      </w:r>
-    </w:p>
-    <w:tbl>
-      <w:tblPr>
-        <w:tblStyle w:val="Table"/>
-        <w:tblW w:type="pct" w:w="5000"/>
-        <w:tblLayout w:type="fixed"/>
-        <w:tblLook w:firstRow="0" w:lastRow="0" w:firstColumn="0" w:lastColumn="0" w:noHBand="0" w:noVBand="0" w:val="0000"/>
-      </w:tblPr>
-      <w:tblGrid>
-        <w:gridCol w:w="7920"/>
-      </w:tblGrid>
-      <w:tr>
-        <w:tc>
-          <w:tcPr/>
-          <w:bookmarkStart w:id="100" w:name="fig-18"/>
-          <w:p>
-            <w:pPr>
-              <w:pStyle w:val="Compact"/>
-              <w:jc w:val="center"/>
-            </w:pPr>
-            <w:r>
-              <w:drawing>
-                <wp:inline>
-                  <wp:extent cx="3733800" cy="2732048"/>
-                  <wp:effectExtent b="0" l="0" r="0" t="0"/>
-                  <wp:docPr descr="" title="" id="98" name="Picture"/>
-                  <a:graphic>
-                    <a:graphicData uri="http://schemas.openxmlformats.org/drawingml/2006/picture">
-                      <pic:pic>
-                        <pic:nvPicPr>
-                          <pic:cNvPr descr="image/18.png" id="99" name="Picture"/>
-                          <pic:cNvPicPr>
-                            <a:picLocks noChangeArrowheads="1" noChangeAspect="1"/>
-                          </pic:cNvPicPr>
-                        </pic:nvPicPr>
-                        <pic:blipFill>
-                          <a:blip r:embed="rId97"/>
-                          <a:stretch>
-                            <a:fillRect/>
-                          </a:stretch>
-                        </pic:blipFill>
-                        <pic:spPr bwMode="auto">
-                          <a:xfrm>
-                            <a:off x="0" y="0"/>
-                            <a:ext cx="3733800" cy="2732048"/>
-                          </a:xfrm>
-                          <a:prstGeom prst="rect">
-                            <a:avLst/>
-                          </a:prstGeom>
-                          <a:noFill/>
-                          <a:ln w="9525">
-                            <a:noFill/>
-                            <a:headEnd/>
-                            <a:tailEnd/>
-                          </a:ln>
-                        </pic:spPr>
-                      </pic:pic>
-                    </a:graphicData>
-                  </a:graphic>
-                </wp:inline>
-              </w:drawing>
-            </w:r>
-          </w:p>
-          <w:p>
-            <w:pPr>
-              <w:jc w:val="center"/>
-            </w:pPr>
-            <w:pPr>
-              <w:jc w:val="start"/>
-              <w:spacing w:before="200"/>
-              <w:pStyle w:val="ImageCaption"/>
-            </w:pPr>
-            <w:r>
-              <w:t xml:space="preserve">Рисунок 20: Содержимое скрипта mysql.sh для автоматической настройки MariaDB</w:t>
-            </w:r>
-          </w:p>
-          <w:bookmarkEnd w:id="100"/>
-        </w:tc>
-      </w:tr>
-    </w:tbl>
-    <w:p>
-      <w:pPr>
-        <w:pStyle w:val="BodyText"/>
-      </w:pPr>
-      <w:r>
-        <w:t xml:space="preserve">В конфигурационный файл</w:t>
+        <w:t xml:space="preserve">, подключённого к механизму provisioning в</w:t>
       </w:r>
       <w:r>
         <w:t xml:space="preserve"> </w:t>
@@ -3532,343 +3433,11 @@
         <w:t xml:space="preserve">Vagrantfile</w:t>
       </w:r>
       <w:r>
-        <w:t xml:space="preserve"> </w:t>
-      </w:r>
-      <w:r>
-        <w:t xml:space="preserve">добавлена секция провижининга для сервера, обеспечивающая автоматическое выполнение скрипта</w:t>
-      </w:r>
-      <w:r>
-        <w:t xml:space="preserve"> </w:t>
-      </w:r>
-      <w:r>
-        <w:rPr>
-          <w:rStyle w:val="VerbatimChar"/>
-        </w:rPr>
-        <w:t xml:space="preserve">mysql.sh</w:t>
-      </w:r>
-      <w:r>
-        <w:t xml:space="preserve"> </w:t>
-      </w:r>
-      <w:r>
-        <w:t xml:space="preserve">при запуске виртуальной машины (</w:t>
-      </w:r>
-      <w:hyperlink w:anchor="fig-19">
-        <w:r>
-          <w:rPr>
-            <w:rStyle w:val="Hyperlink"/>
-          </w:rPr>
-          <w:t xml:space="preserve">рис. 21</w:t>
-        </w:r>
-      </w:hyperlink>
-      <w:r>
-        <w:t xml:space="preserve">). Запись использует тип</w:t>
-      </w:r>
-      <w:r>
-        <w:t xml:space="preserve"> </w:t>
-      </w:r>
-      <w:r>
-        <w:rPr>
-          <w:rStyle w:val="VerbatimChar"/>
-        </w:rPr>
-        <w:t xml:space="preserve">shell</w:t>
-      </w:r>
-      <w:r>
-        <w:t xml:space="preserve">, параметр</w:t>
-      </w:r>
-      <w:r>
-        <w:t xml:space="preserve"> </w:t>
-      </w:r>
-      <w:r>
-        <w:rPr>
-          <w:rStyle w:val="VerbatimChar"/>
-        </w:rPr>
-        <w:t xml:space="preserve">preserve_order: true</w:t>
-      </w:r>
-      <w:r>
-        <w:t xml:space="preserve"> </w:t>
-      </w:r>
-      <w:r>
-        <w:t xml:space="preserve">и путь к скрипту</w:t>
-      </w:r>
-      <w:r>
-        <w:t xml:space="preserve"> </w:t>
-      </w:r>
-      <w:r>
-        <w:rPr>
-          <w:rStyle w:val="VerbatimChar"/>
-        </w:rPr>
-        <w:t xml:space="preserve">provision/server/mysql.sh</w:t>
-      </w:r>
-      <w:r>
-        <w:t xml:space="preserve">.</w:t>
-      </w:r>
-    </w:p>
-    <w:tbl>
-      <w:tblPr>
-        <w:tblStyle w:val="Table"/>
-        <w:tblW w:type="pct" w:w="5000"/>
-        <w:tblLayout w:type="fixed"/>
-        <w:tblLook w:firstRow="0" w:lastRow="0" w:firstColumn="0" w:lastColumn="0" w:noHBand="0" w:noVBand="0" w:val="0000"/>
-      </w:tblPr>
-      <w:tblGrid>
-        <w:gridCol w:w="7920"/>
-      </w:tblGrid>
-      <w:tr>
-        <w:tc>
-          <w:tcPr/>
-          <w:bookmarkStart w:id="104" w:name="fig-19"/>
-          <w:p>
-            <w:pPr>
-              <w:pStyle w:val="Compact"/>
-              <w:jc w:val="center"/>
-            </w:pPr>
-            <w:r>
-              <w:drawing>
-                <wp:inline>
-                  <wp:extent cx="2525121" cy="707799"/>
-                  <wp:effectExtent b="0" l="0" r="0" t="0"/>
-                  <wp:docPr descr="" title="" id="102" name="Picture"/>
-                  <a:graphic>
-                    <a:graphicData uri="http://schemas.openxmlformats.org/drawingml/2006/picture">
-                      <pic:pic>
-                        <pic:nvPicPr>
-                          <pic:cNvPr descr="image/19.png" id="103" name="Picture"/>
-                          <pic:cNvPicPr>
-                            <a:picLocks noChangeArrowheads="1" noChangeAspect="1"/>
-                          </pic:cNvPicPr>
-                        </pic:nvPicPr>
-                        <pic:blipFill>
-                          <a:blip r:embed="rId101"/>
-                          <a:stretch>
-                            <a:fillRect/>
-                          </a:stretch>
-                        </pic:blipFill>
-                        <pic:spPr bwMode="auto">
-                          <a:xfrm>
-                            <a:off x="0" y="0"/>
-                            <a:ext cx="2525121" cy="707799"/>
-                          </a:xfrm>
-                          <a:prstGeom prst="rect">
-                            <a:avLst/>
-                          </a:prstGeom>
-                          <a:noFill/>
-                          <a:ln w="9525">
-                            <a:noFill/>
-                            <a:headEnd/>
-                            <a:tailEnd/>
-                          </a:ln>
-                        </pic:spPr>
-                      </pic:pic>
-                    </a:graphicData>
-                  </a:graphic>
-                </wp:inline>
-              </w:drawing>
-            </w:r>
-          </w:p>
-          <w:p>
-            <w:pPr>
-              <w:jc w:val="center"/>
-            </w:pPr>
-            <w:pPr>
-              <w:jc w:val="start"/>
-              <w:spacing w:before="200"/>
-              <w:pStyle w:val="ImageCaption"/>
-            </w:pPr>
-            <w:r>
-              <w:t xml:space="preserve">Рисунок 21: Добавление конфигурации server mysql в Vagrantfile</w:t>
-            </w:r>
-          </w:p>
-          <w:bookmarkEnd w:id="104"/>
-        </w:tc>
-      </w:tr>
-    </w:tbl>
-    <w:bookmarkEnd w:id="105"/>
-    <w:bookmarkEnd w:id="106"/>
-    <w:bookmarkStart w:id="107" w:name="выводы"/>
-    <w:p>
-      <w:pPr>
-        <w:pStyle w:val="Heading1"/>
-      </w:pPr>
-      <w:r>
-        <w:t xml:space="preserve">3. Выводы</w:t>
-      </w:r>
-    </w:p>
-    <w:p>
-      <w:pPr>
-        <w:pStyle w:val="FirstParagraph"/>
-      </w:pPr>
-      <w:r>
-        <w:t xml:space="preserve">В ходе работы выполнена установка и базовая настройка сервера баз данных MariaDB на виртуальной машине</w:t>
-      </w:r>
-      <w:r>
-        <w:t xml:space="preserve"> </w:t>
-      </w:r>
-      <w:r>
-        <w:rPr>
-          <w:rStyle w:val="VerbatimChar"/>
-        </w:rPr>
-        <w:t xml:space="preserve">server</w:t>
-      </w:r>
-      <w:r>
-        <w:t xml:space="preserve">. Проверена корректность запуска службы и прослушивания стандартного порта 3306.</w:t>
-      </w:r>
-    </w:p>
-    <w:p>
-      <w:pPr>
-        <w:pStyle w:val="BodyText"/>
-      </w:pPr>
-      <w:r>
-        <w:t xml:space="preserve">Произведена настройка параметров безопасности с использованием</w:t>
-      </w:r>
-      <w:r>
-        <w:t xml:space="preserve"> </w:t>
-      </w:r>
-      <w:r>
-        <w:rPr>
-          <w:rStyle w:val="VerbatimChar"/>
-        </w:rPr>
-        <w:t xml:space="preserve">mysql_secure_installation</w:t>
-      </w:r>
-      <w:r>
-        <w:t xml:space="preserve">: установлен пароль пользователя</w:t>
-      </w:r>
-      <w:r>
-        <w:t xml:space="preserve"> </w:t>
-      </w:r>
-      <w:r>
-        <w:rPr>
-          <w:rStyle w:val="VerbatimChar"/>
-        </w:rPr>
-        <w:t xml:space="preserve">root</w:t>
-      </w:r>
-      <w:r>
-        <w:t xml:space="preserve"> </w:t>
-      </w:r>
-      <w:r>
-        <w:t xml:space="preserve">СУБД, удалены анонимные пользователи, запрещён удалённый доступ администратора и удалена тестовая база данных.</w:t>
-      </w:r>
-    </w:p>
-    <w:p>
-      <w:pPr>
-        <w:pStyle w:val="BodyText"/>
-      </w:pPr>
-      <w:r>
-        <w:t xml:space="preserve">Настроена кодировка</w:t>
-      </w:r>
-      <w:r>
-        <w:t xml:space="preserve"> </w:t>
-      </w:r>
-      <w:r>
-        <w:rPr>
-          <w:rStyle w:val="VerbatimChar"/>
-        </w:rPr>
-        <w:t xml:space="preserve">utf8</w:t>
-      </w:r>
-      <w:r>
-        <w:t xml:space="preserve"> </w:t>
-      </w:r>
-      <w:r>
-        <w:t xml:space="preserve">на уровне клиента и сервера путём изменения конфигурационных файлов и перезапуска службы. Корректность применения параметров подтверждена через команду</w:t>
-      </w:r>
-      <w:r>
-        <w:t xml:space="preserve"> </w:t>
-      </w:r>
-      <w:r>
-        <w:rPr>
-          <w:rStyle w:val="VerbatimChar"/>
-        </w:rPr>
-        <w:t xml:space="preserve">status</w:t>
-      </w:r>
-      <w:r>
-        <w:t xml:space="preserve">.</w:t>
-      </w:r>
-    </w:p>
-    <w:p>
-      <w:pPr>
-        <w:pStyle w:val="BodyText"/>
-      </w:pPr>
-      <w:r>
-        <w:t xml:space="preserve">Создана база данных</w:t>
-      </w:r>
-      <w:r>
-        <w:t xml:space="preserve"> </w:t>
-      </w:r>
-      <w:r>
-        <w:rPr>
-          <w:rStyle w:val="VerbatimChar"/>
-        </w:rPr>
-        <w:t xml:space="preserve">addressbook</w:t>
-      </w:r>
-      <w:r>
-        <w:t xml:space="preserve">, таблица</w:t>
-      </w:r>
-      <w:r>
-        <w:t xml:space="preserve"> </w:t>
-      </w:r>
-      <w:r>
-        <w:rPr>
-          <w:rStyle w:val="VerbatimChar"/>
-        </w:rPr>
-        <w:t xml:space="preserve">city</w:t>
-      </w:r>
-      <w:r>
-        <w:t xml:space="preserve">, добавлены тестовые записи и проверена их выборка SQL-запросом. Настроен пользователь с ограниченными правами доступа к базе данных.</w:t>
-      </w:r>
-    </w:p>
-    <w:p>
-      <w:pPr>
-        <w:pStyle w:val="BodyText"/>
-      </w:pPr>
-      <w:r>
-        <w:t xml:space="preserve">Освоены процедуры резервного копирования и восстановления базы данных с использованием</w:t>
-      </w:r>
-      <w:r>
-        <w:t xml:space="preserve"> </w:t>
-      </w:r>
-      <w:r>
-        <w:rPr>
-          <w:rStyle w:val="VerbatimChar"/>
-        </w:rPr>
-        <w:t xml:space="preserve">mysqldump</w:t>
-      </w:r>
-      <w:r>
-        <w:t xml:space="preserve">, включая создание сжатых архивов.</w:t>
-      </w:r>
-    </w:p>
-    <w:p>
-      <w:pPr>
-        <w:pStyle w:val="BodyText"/>
-      </w:pPr>
-      <w:r>
-        <w:t xml:space="preserve">Автоматизирован процесс установки и настройки MariaDB посредством скрипта</w:t>
-      </w:r>
-      <w:r>
-        <w:t xml:space="preserve"> </w:t>
-      </w:r>
-      <w:r>
-        <w:rPr>
-          <w:rStyle w:val="VerbatimChar"/>
-        </w:rPr>
-        <w:t xml:space="preserve">mysql.sh</w:t>
-      </w:r>
-      <w:r>
-        <w:t xml:space="preserve">, подключённого к механизму provisioning в</w:t>
-      </w:r>
-      <w:r>
-        <w:t xml:space="preserve"> </w:t>
-      </w:r>
-      <w:r>
-        <w:rPr>
-          <w:rStyle w:val="VerbatimChar"/>
-        </w:rPr>
-        <w:t xml:space="preserve">Vagrantfile</w:t>
-      </w:r>
-      <w:r>
         <w:t xml:space="preserve">, что обеспечивает воспроизводимость конфигурации при повторном развёртывании виртуальной машины.</w:t>
       </w:r>
     </w:p>
-    <w:bookmarkEnd w:id="107"/>
-    <w:bookmarkStart w:id="108" w:name="ответы-на-контрольные-вопросы"/>
+    <w:bookmarkEnd w:id="127"/>
+    <w:bookmarkStart w:id="128" w:name="ответы-на-контрольные-вопросы"/>
     <w:p>
       <w:pPr>
         <w:pStyle w:val="Heading1"/>
@@ -4123,7 +3692,7 @@
         <w:t xml:space="preserve">Для создания резервной копии базы данных используйте команду mysqldump. Например, mysqldump -u username -p dbname &gt; backup.sql. Для восстановления базы данных из резервной копии используйте команду mysql -u username -p dbname &lt; backup.sql.</w:t>
       </w:r>
     </w:p>
-    <w:bookmarkEnd w:id="108"/>
+    <w:bookmarkEnd w:id="128"/>
     <w:sectPr/>
   </w:body>
 </w:document>
